--- a/DaoDanhHao23021544_kiemthudongdulieu.docx
+++ b/DaoDanhHao23021544_kiemthudongdulieu.docx
@@ -197,9 +197,42 @@
           <w:sz w:val="32"/>
           <w:szCs w:val="32"/>
         </w:rPr>
-        <w:t xml:space="preserve">Môn </w:t>
-      </w:r>
-      <w:proofErr w:type="spellStart"/>
+        <w:t>Môn học:</w:t>
+      </w:r>
+      <w:r>
+        <w:rPr>
+          <w:rFonts w:ascii="Times New Roman" w:hAnsi="Times New Roman" w:cs="Times New Roman"/>
+          <w:sz w:val="32"/>
+          <w:szCs w:val="32"/>
+        </w:rPr>
+        <w:t xml:space="preserve"> </w:t>
+      </w:r>
+      <w:r>
+        <w:rPr>
+          <w:rFonts w:ascii="Times New Roman" w:hAnsi="Times New Roman" w:cs="Times New Roman"/>
+          <w:sz w:val="32"/>
+          <w:szCs w:val="32"/>
+        </w:rPr>
+        <w:t>K</w:t>
+      </w:r>
+      <w:r>
+        <w:rPr>
+          <w:rFonts w:ascii="Times New Roman" w:hAnsi="Times New Roman" w:cs="Times New Roman"/>
+          <w:sz w:val="32"/>
+          <w:szCs w:val="32"/>
+        </w:rPr>
+        <w:t>iểm thử và đảm bảo chất lượng phần mềm</w:t>
+      </w:r>
+    </w:p>
+    <w:p>
+      <w:pPr>
+        <w:ind w:left="1440"/>
+        <w:rPr>
+          <w:rFonts w:ascii="Times New Roman" w:hAnsi="Times New Roman" w:cs="Times New Roman"/>
+          <w:sz w:val="32"/>
+          <w:szCs w:val="32"/>
+        </w:rPr>
+      </w:pPr>
       <w:r>
         <w:rPr>
           <w:rFonts w:ascii="Times New Roman" w:hAnsi="Times New Roman" w:cs="Times New Roman"/>
@@ -208,9 +241,8 @@
           <w:sz w:val="32"/>
           <w:szCs w:val="32"/>
         </w:rPr>
-        <w:t>học</w:t>
-      </w:r>
-      <w:proofErr w:type="spellEnd"/>
+        <w:t xml:space="preserve">                </w:t>
+      </w:r>
       <w:r>
         <w:rPr>
           <w:rFonts w:ascii="Times New Roman" w:hAnsi="Times New Roman" w:cs="Times New Roman"/>
@@ -219,7 +251,7 @@
           <w:sz w:val="32"/>
           <w:szCs w:val="32"/>
         </w:rPr>
-        <w:t>:</w:t>
+        <w:t>Giảng viên:</w:t>
       </w:r>
       <w:r>
         <w:rPr>
@@ -229,172 +261,56 @@
         </w:rPr>
         <w:t xml:space="preserve"> </w:t>
       </w:r>
-      <w:proofErr w:type="spellStart"/>
-      <w:r>
-        <w:rPr>
-          <w:rFonts w:ascii="Times New Roman" w:hAnsi="Times New Roman" w:cs="Times New Roman"/>
-          <w:sz w:val="32"/>
-          <w:szCs w:val="32"/>
-        </w:rPr>
-        <w:t>K</w:t>
-      </w:r>
-      <w:r>
-        <w:rPr>
-          <w:rFonts w:ascii="Times New Roman" w:hAnsi="Times New Roman" w:cs="Times New Roman"/>
-          <w:sz w:val="32"/>
-          <w:szCs w:val="32"/>
-        </w:rPr>
-        <w:t>iểm</w:t>
-      </w:r>
-      <w:proofErr w:type="spellEnd"/>
-      <w:r>
-        <w:rPr>
-          <w:rFonts w:ascii="Times New Roman" w:hAnsi="Times New Roman" w:cs="Times New Roman"/>
-          <w:sz w:val="32"/>
-          <w:szCs w:val="32"/>
-        </w:rPr>
-        <w:t xml:space="preserve"> </w:t>
-      </w:r>
-      <w:proofErr w:type="spellStart"/>
-      <w:r>
-        <w:rPr>
-          <w:rFonts w:ascii="Times New Roman" w:hAnsi="Times New Roman" w:cs="Times New Roman"/>
-          <w:sz w:val="32"/>
-          <w:szCs w:val="32"/>
-        </w:rPr>
-        <w:t>thử</w:t>
-      </w:r>
-      <w:proofErr w:type="spellEnd"/>
-      <w:r>
-        <w:rPr>
-          <w:rFonts w:ascii="Times New Roman" w:hAnsi="Times New Roman" w:cs="Times New Roman"/>
-          <w:sz w:val="32"/>
-          <w:szCs w:val="32"/>
-        </w:rPr>
-        <w:t xml:space="preserve"> </w:t>
-      </w:r>
-      <w:proofErr w:type="spellStart"/>
-      <w:r>
-        <w:rPr>
-          <w:rFonts w:ascii="Times New Roman" w:hAnsi="Times New Roman" w:cs="Times New Roman"/>
-          <w:sz w:val="32"/>
-          <w:szCs w:val="32"/>
-        </w:rPr>
-        <w:t>và</w:t>
-      </w:r>
-      <w:proofErr w:type="spellEnd"/>
-      <w:r>
-        <w:rPr>
-          <w:rFonts w:ascii="Times New Roman" w:hAnsi="Times New Roman" w:cs="Times New Roman"/>
-          <w:sz w:val="32"/>
-          <w:szCs w:val="32"/>
-        </w:rPr>
-        <w:t xml:space="preserve"> </w:t>
-      </w:r>
-      <w:proofErr w:type="spellStart"/>
-      <w:r>
-        <w:rPr>
-          <w:rFonts w:ascii="Times New Roman" w:hAnsi="Times New Roman" w:cs="Times New Roman"/>
-          <w:sz w:val="32"/>
-          <w:szCs w:val="32"/>
-        </w:rPr>
-        <w:t>đảm</w:t>
-      </w:r>
-      <w:proofErr w:type="spellEnd"/>
-      <w:r>
-        <w:rPr>
-          <w:rFonts w:ascii="Times New Roman" w:hAnsi="Times New Roman" w:cs="Times New Roman"/>
-          <w:sz w:val="32"/>
-          <w:szCs w:val="32"/>
-        </w:rPr>
-        <w:t xml:space="preserve"> </w:t>
-      </w:r>
-      <w:proofErr w:type="spellStart"/>
-      <w:r>
-        <w:rPr>
-          <w:rFonts w:ascii="Times New Roman" w:hAnsi="Times New Roman" w:cs="Times New Roman"/>
-          <w:sz w:val="32"/>
-          <w:szCs w:val="32"/>
-        </w:rPr>
-        <w:t>bảo</w:t>
-      </w:r>
-      <w:proofErr w:type="spellEnd"/>
-      <w:r>
-        <w:rPr>
-          <w:rFonts w:ascii="Times New Roman" w:hAnsi="Times New Roman" w:cs="Times New Roman"/>
-          <w:sz w:val="32"/>
-          <w:szCs w:val="32"/>
-        </w:rPr>
-        <w:t xml:space="preserve"> </w:t>
-      </w:r>
-      <w:proofErr w:type="spellStart"/>
-      <w:r>
-        <w:rPr>
-          <w:rFonts w:ascii="Times New Roman" w:hAnsi="Times New Roman" w:cs="Times New Roman"/>
-          <w:sz w:val="32"/>
-          <w:szCs w:val="32"/>
-        </w:rPr>
-        <w:t>chất</w:t>
-      </w:r>
-      <w:proofErr w:type="spellEnd"/>
-      <w:r>
-        <w:rPr>
-          <w:rFonts w:ascii="Times New Roman" w:hAnsi="Times New Roman" w:cs="Times New Roman"/>
-          <w:sz w:val="32"/>
-          <w:szCs w:val="32"/>
-        </w:rPr>
-        <w:t xml:space="preserve"> </w:t>
-      </w:r>
-      <w:proofErr w:type="spellStart"/>
-      <w:r>
-        <w:rPr>
-          <w:rFonts w:ascii="Times New Roman" w:hAnsi="Times New Roman" w:cs="Times New Roman"/>
-          <w:sz w:val="32"/>
-          <w:szCs w:val="32"/>
-        </w:rPr>
-        <w:t>lượng</w:t>
-      </w:r>
-      <w:proofErr w:type="spellEnd"/>
-      <w:r>
-        <w:rPr>
-          <w:rFonts w:ascii="Times New Roman" w:hAnsi="Times New Roman" w:cs="Times New Roman"/>
-          <w:sz w:val="32"/>
-          <w:szCs w:val="32"/>
-        </w:rPr>
-        <w:t xml:space="preserve"> </w:t>
-      </w:r>
-      <w:proofErr w:type="spellStart"/>
-      <w:r>
-        <w:rPr>
-          <w:rFonts w:ascii="Times New Roman" w:hAnsi="Times New Roman" w:cs="Times New Roman"/>
-          <w:sz w:val="32"/>
-          <w:szCs w:val="32"/>
-        </w:rPr>
-        <w:t>phần</w:t>
-      </w:r>
-      <w:proofErr w:type="spellEnd"/>
-      <w:r>
-        <w:rPr>
-          <w:rFonts w:ascii="Times New Roman" w:hAnsi="Times New Roman" w:cs="Times New Roman"/>
-          <w:sz w:val="32"/>
-          <w:szCs w:val="32"/>
-        </w:rPr>
-        <w:t xml:space="preserve"> </w:t>
-      </w:r>
-      <w:proofErr w:type="spellStart"/>
-      <w:r>
-        <w:rPr>
-          <w:rFonts w:ascii="Times New Roman" w:hAnsi="Times New Roman" w:cs="Times New Roman"/>
-          <w:sz w:val="32"/>
-          <w:szCs w:val="32"/>
-        </w:rPr>
-        <w:t>mềm</w:t>
-      </w:r>
-      <w:proofErr w:type="spellEnd"/>
+      <w:r>
+        <w:rPr>
+          <w:rFonts w:ascii="Times New Roman" w:hAnsi="Times New Roman" w:cs="Times New Roman"/>
+          <w:sz w:val="32"/>
+          <w:szCs w:val="32"/>
+        </w:rPr>
+        <w:t>Nguyễn</w:t>
+      </w:r>
+      <w:r>
+        <w:rPr>
+          <w:rFonts w:ascii="Times New Roman" w:hAnsi="Times New Roman" w:cs="Times New Roman"/>
+          <w:sz w:val="32"/>
+          <w:szCs w:val="32"/>
+        </w:rPr>
+        <w:t xml:space="preserve"> Thu Trang</w:t>
+      </w:r>
     </w:p>
     <w:p>
       <w:pPr>
         <w:ind w:left="1440"/>
+        <w:rPr>
+          <w:rFonts w:ascii="Times New Roman" w:hAnsi="Times New Roman" w:cs="Times New Roman"/>
+          <w:sz w:val="32"/>
+          <w:szCs w:val="32"/>
+        </w:rPr>
+      </w:pPr>
+    </w:p>
+    <w:p>
+      <w:pPr>
+        <w:ind w:left="1440"/>
+        <w:rPr>
+          <w:rFonts w:ascii="Times New Roman" w:hAnsi="Times New Roman" w:cs="Times New Roman"/>
+          <w:sz w:val="32"/>
+          <w:szCs w:val="32"/>
+        </w:rPr>
+      </w:pPr>
+    </w:p>
+    <w:p>
+      <w:pPr>
+        <w:ind w:left="720"/>
+        <w:rPr>
+          <w:rFonts w:ascii="Times New Roman" w:hAnsi="Times New Roman" w:cs="Times New Roman"/>
+          <w:sz w:val="32"/>
+          <w:szCs w:val="32"/>
+        </w:rPr>
+      </w:pPr>
+    </w:p>
+    <w:p>
+      <w:pPr>
+        <w:ind w:left="2880"/>
         <w:rPr>
           <w:rFonts w:ascii="Times New Roman" w:hAnsi="Times New Roman" w:cs="Times New Roman"/>
           <w:sz w:val="32"/>
@@ -409,9 +325,26 @@
           <w:sz w:val="32"/>
           <w:szCs w:val="32"/>
         </w:rPr>
-        <w:t xml:space="preserve">                </w:t>
-      </w:r>
-      <w:proofErr w:type="spellStart"/>
+        <w:t>Họ và tên:</w:t>
+      </w:r>
+      <w:r>
+        <w:rPr>
+          <w:rFonts w:ascii="Times New Roman" w:hAnsi="Times New Roman" w:cs="Times New Roman"/>
+          <w:sz w:val="32"/>
+          <w:szCs w:val="32"/>
+        </w:rPr>
+        <w:t xml:space="preserve"> Đào Danh Hào</w:t>
+      </w:r>
+    </w:p>
+    <w:p>
+      <w:pPr>
+        <w:ind w:left="2880"/>
+        <w:rPr>
+          <w:rFonts w:ascii="Times New Roman" w:hAnsi="Times New Roman" w:cs="Times New Roman"/>
+          <w:sz w:val="32"/>
+          <w:szCs w:val="32"/>
+        </w:rPr>
+      </w:pPr>
       <w:r>
         <w:rPr>
           <w:rFonts w:ascii="Times New Roman" w:hAnsi="Times New Roman" w:cs="Times New Roman"/>
@@ -420,9 +353,8 @@
           <w:sz w:val="32"/>
           <w:szCs w:val="32"/>
         </w:rPr>
-        <w:t>Giảng</w:t>
-      </w:r>
-      <w:proofErr w:type="spellEnd"/>
+        <w:t>M</w:t>
+      </w:r>
       <w:r>
         <w:rPr>
           <w:rFonts w:ascii="Times New Roman" w:hAnsi="Times New Roman" w:cs="Times New Roman"/>
@@ -431,9 +363,8 @@
           <w:sz w:val="32"/>
           <w:szCs w:val="32"/>
         </w:rPr>
-        <w:t xml:space="preserve"> </w:t>
-      </w:r>
-      <w:proofErr w:type="spellStart"/>
+        <w:t>ã sinh viên</w:t>
+      </w:r>
       <w:r>
         <w:rPr>
           <w:rFonts w:ascii="Times New Roman" w:hAnsi="Times New Roman" w:cs="Times New Roman"/>
@@ -442,209 +373,6 @@
           <w:sz w:val="32"/>
           <w:szCs w:val="32"/>
         </w:rPr>
-        <w:t>viên</w:t>
-      </w:r>
-      <w:proofErr w:type="spellEnd"/>
-      <w:r>
-        <w:rPr>
-          <w:rFonts w:ascii="Times New Roman" w:hAnsi="Times New Roman" w:cs="Times New Roman"/>
-          <w:b/>
-          <w:bCs/>
-          <w:sz w:val="32"/>
-          <w:szCs w:val="32"/>
-        </w:rPr>
-        <w:t>:</w:t>
-      </w:r>
-      <w:r>
-        <w:rPr>
-          <w:rFonts w:ascii="Times New Roman" w:hAnsi="Times New Roman" w:cs="Times New Roman"/>
-          <w:sz w:val="32"/>
-          <w:szCs w:val="32"/>
-        </w:rPr>
-        <w:t xml:space="preserve"> </w:t>
-      </w:r>
-      <w:r>
-        <w:rPr>
-          <w:rFonts w:ascii="Times New Roman" w:hAnsi="Times New Roman" w:cs="Times New Roman"/>
-          <w:sz w:val="32"/>
-          <w:szCs w:val="32"/>
-        </w:rPr>
-        <w:t>Nguyễn</w:t>
-      </w:r>
-      <w:r>
-        <w:rPr>
-          <w:rFonts w:ascii="Times New Roman" w:hAnsi="Times New Roman" w:cs="Times New Roman"/>
-          <w:sz w:val="32"/>
-          <w:szCs w:val="32"/>
-        </w:rPr>
-        <w:t xml:space="preserve"> Thu Trang</w:t>
-      </w:r>
-    </w:p>
-    <w:p>
-      <w:pPr>
-        <w:ind w:left="1440"/>
-        <w:rPr>
-          <w:rFonts w:ascii="Times New Roman" w:hAnsi="Times New Roman" w:cs="Times New Roman"/>
-          <w:sz w:val="32"/>
-          <w:szCs w:val="32"/>
-        </w:rPr>
-      </w:pPr>
-    </w:p>
-    <w:p>
-      <w:pPr>
-        <w:ind w:left="1440"/>
-        <w:rPr>
-          <w:rFonts w:ascii="Times New Roman" w:hAnsi="Times New Roman" w:cs="Times New Roman"/>
-          <w:sz w:val="32"/>
-          <w:szCs w:val="32"/>
-        </w:rPr>
-      </w:pPr>
-    </w:p>
-    <w:p>
-      <w:pPr>
-        <w:ind w:left="720"/>
-        <w:rPr>
-          <w:rFonts w:ascii="Times New Roman" w:hAnsi="Times New Roman" w:cs="Times New Roman"/>
-          <w:sz w:val="32"/>
-          <w:szCs w:val="32"/>
-        </w:rPr>
-      </w:pPr>
-    </w:p>
-    <w:p>
-      <w:pPr>
-        <w:ind w:left="2880"/>
-        <w:rPr>
-          <w:rFonts w:ascii="Times New Roman" w:hAnsi="Times New Roman" w:cs="Times New Roman"/>
-          <w:sz w:val="32"/>
-          <w:szCs w:val="32"/>
-        </w:rPr>
-      </w:pPr>
-      <w:proofErr w:type="spellStart"/>
-      <w:r>
-        <w:rPr>
-          <w:rFonts w:ascii="Times New Roman" w:hAnsi="Times New Roman" w:cs="Times New Roman"/>
-          <w:b/>
-          <w:bCs/>
-          <w:sz w:val="32"/>
-          <w:szCs w:val="32"/>
-        </w:rPr>
-        <w:t>Họ</w:t>
-      </w:r>
-      <w:proofErr w:type="spellEnd"/>
-      <w:r>
-        <w:rPr>
-          <w:rFonts w:ascii="Times New Roman" w:hAnsi="Times New Roman" w:cs="Times New Roman"/>
-          <w:b/>
-          <w:bCs/>
-          <w:sz w:val="32"/>
-          <w:szCs w:val="32"/>
-        </w:rPr>
-        <w:t xml:space="preserve"> </w:t>
-      </w:r>
-      <w:proofErr w:type="spellStart"/>
-      <w:r>
-        <w:rPr>
-          <w:rFonts w:ascii="Times New Roman" w:hAnsi="Times New Roman" w:cs="Times New Roman"/>
-          <w:b/>
-          <w:bCs/>
-          <w:sz w:val="32"/>
-          <w:szCs w:val="32"/>
-        </w:rPr>
-        <w:t>và</w:t>
-      </w:r>
-      <w:proofErr w:type="spellEnd"/>
-      <w:r>
-        <w:rPr>
-          <w:rFonts w:ascii="Times New Roman" w:hAnsi="Times New Roman" w:cs="Times New Roman"/>
-          <w:b/>
-          <w:bCs/>
-          <w:sz w:val="32"/>
-          <w:szCs w:val="32"/>
-        </w:rPr>
-        <w:t xml:space="preserve"> </w:t>
-      </w:r>
-      <w:proofErr w:type="spellStart"/>
-      <w:r>
-        <w:rPr>
-          <w:rFonts w:ascii="Times New Roman" w:hAnsi="Times New Roman" w:cs="Times New Roman"/>
-          <w:b/>
-          <w:bCs/>
-          <w:sz w:val="32"/>
-          <w:szCs w:val="32"/>
-        </w:rPr>
-        <w:t>tên</w:t>
-      </w:r>
-      <w:proofErr w:type="spellEnd"/>
-      <w:r>
-        <w:rPr>
-          <w:rFonts w:ascii="Times New Roman" w:hAnsi="Times New Roman" w:cs="Times New Roman"/>
-          <w:b/>
-          <w:bCs/>
-          <w:sz w:val="32"/>
-          <w:szCs w:val="32"/>
-        </w:rPr>
-        <w:t>:</w:t>
-      </w:r>
-      <w:r>
-        <w:rPr>
-          <w:rFonts w:ascii="Times New Roman" w:hAnsi="Times New Roman" w:cs="Times New Roman"/>
-          <w:sz w:val="32"/>
-          <w:szCs w:val="32"/>
-        </w:rPr>
-        <w:t xml:space="preserve"> Đào Danh Hào</w:t>
-      </w:r>
-    </w:p>
-    <w:p>
-      <w:pPr>
-        <w:ind w:left="2880"/>
-        <w:rPr>
-          <w:rFonts w:ascii="Times New Roman" w:hAnsi="Times New Roman" w:cs="Times New Roman"/>
-          <w:sz w:val="32"/>
-          <w:szCs w:val="32"/>
-        </w:rPr>
-      </w:pPr>
-      <w:proofErr w:type="spellStart"/>
-      <w:proofErr w:type="gramStart"/>
-      <w:r>
-        <w:rPr>
-          <w:rFonts w:ascii="Times New Roman" w:hAnsi="Times New Roman" w:cs="Times New Roman"/>
-          <w:b/>
-          <w:bCs/>
-          <w:sz w:val="32"/>
-          <w:szCs w:val="32"/>
-        </w:rPr>
-        <w:t>M</w:t>
-      </w:r>
-      <w:r>
-        <w:rPr>
-          <w:rFonts w:ascii="Times New Roman" w:hAnsi="Times New Roman" w:cs="Times New Roman"/>
-          <w:b/>
-          <w:bCs/>
-          <w:sz w:val="32"/>
-          <w:szCs w:val="32"/>
-        </w:rPr>
-        <w:t>ã</w:t>
-      </w:r>
-      <w:proofErr w:type="spellEnd"/>
-      <w:proofErr w:type="gramEnd"/>
-      <w:r>
-        <w:rPr>
-          <w:rFonts w:ascii="Times New Roman" w:hAnsi="Times New Roman" w:cs="Times New Roman"/>
-          <w:b/>
-          <w:bCs/>
-          <w:sz w:val="32"/>
-          <w:szCs w:val="32"/>
-        </w:rPr>
-        <w:t xml:space="preserve"> sinh viên</w:t>
-      </w:r>
-      <w:r>
-        <w:rPr>
-          <w:rFonts w:ascii="Times New Roman" w:hAnsi="Times New Roman" w:cs="Times New Roman"/>
-          <w:b/>
-          <w:bCs/>
-          <w:sz w:val="32"/>
-          <w:szCs w:val="32"/>
-        </w:rPr>
         <w:t>:</w:t>
       </w:r>
       <w:r>
@@ -717,25 +445,7 @@
           <w:sz w:val="22"/>
           <w:szCs w:val="22"/>
         </w:rPr>
-        <w:t xml:space="preserve">Hà </w:t>
-      </w:r>
-      <w:proofErr w:type="spellStart"/>
-      <w:r>
-        <w:rPr>
-          <w:rFonts w:ascii="Times New Roman" w:hAnsi="Times New Roman" w:cs="Times New Roman"/>
-          <w:sz w:val="22"/>
-          <w:szCs w:val="22"/>
-        </w:rPr>
-        <w:t>Nội</w:t>
-      </w:r>
-      <w:proofErr w:type="spellEnd"/>
-      <w:r>
-        <w:rPr>
-          <w:rFonts w:ascii="Times New Roman" w:hAnsi="Times New Roman" w:cs="Times New Roman"/>
-          <w:sz w:val="22"/>
-          <w:szCs w:val="22"/>
-        </w:rPr>
-        <w:t xml:space="preserve"> 2026</w:t>
+        <w:t>Hà Nội 2026</w:t>
       </w:r>
     </w:p>
     <w:p>
@@ -747,7 +457,6 @@
           <w:szCs w:val="32"/>
         </w:rPr>
       </w:pPr>
-      <w:proofErr w:type="spellStart"/>
       <w:r>
         <w:rPr>
           <w:rFonts w:ascii="Times New Roman" w:hAnsi="Times New Roman" w:cs="Times New Roman"/>
@@ -755,196 +464,7 @@
           <w:szCs w:val="32"/>
         </w:rPr>
         <w:lastRenderedPageBreak/>
-        <w:t>Bài</w:t>
-      </w:r>
-      <w:proofErr w:type="spellEnd"/>
-      <w:r>
-        <w:rPr>
-          <w:rFonts w:ascii="Times New Roman" w:hAnsi="Times New Roman" w:cs="Times New Roman"/>
-          <w:sz w:val="32"/>
-          <w:szCs w:val="32"/>
-        </w:rPr>
-        <w:t xml:space="preserve"> 1: Các </w:t>
-      </w:r>
-      <w:proofErr w:type="spellStart"/>
-      <w:r>
-        <w:rPr>
-          <w:rFonts w:ascii="Times New Roman" w:hAnsi="Times New Roman" w:cs="Times New Roman"/>
-          <w:sz w:val="32"/>
-          <w:szCs w:val="32"/>
-        </w:rPr>
-        <w:t>bước</w:t>
-      </w:r>
-      <w:proofErr w:type="spellEnd"/>
-      <w:r>
-        <w:rPr>
-          <w:rFonts w:ascii="Times New Roman" w:hAnsi="Times New Roman" w:cs="Times New Roman"/>
-          <w:sz w:val="32"/>
-          <w:szCs w:val="32"/>
-        </w:rPr>
-        <w:t xml:space="preserve"> </w:t>
-      </w:r>
-      <w:proofErr w:type="spellStart"/>
-      <w:r>
-        <w:rPr>
-          <w:rFonts w:ascii="Times New Roman" w:hAnsi="Times New Roman" w:cs="Times New Roman"/>
-          <w:sz w:val="32"/>
-          <w:szCs w:val="32"/>
-        </w:rPr>
-        <w:t>trong</w:t>
-      </w:r>
-      <w:proofErr w:type="spellEnd"/>
-      <w:r>
-        <w:rPr>
-          <w:rFonts w:ascii="Times New Roman" w:hAnsi="Times New Roman" w:cs="Times New Roman"/>
-          <w:sz w:val="32"/>
-          <w:szCs w:val="32"/>
-        </w:rPr>
-        <w:t xml:space="preserve"> </w:t>
-      </w:r>
-      <w:proofErr w:type="spellStart"/>
-      <w:r>
-        <w:rPr>
-          <w:rFonts w:ascii="Times New Roman" w:hAnsi="Times New Roman" w:cs="Times New Roman"/>
-          <w:sz w:val="32"/>
-          <w:szCs w:val="32"/>
-        </w:rPr>
-        <w:t>quy</w:t>
-      </w:r>
-      <w:proofErr w:type="spellEnd"/>
-      <w:r>
-        <w:rPr>
-          <w:rFonts w:ascii="Times New Roman" w:hAnsi="Times New Roman" w:cs="Times New Roman"/>
-          <w:sz w:val="32"/>
-          <w:szCs w:val="32"/>
-        </w:rPr>
-        <w:t xml:space="preserve"> </w:t>
-      </w:r>
-      <w:proofErr w:type="spellStart"/>
-      <w:r>
-        <w:rPr>
-          <w:rFonts w:ascii="Times New Roman" w:hAnsi="Times New Roman" w:cs="Times New Roman"/>
-          <w:sz w:val="32"/>
-          <w:szCs w:val="32"/>
-        </w:rPr>
-        <w:t>trình</w:t>
-      </w:r>
-      <w:proofErr w:type="spellEnd"/>
-      <w:r>
-        <w:rPr>
-          <w:rFonts w:ascii="Times New Roman" w:hAnsi="Times New Roman" w:cs="Times New Roman"/>
-          <w:sz w:val="32"/>
-          <w:szCs w:val="32"/>
-        </w:rPr>
-        <w:t xml:space="preserve"> </w:t>
-      </w:r>
-      <w:proofErr w:type="spellStart"/>
-      <w:r>
-        <w:rPr>
-          <w:rFonts w:ascii="Times New Roman" w:hAnsi="Times New Roman" w:cs="Times New Roman"/>
-          <w:sz w:val="32"/>
-          <w:szCs w:val="32"/>
-        </w:rPr>
-        <w:t>kiểm</w:t>
-      </w:r>
-      <w:proofErr w:type="spellEnd"/>
-      <w:r>
-        <w:rPr>
-          <w:rFonts w:ascii="Times New Roman" w:hAnsi="Times New Roman" w:cs="Times New Roman"/>
-          <w:sz w:val="32"/>
-          <w:szCs w:val="32"/>
-        </w:rPr>
-        <w:t xml:space="preserve"> </w:t>
-      </w:r>
-      <w:proofErr w:type="spellStart"/>
-      <w:r>
-        <w:rPr>
-          <w:rFonts w:ascii="Times New Roman" w:hAnsi="Times New Roman" w:cs="Times New Roman"/>
-          <w:sz w:val="32"/>
-          <w:szCs w:val="32"/>
-        </w:rPr>
-        <w:t>thử</w:t>
-      </w:r>
-      <w:proofErr w:type="spellEnd"/>
-      <w:r>
-        <w:rPr>
-          <w:rFonts w:ascii="Times New Roman" w:hAnsi="Times New Roman" w:cs="Times New Roman"/>
-          <w:sz w:val="32"/>
-          <w:szCs w:val="32"/>
-        </w:rPr>
-        <w:t xml:space="preserve"> </w:t>
-      </w:r>
-      <w:proofErr w:type="spellStart"/>
-      <w:r>
-        <w:rPr>
-          <w:rFonts w:ascii="Times New Roman" w:hAnsi="Times New Roman" w:cs="Times New Roman"/>
-          <w:sz w:val="32"/>
-          <w:szCs w:val="32"/>
-        </w:rPr>
-        <w:t>dòng</w:t>
-      </w:r>
-      <w:proofErr w:type="spellEnd"/>
-      <w:r>
-        <w:rPr>
-          <w:rFonts w:ascii="Times New Roman" w:hAnsi="Times New Roman" w:cs="Times New Roman"/>
-          <w:sz w:val="32"/>
-          <w:szCs w:val="32"/>
-        </w:rPr>
-        <w:t xml:space="preserve"> </w:t>
-      </w:r>
-      <w:proofErr w:type="spellStart"/>
-      <w:r>
-        <w:rPr>
-          <w:rFonts w:ascii="Times New Roman" w:hAnsi="Times New Roman" w:cs="Times New Roman"/>
-          <w:sz w:val="32"/>
-          <w:szCs w:val="32"/>
-        </w:rPr>
-        <w:t>dữ</w:t>
-      </w:r>
-      <w:proofErr w:type="spellEnd"/>
-      <w:r>
-        <w:rPr>
-          <w:rFonts w:ascii="Times New Roman" w:hAnsi="Times New Roman" w:cs="Times New Roman"/>
-          <w:sz w:val="32"/>
-          <w:szCs w:val="32"/>
-        </w:rPr>
-        <w:t xml:space="preserve"> </w:t>
-      </w:r>
-      <w:proofErr w:type="spellStart"/>
-      <w:r>
-        <w:rPr>
-          <w:rFonts w:ascii="Times New Roman" w:hAnsi="Times New Roman" w:cs="Times New Roman"/>
-          <w:sz w:val="32"/>
-          <w:szCs w:val="32"/>
-        </w:rPr>
-        <w:t>liệu</w:t>
-      </w:r>
-      <w:proofErr w:type="spellEnd"/>
-      <w:r>
-        <w:rPr>
-          <w:rFonts w:ascii="Times New Roman" w:hAnsi="Times New Roman" w:cs="Times New Roman"/>
-          <w:sz w:val="32"/>
-          <w:szCs w:val="32"/>
-        </w:rPr>
-        <w:t xml:space="preserve"> </w:t>
-      </w:r>
-      <w:proofErr w:type="spellStart"/>
-      <w:r>
-        <w:rPr>
-          <w:rFonts w:ascii="Times New Roman" w:hAnsi="Times New Roman" w:cs="Times New Roman"/>
-          <w:sz w:val="32"/>
-          <w:szCs w:val="32"/>
-        </w:rPr>
-        <w:t>động</w:t>
-      </w:r>
-      <w:proofErr w:type="spellEnd"/>
-      <w:r>
-        <w:rPr>
-          <w:rFonts w:ascii="Times New Roman" w:hAnsi="Times New Roman" w:cs="Times New Roman"/>
-          <w:sz w:val="32"/>
-          <w:szCs w:val="32"/>
-        </w:rPr>
-        <w:t>:</w:t>
+        <w:t>Bài 1: Các bước trong quy trình kiểm thử dòng dữ liệu động:</w:t>
       </w:r>
     </w:p>
     <w:p>
@@ -961,185 +481,13 @@
           <w:szCs w:val="32"/>
         </w:rPr>
       </w:pPr>
-      <w:proofErr w:type="spellStart"/>
-      <w:r>
-        <w:rPr>
-          <w:rFonts w:ascii="Times New Roman" w:hAnsi="Times New Roman" w:cs="Times New Roman"/>
-          <w:sz w:val="32"/>
-          <w:szCs w:val="32"/>
-        </w:rPr>
-        <w:t>Xây</w:t>
-      </w:r>
-      <w:proofErr w:type="spellEnd"/>
-      <w:r>
-        <w:rPr>
-          <w:rFonts w:ascii="Times New Roman" w:hAnsi="Times New Roman" w:cs="Times New Roman"/>
-          <w:sz w:val="32"/>
-          <w:szCs w:val="32"/>
-        </w:rPr>
-        <w:t xml:space="preserve"> </w:t>
-      </w:r>
-      <w:proofErr w:type="spellStart"/>
-      <w:r>
-        <w:rPr>
-          <w:rFonts w:ascii="Times New Roman" w:hAnsi="Times New Roman" w:cs="Times New Roman"/>
-          <w:sz w:val="32"/>
-          <w:szCs w:val="32"/>
-        </w:rPr>
-        <w:t>dựng</w:t>
-      </w:r>
-      <w:proofErr w:type="spellEnd"/>
-      <w:r>
-        <w:rPr>
-          <w:rFonts w:ascii="Times New Roman" w:hAnsi="Times New Roman" w:cs="Times New Roman"/>
-          <w:sz w:val="32"/>
-          <w:szCs w:val="32"/>
-        </w:rPr>
-        <w:t xml:space="preserve"> </w:t>
-      </w:r>
-      <w:proofErr w:type="spellStart"/>
-      <w:r>
-        <w:rPr>
-          <w:rFonts w:ascii="Times New Roman" w:hAnsi="Times New Roman" w:cs="Times New Roman"/>
-          <w:sz w:val="32"/>
-          <w:szCs w:val="32"/>
-        </w:rPr>
-        <w:t>đồ</w:t>
-      </w:r>
-      <w:proofErr w:type="spellEnd"/>
-      <w:r>
-        <w:rPr>
-          <w:rFonts w:ascii="Times New Roman" w:hAnsi="Times New Roman" w:cs="Times New Roman"/>
-          <w:sz w:val="32"/>
-          <w:szCs w:val="32"/>
-        </w:rPr>
-        <w:t xml:space="preserve"> </w:t>
-      </w:r>
-      <w:proofErr w:type="spellStart"/>
-      <w:r>
-        <w:rPr>
-          <w:rFonts w:ascii="Times New Roman" w:hAnsi="Times New Roman" w:cs="Times New Roman"/>
-          <w:sz w:val="32"/>
-          <w:szCs w:val="32"/>
-        </w:rPr>
-        <w:t>thị</w:t>
-      </w:r>
-      <w:proofErr w:type="spellEnd"/>
-      <w:r>
-        <w:rPr>
-          <w:rFonts w:ascii="Times New Roman" w:hAnsi="Times New Roman" w:cs="Times New Roman"/>
-          <w:sz w:val="32"/>
-          <w:szCs w:val="32"/>
-        </w:rPr>
-        <w:t xml:space="preserve"> </w:t>
-      </w:r>
-      <w:proofErr w:type="spellStart"/>
-      <w:r>
-        <w:rPr>
-          <w:rFonts w:ascii="Times New Roman" w:hAnsi="Times New Roman" w:cs="Times New Roman"/>
-          <w:sz w:val="32"/>
-          <w:szCs w:val="32"/>
-        </w:rPr>
-        <w:t>dòng</w:t>
-      </w:r>
-      <w:proofErr w:type="spellEnd"/>
-      <w:r>
-        <w:rPr>
-          <w:rFonts w:ascii="Times New Roman" w:hAnsi="Times New Roman" w:cs="Times New Roman"/>
-          <w:sz w:val="32"/>
-          <w:szCs w:val="32"/>
-        </w:rPr>
-        <w:t xml:space="preserve"> </w:t>
-      </w:r>
-      <w:proofErr w:type="spellStart"/>
-      <w:r>
-        <w:rPr>
-          <w:rFonts w:ascii="Times New Roman" w:hAnsi="Times New Roman" w:cs="Times New Roman"/>
-          <w:sz w:val="32"/>
-          <w:szCs w:val="32"/>
-        </w:rPr>
-        <w:t>dữ</w:t>
-      </w:r>
-      <w:proofErr w:type="spellEnd"/>
-      <w:r>
-        <w:rPr>
-          <w:rFonts w:ascii="Times New Roman" w:hAnsi="Times New Roman" w:cs="Times New Roman"/>
-          <w:sz w:val="32"/>
-          <w:szCs w:val="32"/>
-        </w:rPr>
-        <w:t xml:space="preserve"> </w:t>
-      </w:r>
-      <w:proofErr w:type="spellStart"/>
-      <w:r>
-        <w:rPr>
-          <w:rFonts w:ascii="Times New Roman" w:hAnsi="Times New Roman" w:cs="Times New Roman"/>
-          <w:sz w:val="32"/>
-          <w:szCs w:val="32"/>
-        </w:rPr>
-        <w:t>liệu</w:t>
-      </w:r>
-      <w:proofErr w:type="spellEnd"/>
-      <w:r>
-        <w:rPr>
-          <w:rFonts w:ascii="Times New Roman" w:hAnsi="Times New Roman" w:cs="Times New Roman"/>
-          <w:sz w:val="32"/>
-          <w:szCs w:val="32"/>
-        </w:rPr>
-        <w:t xml:space="preserve"> </w:t>
-      </w:r>
-      <w:proofErr w:type="spellStart"/>
-      <w:r>
-        <w:rPr>
-          <w:rFonts w:ascii="Times New Roman" w:hAnsi="Times New Roman" w:cs="Times New Roman"/>
-          <w:sz w:val="32"/>
-          <w:szCs w:val="32"/>
-        </w:rPr>
-        <w:t>của</w:t>
-      </w:r>
-      <w:proofErr w:type="spellEnd"/>
-      <w:r>
-        <w:rPr>
-          <w:rFonts w:ascii="Times New Roman" w:hAnsi="Times New Roman" w:cs="Times New Roman"/>
-          <w:sz w:val="32"/>
-          <w:szCs w:val="32"/>
-        </w:rPr>
-        <w:t xml:space="preserve"> CT /</w:t>
-      </w:r>
-      <w:proofErr w:type="spellStart"/>
-      <w:r>
-        <w:rPr>
-          <w:rFonts w:ascii="Times New Roman" w:hAnsi="Times New Roman" w:cs="Times New Roman"/>
-          <w:sz w:val="32"/>
-          <w:szCs w:val="32"/>
-        </w:rPr>
-        <w:t>đơn</w:t>
-      </w:r>
-      <w:proofErr w:type="spellEnd"/>
-      <w:r>
-        <w:rPr>
-          <w:rFonts w:ascii="Times New Roman" w:hAnsi="Times New Roman" w:cs="Times New Roman"/>
-          <w:sz w:val="32"/>
-          <w:szCs w:val="32"/>
-        </w:rPr>
-        <w:t xml:space="preserve"> </w:t>
-      </w:r>
-      <w:proofErr w:type="spellStart"/>
-      <w:r>
-        <w:rPr>
-          <w:rFonts w:ascii="Times New Roman" w:hAnsi="Times New Roman" w:cs="Times New Roman"/>
-          <w:sz w:val="32"/>
-          <w:szCs w:val="32"/>
-        </w:rPr>
-        <w:t>vị</w:t>
-      </w:r>
-      <w:proofErr w:type="spellEnd"/>
-      <w:r>
-        <w:rPr>
-          <w:rFonts w:ascii="Times New Roman" w:hAnsi="Times New Roman" w:cs="Times New Roman"/>
-          <w:sz w:val="32"/>
-          <w:szCs w:val="32"/>
-        </w:rPr>
-        <w:t xml:space="preserve"> CT  </w:t>
+      <w:r>
+        <w:rPr>
+          <w:rFonts w:ascii="Times New Roman" w:hAnsi="Times New Roman" w:cs="Times New Roman"/>
+          <w:sz w:val="32"/>
+          <w:szCs w:val="32"/>
+        </w:rPr>
+        <w:t xml:space="preserve">Xây dựng đồ thị dòng dữ liệu của CT /đơn vị CT  </w:t>
       </w:r>
     </w:p>
     <w:p>
@@ -1156,221 +504,13 @@
           <w:szCs w:val="32"/>
         </w:rPr>
       </w:pPr>
-      <w:proofErr w:type="spellStart"/>
-      <w:r>
-        <w:rPr>
-          <w:rFonts w:ascii="Times New Roman" w:hAnsi="Times New Roman" w:cs="Times New Roman"/>
-          <w:sz w:val="32"/>
-          <w:szCs w:val="32"/>
-        </w:rPr>
-        <w:t>Chọn</w:t>
-      </w:r>
-      <w:proofErr w:type="spellEnd"/>
-      <w:r>
-        <w:rPr>
-          <w:rFonts w:ascii="Times New Roman" w:hAnsi="Times New Roman" w:cs="Times New Roman"/>
-          <w:sz w:val="32"/>
-          <w:szCs w:val="32"/>
-        </w:rPr>
-        <w:t xml:space="preserve"> </w:t>
-      </w:r>
-      <w:proofErr w:type="spellStart"/>
-      <w:r>
-        <w:rPr>
-          <w:rFonts w:ascii="Times New Roman" w:hAnsi="Times New Roman" w:cs="Times New Roman"/>
-          <w:sz w:val="32"/>
-          <w:szCs w:val="32"/>
-        </w:rPr>
-        <w:t>một</w:t>
-      </w:r>
-      <w:proofErr w:type="spellEnd"/>
-      <w:r>
-        <w:rPr>
-          <w:rFonts w:ascii="Times New Roman" w:hAnsi="Times New Roman" w:cs="Times New Roman"/>
-          <w:sz w:val="32"/>
-          <w:szCs w:val="32"/>
-        </w:rPr>
-        <w:t xml:space="preserve"> </w:t>
-      </w:r>
-      <w:proofErr w:type="spellStart"/>
-      <w:r>
-        <w:rPr>
-          <w:rFonts w:ascii="Times New Roman" w:hAnsi="Times New Roman" w:cs="Times New Roman"/>
-          <w:sz w:val="32"/>
-          <w:szCs w:val="32"/>
-        </w:rPr>
-        <w:t>hoặc</w:t>
-      </w:r>
-      <w:proofErr w:type="spellEnd"/>
-      <w:r>
-        <w:rPr>
-          <w:rFonts w:ascii="Times New Roman" w:hAnsi="Times New Roman" w:cs="Times New Roman"/>
-          <w:sz w:val="32"/>
-          <w:szCs w:val="32"/>
-        </w:rPr>
-        <w:t xml:space="preserve"> </w:t>
-      </w:r>
-      <w:proofErr w:type="spellStart"/>
-      <w:r>
-        <w:rPr>
-          <w:rFonts w:ascii="Times New Roman" w:hAnsi="Times New Roman" w:cs="Times New Roman"/>
-          <w:sz w:val="32"/>
-          <w:szCs w:val="32"/>
-        </w:rPr>
-        <w:t>một</w:t>
-      </w:r>
-      <w:proofErr w:type="spellEnd"/>
-      <w:r>
-        <w:rPr>
-          <w:rFonts w:ascii="Times New Roman" w:hAnsi="Times New Roman" w:cs="Times New Roman"/>
-          <w:sz w:val="32"/>
-          <w:szCs w:val="32"/>
-        </w:rPr>
-        <w:t xml:space="preserve"> </w:t>
-      </w:r>
-      <w:proofErr w:type="spellStart"/>
-      <w:r>
-        <w:rPr>
-          <w:rFonts w:ascii="Times New Roman" w:hAnsi="Times New Roman" w:cs="Times New Roman"/>
-          <w:sz w:val="32"/>
-          <w:szCs w:val="32"/>
-        </w:rPr>
-        <w:t>số</w:t>
-      </w:r>
-      <w:proofErr w:type="spellEnd"/>
-      <w:r>
-        <w:rPr>
-          <w:rFonts w:ascii="Times New Roman" w:hAnsi="Times New Roman" w:cs="Times New Roman"/>
-          <w:sz w:val="32"/>
-          <w:szCs w:val="32"/>
-        </w:rPr>
-        <w:t xml:space="preserve"> </w:t>
-      </w:r>
-      <w:proofErr w:type="spellStart"/>
-      <w:r>
-        <w:rPr>
-          <w:rFonts w:ascii="Times New Roman" w:hAnsi="Times New Roman" w:cs="Times New Roman"/>
-          <w:sz w:val="32"/>
-          <w:szCs w:val="32"/>
-        </w:rPr>
-        <w:t>tiêu</w:t>
-      </w:r>
-      <w:proofErr w:type="spellEnd"/>
-      <w:r>
-        <w:rPr>
-          <w:rFonts w:ascii="Times New Roman" w:hAnsi="Times New Roman" w:cs="Times New Roman"/>
-          <w:sz w:val="32"/>
-          <w:szCs w:val="32"/>
-        </w:rPr>
-        <w:t xml:space="preserve"> </w:t>
-      </w:r>
-      <w:proofErr w:type="spellStart"/>
-      <w:r>
-        <w:rPr>
-          <w:rFonts w:ascii="Times New Roman" w:hAnsi="Times New Roman" w:cs="Times New Roman"/>
-          <w:sz w:val="32"/>
-          <w:szCs w:val="32"/>
-        </w:rPr>
-        <w:t>chí</w:t>
-      </w:r>
-      <w:proofErr w:type="spellEnd"/>
-      <w:r>
-        <w:rPr>
-          <w:rFonts w:ascii="Times New Roman" w:hAnsi="Times New Roman" w:cs="Times New Roman"/>
-          <w:sz w:val="32"/>
-          <w:szCs w:val="32"/>
-        </w:rPr>
-        <w:t xml:space="preserve"> </w:t>
-      </w:r>
-      <w:proofErr w:type="spellStart"/>
-      <w:r>
-        <w:rPr>
-          <w:rFonts w:ascii="Times New Roman" w:hAnsi="Times New Roman" w:cs="Times New Roman"/>
-          <w:sz w:val="32"/>
-          <w:szCs w:val="32"/>
-        </w:rPr>
-        <w:t>kiểm</w:t>
-      </w:r>
-      <w:proofErr w:type="spellEnd"/>
-      <w:r>
-        <w:rPr>
-          <w:rFonts w:ascii="Times New Roman" w:hAnsi="Times New Roman" w:cs="Times New Roman"/>
-          <w:sz w:val="32"/>
-          <w:szCs w:val="32"/>
-        </w:rPr>
-        <w:t xml:space="preserve"> </w:t>
-      </w:r>
-      <w:proofErr w:type="spellStart"/>
-      <w:r>
-        <w:rPr>
-          <w:rFonts w:ascii="Times New Roman" w:hAnsi="Times New Roman" w:cs="Times New Roman"/>
-          <w:sz w:val="32"/>
-          <w:szCs w:val="32"/>
-        </w:rPr>
-        <w:t>thử</w:t>
-      </w:r>
-      <w:proofErr w:type="spellEnd"/>
-      <w:r>
-        <w:rPr>
-          <w:rFonts w:ascii="Times New Roman" w:hAnsi="Times New Roman" w:cs="Times New Roman"/>
-          <w:sz w:val="32"/>
-          <w:szCs w:val="32"/>
-        </w:rPr>
-        <w:t xml:space="preserve"> </w:t>
-      </w:r>
-      <w:proofErr w:type="spellStart"/>
-      <w:r>
-        <w:rPr>
-          <w:rFonts w:ascii="Times New Roman" w:hAnsi="Times New Roman" w:cs="Times New Roman"/>
-          <w:sz w:val="32"/>
-          <w:szCs w:val="32"/>
-        </w:rPr>
-        <w:t>dòng</w:t>
-      </w:r>
-      <w:proofErr w:type="spellEnd"/>
-      <w:r>
-        <w:rPr>
-          <w:rFonts w:ascii="Times New Roman" w:hAnsi="Times New Roman" w:cs="Times New Roman"/>
-          <w:sz w:val="32"/>
-          <w:szCs w:val="32"/>
-        </w:rPr>
-        <w:t xml:space="preserve"> </w:t>
-      </w:r>
-      <w:proofErr w:type="spellStart"/>
-      <w:r>
-        <w:rPr>
-          <w:rFonts w:ascii="Times New Roman" w:hAnsi="Times New Roman" w:cs="Times New Roman"/>
-          <w:sz w:val="32"/>
-          <w:szCs w:val="32"/>
-        </w:rPr>
-        <w:t>dữ</w:t>
-      </w:r>
-      <w:proofErr w:type="spellEnd"/>
-      <w:r>
-        <w:rPr>
-          <w:rFonts w:ascii="Times New Roman" w:hAnsi="Times New Roman" w:cs="Times New Roman"/>
-          <w:sz w:val="32"/>
-          <w:szCs w:val="32"/>
-        </w:rPr>
-        <w:t xml:space="preserve"> </w:t>
-      </w:r>
-      <w:proofErr w:type="spellStart"/>
-      <w:r>
-        <w:rPr>
-          <w:rFonts w:ascii="Times New Roman" w:hAnsi="Times New Roman" w:cs="Times New Roman"/>
-          <w:sz w:val="32"/>
-          <w:szCs w:val="32"/>
-        </w:rPr>
-        <w:t>liệu</w:t>
-      </w:r>
-      <w:proofErr w:type="spellEnd"/>
-      <w:r>
-        <w:rPr>
-          <w:rFonts w:ascii="Times New Roman" w:hAnsi="Times New Roman" w:cs="Times New Roman"/>
-          <w:sz w:val="32"/>
-          <w:szCs w:val="32"/>
-        </w:rPr>
-        <w:t xml:space="preserve"> </w:t>
+      <w:r>
+        <w:rPr>
+          <w:rFonts w:ascii="Times New Roman" w:hAnsi="Times New Roman" w:cs="Times New Roman"/>
+          <w:sz w:val="32"/>
+          <w:szCs w:val="32"/>
+        </w:rPr>
+        <w:t xml:space="preserve">Chọn một hoặc một số tiêu chí kiểm thử dòng dữ liệu </w:t>
       </w:r>
     </w:p>
     <w:p>
@@ -1393,1089 +533,7 @@
           <w:sz w:val="32"/>
           <w:szCs w:val="32"/>
         </w:rPr>
-        <w:t xml:space="preserve"> </w:t>
-      </w:r>
-      <w:proofErr w:type="spellStart"/>
-      <w:r>
-        <w:rPr>
-          <w:rFonts w:ascii="Times New Roman" w:hAnsi="Times New Roman" w:cs="Times New Roman"/>
-          <w:sz w:val="32"/>
-          <w:szCs w:val="32"/>
-        </w:rPr>
-        <w:t>Xác</w:t>
-      </w:r>
-      <w:proofErr w:type="spellEnd"/>
-      <w:r>
-        <w:rPr>
-          <w:rFonts w:ascii="Times New Roman" w:hAnsi="Times New Roman" w:cs="Times New Roman"/>
-          <w:sz w:val="32"/>
-          <w:szCs w:val="32"/>
-        </w:rPr>
-        <w:t xml:space="preserve"> </w:t>
-      </w:r>
-      <w:proofErr w:type="spellStart"/>
-      <w:r>
-        <w:rPr>
-          <w:rFonts w:ascii="Times New Roman" w:hAnsi="Times New Roman" w:cs="Times New Roman"/>
-          <w:sz w:val="32"/>
-          <w:szCs w:val="32"/>
-        </w:rPr>
-        <w:t>định</w:t>
-      </w:r>
-      <w:proofErr w:type="spellEnd"/>
-      <w:r>
-        <w:rPr>
-          <w:rFonts w:ascii="Times New Roman" w:hAnsi="Times New Roman" w:cs="Times New Roman"/>
-          <w:sz w:val="32"/>
-          <w:szCs w:val="32"/>
-        </w:rPr>
-        <w:t xml:space="preserve"> </w:t>
-      </w:r>
-      <w:proofErr w:type="spellStart"/>
-      <w:r>
-        <w:rPr>
-          <w:rFonts w:ascii="Times New Roman" w:hAnsi="Times New Roman" w:cs="Times New Roman"/>
-          <w:sz w:val="32"/>
-          <w:szCs w:val="32"/>
-        </w:rPr>
-        <w:t>các</w:t>
-      </w:r>
-      <w:proofErr w:type="spellEnd"/>
-      <w:r>
-        <w:rPr>
-          <w:rFonts w:ascii="Times New Roman" w:hAnsi="Times New Roman" w:cs="Times New Roman"/>
-          <w:sz w:val="32"/>
-          <w:szCs w:val="32"/>
-        </w:rPr>
-        <w:t xml:space="preserve"> </w:t>
-      </w:r>
-      <w:proofErr w:type="spellStart"/>
-      <w:r>
-        <w:rPr>
-          <w:rFonts w:ascii="Times New Roman" w:hAnsi="Times New Roman" w:cs="Times New Roman"/>
-          <w:sz w:val="32"/>
-          <w:szCs w:val="32"/>
-        </w:rPr>
-        <w:t>đường</w:t>
-      </w:r>
-      <w:proofErr w:type="spellEnd"/>
-      <w:r>
-        <w:rPr>
-          <w:rFonts w:ascii="Times New Roman" w:hAnsi="Times New Roman" w:cs="Times New Roman"/>
-          <w:sz w:val="32"/>
-          <w:szCs w:val="32"/>
-        </w:rPr>
-        <w:t xml:space="preserve"> </w:t>
-      </w:r>
-      <w:proofErr w:type="spellStart"/>
-      <w:r>
-        <w:rPr>
-          <w:rFonts w:ascii="Times New Roman" w:hAnsi="Times New Roman" w:cs="Times New Roman"/>
-          <w:sz w:val="32"/>
-          <w:szCs w:val="32"/>
-        </w:rPr>
-        <w:t>dẫn</w:t>
-      </w:r>
-      <w:proofErr w:type="spellEnd"/>
-      <w:r>
-        <w:rPr>
-          <w:rFonts w:ascii="Times New Roman" w:hAnsi="Times New Roman" w:cs="Times New Roman"/>
-          <w:sz w:val="32"/>
-          <w:szCs w:val="32"/>
-        </w:rPr>
-        <w:t xml:space="preserve"> CT </w:t>
-      </w:r>
-      <w:proofErr w:type="spellStart"/>
-      <w:r>
-        <w:rPr>
-          <w:rFonts w:ascii="Times New Roman" w:hAnsi="Times New Roman" w:cs="Times New Roman"/>
-          <w:sz w:val="32"/>
-          <w:szCs w:val="32"/>
-        </w:rPr>
-        <w:t>phù</w:t>
-      </w:r>
-      <w:proofErr w:type="spellEnd"/>
-      <w:r>
-        <w:rPr>
-          <w:rFonts w:ascii="Times New Roman" w:hAnsi="Times New Roman" w:cs="Times New Roman"/>
-          <w:sz w:val="32"/>
-          <w:szCs w:val="32"/>
-        </w:rPr>
-        <w:t xml:space="preserve"> </w:t>
-      </w:r>
-      <w:proofErr w:type="spellStart"/>
-      <w:r>
-        <w:rPr>
-          <w:rFonts w:ascii="Times New Roman" w:hAnsi="Times New Roman" w:cs="Times New Roman"/>
-          <w:sz w:val="32"/>
-          <w:szCs w:val="32"/>
-        </w:rPr>
-        <w:t>hợp</w:t>
-      </w:r>
-      <w:proofErr w:type="spellEnd"/>
-      <w:r>
-        <w:rPr>
-          <w:rFonts w:ascii="Times New Roman" w:hAnsi="Times New Roman" w:cs="Times New Roman"/>
-          <w:sz w:val="32"/>
-          <w:szCs w:val="32"/>
-        </w:rPr>
-        <w:t xml:space="preserve"> </w:t>
-      </w:r>
-      <w:proofErr w:type="spellStart"/>
-      <w:r>
-        <w:rPr>
-          <w:rFonts w:ascii="Times New Roman" w:hAnsi="Times New Roman" w:cs="Times New Roman"/>
-          <w:sz w:val="32"/>
-          <w:szCs w:val="32"/>
-        </w:rPr>
-        <w:t>với</w:t>
-      </w:r>
-      <w:proofErr w:type="spellEnd"/>
-      <w:r>
-        <w:rPr>
-          <w:rFonts w:ascii="Times New Roman" w:hAnsi="Times New Roman" w:cs="Times New Roman"/>
-          <w:sz w:val="32"/>
-          <w:szCs w:val="32"/>
-        </w:rPr>
-        <w:t xml:space="preserve"> </w:t>
-      </w:r>
-      <w:proofErr w:type="spellStart"/>
-      <w:r>
-        <w:rPr>
-          <w:rFonts w:ascii="Times New Roman" w:hAnsi="Times New Roman" w:cs="Times New Roman"/>
-          <w:sz w:val="32"/>
-          <w:szCs w:val="32"/>
-        </w:rPr>
-        <w:t>tiêu</w:t>
-      </w:r>
-      <w:proofErr w:type="spellEnd"/>
-      <w:r>
-        <w:rPr>
-          <w:rFonts w:ascii="Times New Roman" w:hAnsi="Times New Roman" w:cs="Times New Roman"/>
-          <w:sz w:val="32"/>
-          <w:szCs w:val="32"/>
-        </w:rPr>
-        <w:t xml:space="preserve"> </w:t>
-      </w:r>
-      <w:proofErr w:type="spellStart"/>
-      <w:r>
-        <w:rPr>
-          <w:rFonts w:ascii="Times New Roman" w:hAnsi="Times New Roman" w:cs="Times New Roman"/>
-          <w:sz w:val="32"/>
-          <w:szCs w:val="32"/>
-        </w:rPr>
-        <w:t>chí</w:t>
-      </w:r>
-      <w:proofErr w:type="spellEnd"/>
-      <w:r>
-        <w:rPr>
-          <w:rFonts w:ascii="Times New Roman" w:hAnsi="Times New Roman" w:cs="Times New Roman"/>
-          <w:sz w:val="32"/>
-          <w:szCs w:val="32"/>
-        </w:rPr>
-        <w:t xml:space="preserve"> </w:t>
-      </w:r>
-      <w:proofErr w:type="spellStart"/>
-      <w:r>
-        <w:rPr>
-          <w:rFonts w:ascii="Times New Roman" w:hAnsi="Times New Roman" w:cs="Times New Roman"/>
-          <w:sz w:val="32"/>
-          <w:szCs w:val="32"/>
-        </w:rPr>
-        <w:t>kiểm</w:t>
-      </w:r>
-      <w:proofErr w:type="spellEnd"/>
-      <w:r>
-        <w:rPr>
-          <w:rFonts w:ascii="Times New Roman" w:hAnsi="Times New Roman" w:cs="Times New Roman"/>
-          <w:sz w:val="32"/>
-          <w:szCs w:val="32"/>
-        </w:rPr>
-        <w:t xml:space="preserve"> </w:t>
-      </w:r>
-      <w:proofErr w:type="spellStart"/>
-      <w:r>
-        <w:rPr>
-          <w:rFonts w:ascii="Times New Roman" w:hAnsi="Times New Roman" w:cs="Times New Roman"/>
-          <w:sz w:val="32"/>
-          <w:szCs w:val="32"/>
-        </w:rPr>
-        <w:t>thửđã</w:t>
-      </w:r>
-      <w:proofErr w:type="spellEnd"/>
-      <w:r>
-        <w:rPr>
-          <w:rFonts w:ascii="Times New Roman" w:hAnsi="Times New Roman" w:cs="Times New Roman"/>
-          <w:sz w:val="32"/>
-          <w:szCs w:val="32"/>
-        </w:rPr>
-        <w:t xml:space="preserve"> </w:t>
-      </w:r>
-      <w:proofErr w:type="spellStart"/>
-      <w:proofErr w:type="gramStart"/>
-      <w:r>
-        <w:rPr>
-          <w:rFonts w:ascii="Times New Roman" w:hAnsi="Times New Roman" w:cs="Times New Roman"/>
-          <w:sz w:val="32"/>
-          <w:szCs w:val="32"/>
-        </w:rPr>
-        <w:t>chọn</w:t>
-      </w:r>
-      <w:proofErr w:type="spellEnd"/>
-      <w:r>
-        <w:rPr>
-          <w:rFonts w:ascii="Times New Roman" w:hAnsi="Times New Roman" w:cs="Times New Roman"/>
-          <w:sz w:val="32"/>
-          <w:szCs w:val="32"/>
-        </w:rPr>
-        <w:t xml:space="preserve">  </w:t>
-      </w:r>
-      <w:proofErr w:type="spellStart"/>
-      <w:r>
-        <w:rPr>
-          <w:rFonts w:ascii="Times New Roman" w:hAnsi="Times New Roman" w:cs="Times New Roman"/>
-          <w:sz w:val="32"/>
-          <w:szCs w:val="32"/>
-        </w:rPr>
-        <w:t>Lấy</w:t>
-      </w:r>
-      <w:proofErr w:type="spellEnd"/>
-      <w:proofErr w:type="gramEnd"/>
-      <w:r>
-        <w:rPr>
-          <w:rFonts w:ascii="Times New Roman" w:hAnsi="Times New Roman" w:cs="Times New Roman"/>
-          <w:sz w:val="32"/>
-          <w:szCs w:val="32"/>
-        </w:rPr>
-        <w:t xml:space="preserve"> </w:t>
-      </w:r>
-      <w:proofErr w:type="spellStart"/>
-      <w:r>
-        <w:rPr>
-          <w:rFonts w:ascii="Times New Roman" w:hAnsi="Times New Roman" w:cs="Times New Roman"/>
-          <w:sz w:val="32"/>
-          <w:szCs w:val="32"/>
-        </w:rPr>
-        <w:t>ra</w:t>
-      </w:r>
-      <w:proofErr w:type="spellEnd"/>
-      <w:r>
-        <w:rPr>
-          <w:rFonts w:ascii="Times New Roman" w:hAnsi="Times New Roman" w:cs="Times New Roman"/>
-          <w:sz w:val="32"/>
-          <w:szCs w:val="32"/>
-        </w:rPr>
-        <w:t xml:space="preserve"> </w:t>
-      </w:r>
-      <w:proofErr w:type="spellStart"/>
-      <w:r>
-        <w:rPr>
-          <w:rFonts w:ascii="Times New Roman" w:hAnsi="Times New Roman" w:cs="Times New Roman"/>
-          <w:sz w:val="32"/>
-          <w:szCs w:val="32"/>
-        </w:rPr>
-        <w:t>các</w:t>
-      </w:r>
-      <w:proofErr w:type="spellEnd"/>
-      <w:r>
-        <w:rPr>
-          <w:rFonts w:ascii="Times New Roman" w:hAnsi="Times New Roman" w:cs="Times New Roman"/>
-          <w:sz w:val="32"/>
-          <w:szCs w:val="32"/>
-        </w:rPr>
-        <w:t xml:space="preserve"> </w:t>
-      </w:r>
-      <w:proofErr w:type="spellStart"/>
-      <w:r>
-        <w:rPr>
-          <w:rFonts w:ascii="Times New Roman" w:hAnsi="Times New Roman" w:cs="Times New Roman"/>
-          <w:sz w:val="32"/>
-          <w:szCs w:val="32"/>
-        </w:rPr>
-        <w:t>biểu</w:t>
-      </w:r>
-      <w:proofErr w:type="spellEnd"/>
-      <w:r>
-        <w:rPr>
-          <w:rFonts w:ascii="Times New Roman" w:hAnsi="Times New Roman" w:cs="Times New Roman"/>
-          <w:sz w:val="32"/>
-          <w:szCs w:val="32"/>
-        </w:rPr>
-        <w:t xml:space="preserve"> </w:t>
-      </w:r>
-      <w:proofErr w:type="spellStart"/>
-      <w:r>
-        <w:rPr>
-          <w:rFonts w:ascii="Times New Roman" w:hAnsi="Times New Roman" w:cs="Times New Roman"/>
-          <w:sz w:val="32"/>
-          <w:szCs w:val="32"/>
-        </w:rPr>
-        <w:t>thức</w:t>
-      </w:r>
-      <w:proofErr w:type="spellEnd"/>
-      <w:r>
-        <w:rPr>
-          <w:rFonts w:ascii="Times New Roman" w:hAnsi="Times New Roman" w:cs="Times New Roman"/>
-          <w:sz w:val="32"/>
-          <w:szCs w:val="32"/>
-        </w:rPr>
-        <w:t xml:space="preserve"> </w:t>
-      </w:r>
-      <w:proofErr w:type="spellStart"/>
-      <w:r>
-        <w:rPr>
-          <w:rFonts w:ascii="Times New Roman" w:hAnsi="Times New Roman" w:cs="Times New Roman"/>
-          <w:sz w:val="32"/>
-          <w:szCs w:val="32"/>
-        </w:rPr>
-        <w:t>điều</w:t>
-      </w:r>
-      <w:proofErr w:type="spellEnd"/>
-      <w:r>
-        <w:rPr>
-          <w:rFonts w:ascii="Times New Roman" w:hAnsi="Times New Roman" w:cs="Times New Roman"/>
-          <w:sz w:val="32"/>
-          <w:szCs w:val="32"/>
-        </w:rPr>
-        <w:t xml:space="preserve"> </w:t>
-      </w:r>
-      <w:proofErr w:type="spellStart"/>
-      <w:r>
-        <w:rPr>
-          <w:rFonts w:ascii="Times New Roman" w:hAnsi="Times New Roman" w:cs="Times New Roman"/>
-          <w:sz w:val="32"/>
-          <w:szCs w:val="32"/>
-        </w:rPr>
-        <w:t>kiện</w:t>
-      </w:r>
-      <w:proofErr w:type="spellEnd"/>
-      <w:r>
-        <w:rPr>
-          <w:rFonts w:ascii="Times New Roman" w:hAnsi="Times New Roman" w:cs="Times New Roman"/>
-          <w:sz w:val="32"/>
-          <w:szCs w:val="32"/>
-        </w:rPr>
-        <w:t xml:space="preserve"> </w:t>
-      </w:r>
-      <w:proofErr w:type="spellStart"/>
-      <w:r>
-        <w:rPr>
-          <w:rFonts w:ascii="Times New Roman" w:hAnsi="Times New Roman" w:cs="Times New Roman"/>
-          <w:sz w:val="32"/>
-          <w:szCs w:val="32"/>
-        </w:rPr>
-        <w:t>từ</w:t>
-      </w:r>
-      <w:proofErr w:type="spellEnd"/>
-      <w:r>
-        <w:rPr>
-          <w:rFonts w:ascii="Times New Roman" w:hAnsi="Times New Roman" w:cs="Times New Roman"/>
-          <w:sz w:val="32"/>
-          <w:szCs w:val="32"/>
-        </w:rPr>
-        <w:t xml:space="preserve"> </w:t>
-      </w:r>
-      <w:proofErr w:type="spellStart"/>
-      <w:r>
-        <w:rPr>
-          <w:rFonts w:ascii="Times New Roman" w:hAnsi="Times New Roman" w:cs="Times New Roman"/>
-          <w:sz w:val="32"/>
-          <w:szCs w:val="32"/>
-        </w:rPr>
-        <w:t>tập</w:t>
-      </w:r>
-      <w:proofErr w:type="spellEnd"/>
-      <w:r>
-        <w:rPr>
-          <w:rFonts w:ascii="Times New Roman" w:hAnsi="Times New Roman" w:cs="Times New Roman"/>
-          <w:sz w:val="32"/>
-          <w:szCs w:val="32"/>
-        </w:rPr>
-        <w:t xml:space="preserve"> </w:t>
-      </w:r>
-      <w:proofErr w:type="spellStart"/>
-      <w:r>
-        <w:rPr>
-          <w:rFonts w:ascii="Times New Roman" w:hAnsi="Times New Roman" w:cs="Times New Roman"/>
-          <w:sz w:val="32"/>
-          <w:szCs w:val="32"/>
-        </w:rPr>
-        <w:t>các</w:t>
-      </w:r>
-      <w:proofErr w:type="spellEnd"/>
-      <w:r>
-        <w:rPr>
-          <w:rFonts w:ascii="Times New Roman" w:hAnsi="Times New Roman" w:cs="Times New Roman"/>
-          <w:sz w:val="32"/>
-          <w:szCs w:val="32"/>
-        </w:rPr>
-        <w:t xml:space="preserve"> </w:t>
-      </w:r>
-      <w:proofErr w:type="spellStart"/>
-      <w:r>
-        <w:rPr>
-          <w:rFonts w:ascii="Times New Roman" w:hAnsi="Times New Roman" w:cs="Times New Roman"/>
-          <w:sz w:val="32"/>
-          <w:szCs w:val="32"/>
-        </w:rPr>
-        <w:t>đường</w:t>
-      </w:r>
-      <w:proofErr w:type="spellEnd"/>
-      <w:r>
-        <w:rPr>
-          <w:rFonts w:ascii="Times New Roman" w:hAnsi="Times New Roman" w:cs="Times New Roman"/>
-          <w:sz w:val="32"/>
-          <w:szCs w:val="32"/>
-        </w:rPr>
-        <w:t xml:space="preserve"> </w:t>
-      </w:r>
-      <w:proofErr w:type="spellStart"/>
-      <w:r>
-        <w:rPr>
-          <w:rFonts w:ascii="Times New Roman" w:hAnsi="Times New Roman" w:cs="Times New Roman"/>
-          <w:sz w:val="32"/>
-          <w:szCs w:val="32"/>
-        </w:rPr>
-        <w:t>đi</w:t>
-      </w:r>
-      <w:proofErr w:type="spellEnd"/>
-      <w:r>
-        <w:rPr>
-          <w:rFonts w:ascii="Times New Roman" w:hAnsi="Times New Roman" w:cs="Times New Roman"/>
-          <w:sz w:val="32"/>
-          <w:szCs w:val="32"/>
-        </w:rPr>
-        <w:t xml:space="preserve">, </w:t>
-      </w:r>
-      <w:proofErr w:type="spellStart"/>
-      <w:r>
-        <w:rPr>
-          <w:rFonts w:ascii="Times New Roman" w:hAnsi="Times New Roman" w:cs="Times New Roman"/>
-          <w:sz w:val="32"/>
-          <w:szCs w:val="32"/>
-        </w:rPr>
-        <w:t>thực</w:t>
-      </w:r>
-      <w:proofErr w:type="spellEnd"/>
-      <w:r>
-        <w:rPr>
-          <w:rFonts w:ascii="Times New Roman" w:hAnsi="Times New Roman" w:cs="Times New Roman"/>
-          <w:sz w:val="32"/>
-          <w:szCs w:val="32"/>
-        </w:rPr>
-        <w:t xml:space="preserve"> </w:t>
-      </w:r>
-      <w:proofErr w:type="spellStart"/>
-      <w:r>
-        <w:rPr>
-          <w:rFonts w:ascii="Times New Roman" w:hAnsi="Times New Roman" w:cs="Times New Roman"/>
-          <w:sz w:val="32"/>
-          <w:szCs w:val="32"/>
-        </w:rPr>
-        <w:t>hiện</w:t>
-      </w:r>
-      <w:proofErr w:type="spellEnd"/>
-      <w:r>
-        <w:rPr>
-          <w:rFonts w:ascii="Times New Roman" w:hAnsi="Times New Roman" w:cs="Times New Roman"/>
-          <w:sz w:val="32"/>
-          <w:szCs w:val="32"/>
-        </w:rPr>
-        <w:t xml:space="preserve"> </w:t>
-      </w:r>
-      <w:proofErr w:type="spellStart"/>
-      <w:r>
-        <w:rPr>
-          <w:rFonts w:ascii="Times New Roman" w:hAnsi="Times New Roman" w:cs="Times New Roman"/>
-          <w:sz w:val="32"/>
-          <w:szCs w:val="32"/>
-        </w:rPr>
-        <w:t>giải</w:t>
-      </w:r>
-      <w:proofErr w:type="spellEnd"/>
-      <w:r>
-        <w:rPr>
-          <w:rFonts w:ascii="Times New Roman" w:hAnsi="Times New Roman" w:cs="Times New Roman"/>
-          <w:sz w:val="32"/>
-          <w:szCs w:val="32"/>
-        </w:rPr>
-        <w:t xml:space="preserve"> </w:t>
-      </w:r>
-      <w:proofErr w:type="spellStart"/>
-      <w:r>
-        <w:rPr>
-          <w:rFonts w:ascii="Times New Roman" w:hAnsi="Times New Roman" w:cs="Times New Roman"/>
-          <w:sz w:val="32"/>
-          <w:szCs w:val="32"/>
-        </w:rPr>
-        <w:t>các</w:t>
-      </w:r>
-      <w:proofErr w:type="spellEnd"/>
-      <w:r>
-        <w:rPr>
-          <w:rFonts w:ascii="Times New Roman" w:hAnsi="Times New Roman" w:cs="Times New Roman"/>
-          <w:sz w:val="32"/>
-          <w:szCs w:val="32"/>
-        </w:rPr>
-        <w:t xml:space="preserve"> </w:t>
-      </w:r>
-      <w:proofErr w:type="spellStart"/>
-      <w:r>
-        <w:rPr>
-          <w:rFonts w:ascii="Times New Roman" w:hAnsi="Times New Roman" w:cs="Times New Roman"/>
-          <w:sz w:val="32"/>
-          <w:szCs w:val="32"/>
-        </w:rPr>
-        <w:t>biểu</w:t>
-      </w:r>
-      <w:proofErr w:type="spellEnd"/>
-      <w:r>
-        <w:rPr>
-          <w:rFonts w:ascii="Times New Roman" w:hAnsi="Times New Roman" w:cs="Times New Roman"/>
-          <w:sz w:val="32"/>
-          <w:szCs w:val="32"/>
-        </w:rPr>
-        <w:t xml:space="preserve"> </w:t>
-      </w:r>
-      <w:proofErr w:type="spellStart"/>
-      <w:r>
-        <w:rPr>
-          <w:rFonts w:ascii="Times New Roman" w:hAnsi="Times New Roman" w:cs="Times New Roman"/>
-          <w:sz w:val="32"/>
-          <w:szCs w:val="32"/>
-        </w:rPr>
-        <w:t>thức</w:t>
-      </w:r>
-      <w:proofErr w:type="spellEnd"/>
-      <w:r>
-        <w:rPr>
-          <w:rFonts w:ascii="Times New Roman" w:hAnsi="Times New Roman" w:cs="Times New Roman"/>
-          <w:sz w:val="32"/>
-          <w:szCs w:val="32"/>
-        </w:rPr>
-        <w:t xml:space="preserve"> </w:t>
-      </w:r>
-      <w:proofErr w:type="spellStart"/>
-      <w:r>
-        <w:rPr>
-          <w:rFonts w:ascii="Times New Roman" w:hAnsi="Times New Roman" w:cs="Times New Roman"/>
-          <w:sz w:val="32"/>
-          <w:szCs w:val="32"/>
-        </w:rPr>
-        <w:t>điều</w:t>
-      </w:r>
-      <w:proofErr w:type="spellEnd"/>
-      <w:r>
-        <w:rPr>
-          <w:rFonts w:ascii="Times New Roman" w:hAnsi="Times New Roman" w:cs="Times New Roman"/>
-          <w:sz w:val="32"/>
-          <w:szCs w:val="32"/>
-        </w:rPr>
-        <w:t xml:space="preserve"> </w:t>
-      </w:r>
-      <w:proofErr w:type="spellStart"/>
-      <w:r>
-        <w:rPr>
-          <w:rFonts w:ascii="Times New Roman" w:hAnsi="Times New Roman" w:cs="Times New Roman"/>
-          <w:sz w:val="32"/>
-          <w:szCs w:val="32"/>
-        </w:rPr>
-        <w:t>kiện</w:t>
-      </w:r>
-      <w:proofErr w:type="spellEnd"/>
-      <w:r>
-        <w:rPr>
-          <w:rFonts w:ascii="Times New Roman" w:hAnsi="Times New Roman" w:cs="Times New Roman"/>
-          <w:sz w:val="32"/>
-          <w:szCs w:val="32"/>
-        </w:rPr>
-        <w:t xml:space="preserve"> </w:t>
-      </w:r>
-      <w:proofErr w:type="spellStart"/>
-      <w:r>
-        <w:rPr>
-          <w:rFonts w:ascii="Times New Roman" w:hAnsi="Times New Roman" w:cs="Times New Roman"/>
-          <w:sz w:val="32"/>
-          <w:szCs w:val="32"/>
-        </w:rPr>
-        <w:t>để</w:t>
-      </w:r>
-      <w:proofErr w:type="spellEnd"/>
-      <w:r>
-        <w:rPr>
-          <w:rFonts w:ascii="Times New Roman" w:hAnsi="Times New Roman" w:cs="Times New Roman"/>
-          <w:sz w:val="32"/>
-          <w:szCs w:val="32"/>
-        </w:rPr>
-        <w:t xml:space="preserve"> </w:t>
-      </w:r>
-      <w:proofErr w:type="spellStart"/>
-      <w:r>
-        <w:rPr>
-          <w:rFonts w:ascii="Times New Roman" w:hAnsi="Times New Roman" w:cs="Times New Roman"/>
-          <w:sz w:val="32"/>
-          <w:szCs w:val="32"/>
-        </w:rPr>
-        <w:t>có</w:t>
-      </w:r>
-      <w:proofErr w:type="spellEnd"/>
-      <w:r>
-        <w:rPr>
-          <w:rFonts w:ascii="Times New Roman" w:hAnsi="Times New Roman" w:cs="Times New Roman"/>
-          <w:sz w:val="32"/>
-          <w:szCs w:val="32"/>
-        </w:rPr>
-        <w:t xml:space="preserve"> </w:t>
-      </w:r>
-      <w:proofErr w:type="spellStart"/>
-      <w:r>
-        <w:rPr>
-          <w:rFonts w:ascii="Times New Roman" w:hAnsi="Times New Roman" w:cs="Times New Roman"/>
-          <w:sz w:val="32"/>
-          <w:szCs w:val="32"/>
-        </w:rPr>
-        <w:t>được</w:t>
-      </w:r>
-      <w:proofErr w:type="spellEnd"/>
-      <w:r>
-        <w:rPr>
-          <w:rFonts w:ascii="Times New Roman" w:hAnsi="Times New Roman" w:cs="Times New Roman"/>
-          <w:sz w:val="32"/>
-          <w:szCs w:val="32"/>
-        </w:rPr>
-        <w:t xml:space="preserve"> </w:t>
-      </w:r>
-      <w:proofErr w:type="spellStart"/>
-      <w:r>
-        <w:rPr>
-          <w:rFonts w:ascii="Times New Roman" w:hAnsi="Times New Roman" w:cs="Times New Roman"/>
-          <w:sz w:val="32"/>
-          <w:szCs w:val="32"/>
-        </w:rPr>
-        <w:t>các</w:t>
-      </w:r>
-      <w:proofErr w:type="spellEnd"/>
-      <w:r>
-        <w:rPr>
-          <w:rFonts w:ascii="Times New Roman" w:hAnsi="Times New Roman" w:cs="Times New Roman"/>
-          <w:sz w:val="32"/>
-          <w:szCs w:val="32"/>
-        </w:rPr>
-        <w:t xml:space="preserve"> </w:t>
-      </w:r>
-      <w:proofErr w:type="spellStart"/>
-      <w:r>
-        <w:rPr>
-          <w:rFonts w:ascii="Times New Roman" w:hAnsi="Times New Roman" w:cs="Times New Roman"/>
-          <w:sz w:val="32"/>
-          <w:szCs w:val="32"/>
-        </w:rPr>
-        <w:t>giá</w:t>
-      </w:r>
-      <w:proofErr w:type="spellEnd"/>
-      <w:r>
-        <w:rPr>
-          <w:rFonts w:ascii="Times New Roman" w:hAnsi="Times New Roman" w:cs="Times New Roman"/>
-          <w:sz w:val="32"/>
-          <w:szCs w:val="32"/>
-        </w:rPr>
-        <w:t xml:space="preserve"> </w:t>
-      </w:r>
-      <w:proofErr w:type="spellStart"/>
-      <w:r>
-        <w:rPr>
-          <w:rFonts w:ascii="Times New Roman" w:hAnsi="Times New Roman" w:cs="Times New Roman"/>
-          <w:sz w:val="32"/>
-          <w:szCs w:val="32"/>
-        </w:rPr>
-        <w:t>trị</w:t>
-      </w:r>
-      <w:proofErr w:type="spellEnd"/>
-      <w:r>
-        <w:rPr>
-          <w:rFonts w:ascii="Times New Roman" w:hAnsi="Times New Roman" w:cs="Times New Roman"/>
-          <w:sz w:val="32"/>
-          <w:szCs w:val="32"/>
-        </w:rPr>
-        <w:t xml:space="preserve"> </w:t>
-      </w:r>
-      <w:proofErr w:type="spellStart"/>
-      <w:r>
-        <w:rPr>
-          <w:rFonts w:ascii="Times New Roman" w:hAnsi="Times New Roman" w:cs="Times New Roman"/>
-          <w:sz w:val="32"/>
-          <w:szCs w:val="32"/>
-        </w:rPr>
-        <w:t>đầu</w:t>
-      </w:r>
-      <w:proofErr w:type="spellEnd"/>
-      <w:r>
-        <w:rPr>
-          <w:rFonts w:ascii="Times New Roman" w:hAnsi="Times New Roman" w:cs="Times New Roman"/>
-          <w:sz w:val="32"/>
-          <w:szCs w:val="32"/>
-        </w:rPr>
-        <w:t xml:space="preserve"> </w:t>
-      </w:r>
-      <w:proofErr w:type="spellStart"/>
-      <w:r>
-        <w:rPr>
-          <w:rFonts w:ascii="Times New Roman" w:hAnsi="Times New Roman" w:cs="Times New Roman"/>
-          <w:sz w:val="32"/>
-          <w:szCs w:val="32"/>
-        </w:rPr>
-        <w:t>vào</w:t>
-      </w:r>
-      <w:proofErr w:type="spellEnd"/>
-      <w:r>
-        <w:rPr>
-          <w:rFonts w:ascii="Times New Roman" w:hAnsi="Times New Roman" w:cs="Times New Roman"/>
-          <w:sz w:val="32"/>
-          <w:szCs w:val="32"/>
-        </w:rPr>
-        <w:t xml:space="preserve"> </w:t>
-      </w:r>
-      <w:proofErr w:type="spellStart"/>
-      <w:r>
-        <w:rPr>
-          <w:rFonts w:ascii="Times New Roman" w:hAnsi="Times New Roman" w:cs="Times New Roman"/>
-          <w:sz w:val="32"/>
-          <w:szCs w:val="32"/>
-        </w:rPr>
-        <w:t>cho</w:t>
-      </w:r>
-      <w:proofErr w:type="spellEnd"/>
-      <w:r>
-        <w:rPr>
-          <w:rFonts w:ascii="Times New Roman" w:hAnsi="Times New Roman" w:cs="Times New Roman"/>
-          <w:sz w:val="32"/>
-          <w:szCs w:val="32"/>
-        </w:rPr>
-        <w:t xml:space="preserve"> </w:t>
-      </w:r>
-      <w:proofErr w:type="spellStart"/>
-      <w:r>
-        <w:rPr>
-          <w:rFonts w:ascii="Times New Roman" w:hAnsi="Times New Roman" w:cs="Times New Roman"/>
-          <w:sz w:val="32"/>
-          <w:szCs w:val="32"/>
-        </w:rPr>
-        <w:t>các</w:t>
-      </w:r>
-      <w:proofErr w:type="spellEnd"/>
-      <w:r>
-        <w:rPr>
-          <w:rFonts w:ascii="Times New Roman" w:hAnsi="Times New Roman" w:cs="Times New Roman"/>
-          <w:sz w:val="32"/>
-          <w:szCs w:val="32"/>
-        </w:rPr>
-        <w:t xml:space="preserve"> ca KT </w:t>
-      </w:r>
-      <w:proofErr w:type="spellStart"/>
-      <w:r>
-        <w:rPr>
-          <w:rFonts w:ascii="Times New Roman" w:hAnsi="Times New Roman" w:cs="Times New Roman"/>
-          <w:sz w:val="32"/>
-          <w:szCs w:val="32"/>
-        </w:rPr>
-        <w:t>tương</w:t>
-      </w:r>
-      <w:proofErr w:type="spellEnd"/>
-      <w:r>
-        <w:rPr>
-          <w:rFonts w:ascii="Times New Roman" w:hAnsi="Times New Roman" w:cs="Times New Roman"/>
-          <w:sz w:val="32"/>
-          <w:szCs w:val="32"/>
-        </w:rPr>
-        <w:t xml:space="preserve"> </w:t>
-      </w:r>
-      <w:proofErr w:type="spellStart"/>
-      <w:r>
-        <w:rPr>
-          <w:rFonts w:ascii="Times New Roman" w:hAnsi="Times New Roman" w:cs="Times New Roman"/>
-          <w:sz w:val="32"/>
-          <w:szCs w:val="32"/>
-        </w:rPr>
-        <w:t>ứng</w:t>
-      </w:r>
-      <w:proofErr w:type="spellEnd"/>
-      <w:r>
-        <w:rPr>
-          <w:rFonts w:ascii="Times New Roman" w:hAnsi="Times New Roman" w:cs="Times New Roman"/>
-          <w:sz w:val="32"/>
-          <w:szCs w:val="32"/>
-        </w:rPr>
-        <w:t xml:space="preserve"> </w:t>
-      </w:r>
-      <w:proofErr w:type="spellStart"/>
-      <w:r>
-        <w:rPr>
-          <w:rFonts w:ascii="Times New Roman" w:hAnsi="Times New Roman" w:cs="Times New Roman"/>
-          <w:sz w:val="32"/>
-          <w:szCs w:val="32"/>
-        </w:rPr>
-        <w:t>với</w:t>
-      </w:r>
-      <w:proofErr w:type="spellEnd"/>
-      <w:r>
-        <w:rPr>
-          <w:rFonts w:ascii="Times New Roman" w:hAnsi="Times New Roman" w:cs="Times New Roman"/>
-          <w:sz w:val="32"/>
-          <w:szCs w:val="32"/>
-        </w:rPr>
-        <w:t xml:space="preserve"> </w:t>
-      </w:r>
-      <w:proofErr w:type="spellStart"/>
-      <w:r>
-        <w:rPr>
-          <w:rFonts w:ascii="Times New Roman" w:hAnsi="Times New Roman" w:cs="Times New Roman"/>
-          <w:sz w:val="32"/>
-          <w:szCs w:val="32"/>
-        </w:rPr>
-        <w:t>các</w:t>
-      </w:r>
-      <w:proofErr w:type="spellEnd"/>
-      <w:r>
-        <w:rPr>
-          <w:rFonts w:ascii="Times New Roman" w:hAnsi="Times New Roman" w:cs="Times New Roman"/>
-          <w:sz w:val="32"/>
-          <w:szCs w:val="32"/>
-        </w:rPr>
-        <w:t xml:space="preserve"> </w:t>
-      </w:r>
-      <w:proofErr w:type="spellStart"/>
-      <w:r>
-        <w:rPr>
-          <w:rFonts w:ascii="Times New Roman" w:hAnsi="Times New Roman" w:cs="Times New Roman"/>
-          <w:sz w:val="32"/>
-          <w:szCs w:val="32"/>
-        </w:rPr>
-        <w:t>đường</w:t>
-      </w:r>
-      <w:proofErr w:type="spellEnd"/>
-      <w:r>
-        <w:rPr>
-          <w:rFonts w:ascii="Times New Roman" w:hAnsi="Times New Roman" w:cs="Times New Roman"/>
-          <w:sz w:val="32"/>
-          <w:szCs w:val="32"/>
-        </w:rPr>
-        <w:t xml:space="preserve"> </w:t>
-      </w:r>
-      <w:proofErr w:type="spellStart"/>
-      <w:r>
-        <w:rPr>
-          <w:rFonts w:ascii="Times New Roman" w:hAnsi="Times New Roman" w:cs="Times New Roman"/>
-          <w:sz w:val="32"/>
-          <w:szCs w:val="32"/>
-        </w:rPr>
-        <w:t>đi</w:t>
-      </w:r>
-      <w:proofErr w:type="spellEnd"/>
-      <w:r>
-        <w:rPr>
-          <w:rFonts w:ascii="Times New Roman" w:hAnsi="Times New Roman" w:cs="Times New Roman"/>
-          <w:sz w:val="32"/>
-          <w:szCs w:val="32"/>
-        </w:rPr>
-        <w:t xml:space="preserve"> </w:t>
-      </w:r>
-      <w:proofErr w:type="spellStart"/>
-      <w:r>
-        <w:rPr>
-          <w:rFonts w:ascii="Times New Roman" w:hAnsi="Times New Roman" w:cs="Times New Roman"/>
-          <w:sz w:val="32"/>
-          <w:szCs w:val="32"/>
-        </w:rPr>
-        <w:t>này</w:t>
-      </w:r>
-      <w:proofErr w:type="spellEnd"/>
-      <w:r>
-        <w:rPr>
-          <w:rFonts w:ascii="Times New Roman" w:hAnsi="Times New Roman" w:cs="Times New Roman"/>
-          <w:sz w:val="32"/>
-          <w:szCs w:val="32"/>
-        </w:rPr>
-        <w:t xml:space="preserve"> </w:t>
-      </w:r>
-      <w:proofErr w:type="spellStart"/>
-      <w:r>
-        <w:rPr>
-          <w:rFonts w:ascii="Times New Roman" w:hAnsi="Times New Roman" w:cs="Times New Roman"/>
-          <w:sz w:val="32"/>
-          <w:szCs w:val="32"/>
-        </w:rPr>
-        <w:t>và</w:t>
-      </w:r>
-      <w:proofErr w:type="spellEnd"/>
-      <w:r>
-        <w:rPr>
-          <w:rFonts w:ascii="Times New Roman" w:hAnsi="Times New Roman" w:cs="Times New Roman"/>
-          <w:sz w:val="32"/>
-          <w:szCs w:val="32"/>
-        </w:rPr>
-        <w:t xml:space="preserve"> </w:t>
-      </w:r>
-      <w:proofErr w:type="spellStart"/>
-      <w:r>
-        <w:rPr>
-          <w:rFonts w:ascii="Times New Roman" w:hAnsi="Times New Roman" w:cs="Times New Roman"/>
-          <w:sz w:val="32"/>
-          <w:szCs w:val="32"/>
-        </w:rPr>
-        <w:t>tính</w:t>
-      </w:r>
-      <w:proofErr w:type="spellEnd"/>
-      <w:r>
-        <w:rPr>
-          <w:rFonts w:ascii="Times New Roman" w:hAnsi="Times New Roman" w:cs="Times New Roman"/>
-          <w:sz w:val="32"/>
-          <w:szCs w:val="32"/>
-        </w:rPr>
-        <w:t xml:space="preserve"> </w:t>
-      </w:r>
-      <w:proofErr w:type="spellStart"/>
-      <w:r>
-        <w:rPr>
-          <w:rFonts w:ascii="Times New Roman" w:hAnsi="Times New Roman" w:cs="Times New Roman"/>
-          <w:sz w:val="32"/>
-          <w:szCs w:val="32"/>
-        </w:rPr>
-        <w:t>toán</w:t>
-      </w:r>
-      <w:proofErr w:type="spellEnd"/>
-      <w:r>
-        <w:rPr>
-          <w:rFonts w:ascii="Times New Roman" w:hAnsi="Times New Roman" w:cs="Times New Roman"/>
-          <w:sz w:val="32"/>
-          <w:szCs w:val="32"/>
-        </w:rPr>
-        <w:t xml:space="preserve"> </w:t>
-      </w:r>
-      <w:proofErr w:type="spellStart"/>
-      <w:r>
-        <w:rPr>
-          <w:rFonts w:ascii="Times New Roman" w:hAnsi="Times New Roman" w:cs="Times New Roman"/>
-          <w:sz w:val="32"/>
-          <w:szCs w:val="32"/>
-        </w:rPr>
-        <w:t>giá</w:t>
-      </w:r>
-      <w:proofErr w:type="spellEnd"/>
-      <w:r>
-        <w:rPr>
-          <w:rFonts w:ascii="Times New Roman" w:hAnsi="Times New Roman" w:cs="Times New Roman"/>
-          <w:sz w:val="32"/>
-          <w:szCs w:val="32"/>
-        </w:rPr>
-        <w:t xml:space="preserve"> </w:t>
-      </w:r>
-      <w:proofErr w:type="spellStart"/>
-      <w:r>
-        <w:rPr>
-          <w:rFonts w:ascii="Times New Roman" w:hAnsi="Times New Roman" w:cs="Times New Roman"/>
-          <w:sz w:val="32"/>
-          <w:szCs w:val="32"/>
-        </w:rPr>
-        <w:t>trị</w:t>
-      </w:r>
-      <w:proofErr w:type="spellEnd"/>
-      <w:r>
-        <w:rPr>
-          <w:rFonts w:ascii="Times New Roman" w:hAnsi="Times New Roman" w:cs="Times New Roman"/>
-          <w:sz w:val="32"/>
-          <w:szCs w:val="32"/>
-        </w:rPr>
-        <w:t xml:space="preserve"> </w:t>
-      </w:r>
-      <w:proofErr w:type="spellStart"/>
-      <w:r>
-        <w:rPr>
-          <w:rFonts w:ascii="Times New Roman" w:hAnsi="Times New Roman" w:cs="Times New Roman"/>
-          <w:sz w:val="32"/>
-          <w:szCs w:val="32"/>
-        </w:rPr>
-        <w:t>đầu</w:t>
-      </w:r>
-      <w:proofErr w:type="spellEnd"/>
-      <w:r>
-        <w:rPr>
-          <w:rFonts w:ascii="Times New Roman" w:hAnsi="Times New Roman" w:cs="Times New Roman"/>
-          <w:sz w:val="32"/>
-          <w:szCs w:val="32"/>
-        </w:rPr>
-        <w:t xml:space="preserve"> </w:t>
-      </w:r>
-      <w:proofErr w:type="spellStart"/>
-      <w:r>
-        <w:rPr>
-          <w:rFonts w:ascii="Times New Roman" w:hAnsi="Times New Roman" w:cs="Times New Roman"/>
-          <w:sz w:val="32"/>
-          <w:szCs w:val="32"/>
-        </w:rPr>
-        <w:t>ra</w:t>
-      </w:r>
-      <w:proofErr w:type="spellEnd"/>
-      <w:r>
-        <w:rPr>
-          <w:rFonts w:ascii="Times New Roman" w:hAnsi="Times New Roman" w:cs="Times New Roman"/>
-          <w:sz w:val="32"/>
-          <w:szCs w:val="32"/>
-        </w:rPr>
-        <w:t xml:space="preserve"> </w:t>
-      </w:r>
-      <w:proofErr w:type="spellStart"/>
-      <w:r>
-        <w:rPr>
-          <w:rFonts w:ascii="Times New Roman" w:hAnsi="Times New Roman" w:cs="Times New Roman"/>
-          <w:sz w:val="32"/>
-          <w:szCs w:val="32"/>
-        </w:rPr>
-        <w:t>mong</w:t>
-      </w:r>
-      <w:proofErr w:type="spellEnd"/>
-      <w:r>
-        <w:rPr>
-          <w:rFonts w:ascii="Times New Roman" w:hAnsi="Times New Roman" w:cs="Times New Roman"/>
-          <w:sz w:val="32"/>
-          <w:szCs w:val="32"/>
-        </w:rPr>
-        <w:t xml:space="preserve"> </w:t>
-      </w:r>
-      <w:proofErr w:type="spellStart"/>
-      <w:r>
-        <w:rPr>
-          <w:rFonts w:ascii="Times New Roman" w:hAnsi="Times New Roman" w:cs="Times New Roman"/>
-          <w:sz w:val="32"/>
-          <w:szCs w:val="32"/>
-        </w:rPr>
-        <w:t>đợicủa</w:t>
-      </w:r>
-      <w:proofErr w:type="spellEnd"/>
-      <w:r>
-        <w:rPr>
-          <w:rFonts w:ascii="Times New Roman" w:hAnsi="Times New Roman" w:cs="Times New Roman"/>
-          <w:sz w:val="32"/>
-          <w:szCs w:val="32"/>
-        </w:rPr>
-        <w:t xml:space="preserve"> </w:t>
-      </w:r>
-      <w:proofErr w:type="spellStart"/>
-      <w:r>
-        <w:rPr>
-          <w:rFonts w:ascii="Times New Roman" w:hAnsi="Times New Roman" w:cs="Times New Roman"/>
-          <w:sz w:val="32"/>
-          <w:szCs w:val="32"/>
-        </w:rPr>
-        <w:t>mỗi</w:t>
-      </w:r>
-      <w:proofErr w:type="spellEnd"/>
-      <w:r>
-        <w:rPr>
-          <w:rFonts w:ascii="Times New Roman" w:hAnsi="Times New Roman" w:cs="Times New Roman"/>
-          <w:sz w:val="32"/>
-          <w:szCs w:val="32"/>
-        </w:rPr>
-        <w:t xml:space="preserve"> ca KT </w:t>
+        <w:t xml:space="preserve"> Xác định các đường dẫn CT phù hợp với tiêu chí kiểm thửđã chọn  Lấy ra các biểu thức điều kiện từ tập các đường đi, thực hiện giải các biểu thức điều kiện để có được các giá trị đầu vào cho các ca KT tương ứng với các đường đi này và tính toán giá trị đầu ra mong đợicủa mỗi ca KT </w:t>
       </w:r>
     </w:p>
     <w:p>
@@ -2492,257 +550,13 @@
           <w:szCs w:val="32"/>
         </w:rPr>
       </w:pPr>
-      <w:proofErr w:type="spellStart"/>
-      <w:r>
-        <w:rPr>
-          <w:rFonts w:ascii="Times New Roman" w:hAnsi="Times New Roman" w:cs="Times New Roman"/>
-          <w:sz w:val="32"/>
-          <w:szCs w:val="32"/>
-        </w:rPr>
-        <w:t>Thực</w:t>
-      </w:r>
-      <w:proofErr w:type="spellEnd"/>
-      <w:r>
-        <w:rPr>
-          <w:rFonts w:ascii="Times New Roman" w:hAnsi="Times New Roman" w:cs="Times New Roman"/>
-          <w:sz w:val="32"/>
-          <w:szCs w:val="32"/>
-        </w:rPr>
-        <w:t xml:space="preserve"> </w:t>
-      </w:r>
-      <w:proofErr w:type="spellStart"/>
-      <w:r>
-        <w:rPr>
-          <w:rFonts w:ascii="Times New Roman" w:hAnsi="Times New Roman" w:cs="Times New Roman"/>
-          <w:sz w:val="32"/>
-          <w:szCs w:val="32"/>
-        </w:rPr>
-        <w:t>hiện</w:t>
-      </w:r>
-      <w:proofErr w:type="spellEnd"/>
-      <w:r>
-        <w:rPr>
-          <w:rFonts w:ascii="Times New Roman" w:hAnsi="Times New Roman" w:cs="Times New Roman"/>
-          <w:sz w:val="32"/>
-          <w:szCs w:val="32"/>
-        </w:rPr>
-        <w:t xml:space="preserve"> </w:t>
-      </w:r>
-      <w:proofErr w:type="spellStart"/>
-      <w:r>
-        <w:rPr>
-          <w:rFonts w:ascii="Times New Roman" w:hAnsi="Times New Roman" w:cs="Times New Roman"/>
-          <w:sz w:val="32"/>
-          <w:szCs w:val="32"/>
-        </w:rPr>
-        <w:t>các</w:t>
-      </w:r>
-      <w:proofErr w:type="spellEnd"/>
-      <w:r>
-        <w:rPr>
-          <w:rFonts w:ascii="Times New Roman" w:hAnsi="Times New Roman" w:cs="Times New Roman"/>
-          <w:sz w:val="32"/>
-          <w:szCs w:val="32"/>
-        </w:rPr>
-        <w:t xml:space="preserve"> ca </w:t>
-      </w:r>
-      <w:proofErr w:type="spellStart"/>
-      <w:r>
-        <w:rPr>
-          <w:rFonts w:ascii="Times New Roman" w:hAnsi="Times New Roman" w:cs="Times New Roman"/>
-          <w:sz w:val="32"/>
-          <w:szCs w:val="32"/>
-        </w:rPr>
-        <w:t>kiểm</w:t>
-      </w:r>
-      <w:proofErr w:type="spellEnd"/>
-      <w:r>
-        <w:rPr>
-          <w:rFonts w:ascii="Times New Roman" w:hAnsi="Times New Roman" w:cs="Times New Roman"/>
-          <w:sz w:val="32"/>
-          <w:szCs w:val="32"/>
-        </w:rPr>
-        <w:t xml:space="preserve"> </w:t>
-      </w:r>
-      <w:proofErr w:type="spellStart"/>
-      <w:r>
-        <w:rPr>
-          <w:rFonts w:ascii="Times New Roman" w:hAnsi="Times New Roman" w:cs="Times New Roman"/>
-          <w:sz w:val="32"/>
-          <w:szCs w:val="32"/>
-        </w:rPr>
-        <w:t>thử</w:t>
-      </w:r>
-      <w:proofErr w:type="spellEnd"/>
-      <w:r>
-        <w:rPr>
-          <w:rFonts w:ascii="Times New Roman" w:hAnsi="Times New Roman" w:cs="Times New Roman"/>
-          <w:sz w:val="32"/>
-          <w:szCs w:val="32"/>
-        </w:rPr>
-        <w:t xml:space="preserve"> </w:t>
-      </w:r>
-      <w:proofErr w:type="spellStart"/>
-      <w:r>
-        <w:rPr>
-          <w:rFonts w:ascii="Times New Roman" w:hAnsi="Times New Roman" w:cs="Times New Roman"/>
-          <w:sz w:val="32"/>
-          <w:szCs w:val="32"/>
-        </w:rPr>
-        <w:t>để</w:t>
-      </w:r>
-      <w:proofErr w:type="spellEnd"/>
-      <w:r>
-        <w:rPr>
-          <w:rFonts w:ascii="Times New Roman" w:hAnsi="Times New Roman" w:cs="Times New Roman"/>
-          <w:sz w:val="32"/>
-          <w:szCs w:val="32"/>
-        </w:rPr>
-        <w:t xml:space="preserve"> </w:t>
-      </w:r>
-      <w:proofErr w:type="spellStart"/>
-      <w:r>
-        <w:rPr>
-          <w:rFonts w:ascii="Times New Roman" w:hAnsi="Times New Roman" w:cs="Times New Roman"/>
-          <w:sz w:val="32"/>
-          <w:szCs w:val="32"/>
-        </w:rPr>
-        <w:t>xác</w:t>
-      </w:r>
-      <w:proofErr w:type="spellEnd"/>
-      <w:r>
-        <w:rPr>
-          <w:rFonts w:ascii="Times New Roman" w:hAnsi="Times New Roman" w:cs="Times New Roman"/>
-          <w:sz w:val="32"/>
-          <w:szCs w:val="32"/>
-        </w:rPr>
-        <w:t xml:space="preserve"> </w:t>
-      </w:r>
-      <w:proofErr w:type="spellStart"/>
-      <w:r>
-        <w:rPr>
-          <w:rFonts w:ascii="Times New Roman" w:hAnsi="Times New Roman" w:cs="Times New Roman"/>
-          <w:sz w:val="32"/>
-          <w:szCs w:val="32"/>
-        </w:rPr>
-        <w:t>định</w:t>
-      </w:r>
-      <w:proofErr w:type="spellEnd"/>
-      <w:r>
-        <w:rPr>
-          <w:rFonts w:ascii="Times New Roman" w:hAnsi="Times New Roman" w:cs="Times New Roman"/>
-          <w:sz w:val="32"/>
-          <w:szCs w:val="32"/>
-        </w:rPr>
-        <w:t xml:space="preserve"> </w:t>
-      </w:r>
-      <w:proofErr w:type="spellStart"/>
-      <w:r>
-        <w:rPr>
-          <w:rFonts w:ascii="Times New Roman" w:hAnsi="Times New Roman" w:cs="Times New Roman"/>
-          <w:sz w:val="32"/>
-          <w:szCs w:val="32"/>
-        </w:rPr>
-        <w:t>các</w:t>
-      </w:r>
-      <w:proofErr w:type="spellEnd"/>
-      <w:r>
-        <w:rPr>
-          <w:rFonts w:ascii="Times New Roman" w:hAnsi="Times New Roman" w:cs="Times New Roman"/>
-          <w:sz w:val="32"/>
-          <w:szCs w:val="32"/>
-        </w:rPr>
-        <w:t xml:space="preserve"> </w:t>
-      </w:r>
-      <w:proofErr w:type="spellStart"/>
-      <w:r>
-        <w:rPr>
-          <w:rFonts w:ascii="Times New Roman" w:hAnsi="Times New Roman" w:cs="Times New Roman"/>
-          <w:sz w:val="32"/>
-          <w:szCs w:val="32"/>
-        </w:rPr>
-        <w:t>lỗi</w:t>
-      </w:r>
-      <w:proofErr w:type="spellEnd"/>
-      <w:r>
-        <w:rPr>
-          <w:rFonts w:ascii="Times New Roman" w:hAnsi="Times New Roman" w:cs="Times New Roman"/>
-          <w:sz w:val="32"/>
-          <w:szCs w:val="32"/>
-        </w:rPr>
-        <w:t xml:space="preserve"> (</w:t>
-      </w:r>
-      <w:proofErr w:type="spellStart"/>
-      <w:r>
-        <w:rPr>
-          <w:rFonts w:ascii="Times New Roman" w:hAnsi="Times New Roman" w:cs="Times New Roman"/>
-          <w:sz w:val="32"/>
-          <w:szCs w:val="32"/>
-        </w:rPr>
-        <w:t>có</w:t>
-      </w:r>
-      <w:proofErr w:type="spellEnd"/>
-      <w:r>
-        <w:rPr>
-          <w:rFonts w:ascii="Times New Roman" w:hAnsi="Times New Roman" w:cs="Times New Roman"/>
-          <w:sz w:val="32"/>
-          <w:szCs w:val="32"/>
-        </w:rPr>
-        <w:t xml:space="preserve"> </w:t>
-      </w:r>
-      <w:proofErr w:type="spellStart"/>
-      <w:r>
-        <w:rPr>
-          <w:rFonts w:ascii="Times New Roman" w:hAnsi="Times New Roman" w:cs="Times New Roman"/>
-          <w:sz w:val="32"/>
-          <w:szCs w:val="32"/>
-        </w:rPr>
-        <w:t>thể</w:t>
-      </w:r>
-      <w:proofErr w:type="spellEnd"/>
-      <w:r>
-        <w:rPr>
-          <w:rFonts w:ascii="Times New Roman" w:hAnsi="Times New Roman" w:cs="Times New Roman"/>
-          <w:sz w:val="32"/>
-          <w:szCs w:val="32"/>
-        </w:rPr>
-        <w:t xml:space="preserve"> </w:t>
-      </w:r>
-      <w:proofErr w:type="spellStart"/>
-      <w:r>
-        <w:rPr>
-          <w:rFonts w:ascii="Times New Roman" w:hAnsi="Times New Roman" w:cs="Times New Roman"/>
-          <w:sz w:val="32"/>
-          <w:szCs w:val="32"/>
-        </w:rPr>
-        <w:t>có</w:t>
-      </w:r>
-      <w:proofErr w:type="spellEnd"/>
-      <w:r>
-        <w:rPr>
-          <w:rFonts w:ascii="Times New Roman" w:hAnsi="Times New Roman" w:cs="Times New Roman"/>
-          <w:sz w:val="32"/>
-          <w:szCs w:val="32"/>
-        </w:rPr>
-        <w:t xml:space="preserve">) </w:t>
-      </w:r>
-      <w:proofErr w:type="spellStart"/>
-      <w:r>
-        <w:rPr>
-          <w:rFonts w:ascii="Times New Roman" w:hAnsi="Times New Roman" w:cs="Times New Roman"/>
-          <w:sz w:val="32"/>
-          <w:szCs w:val="32"/>
-        </w:rPr>
-        <w:t>của</w:t>
-      </w:r>
-      <w:proofErr w:type="spellEnd"/>
-      <w:r>
-        <w:rPr>
-          <w:rFonts w:ascii="Times New Roman" w:hAnsi="Times New Roman" w:cs="Times New Roman"/>
-          <w:sz w:val="32"/>
-          <w:szCs w:val="32"/>
-        </w:rPr>
-        <w:t xml:space="preserve"> CT.  </w:t>
+      <w:r>
+        <w:rPr>
+          <w:rFonts w:ascii="Times New Roman" w:hAnsi="Times New Roman" w:cs="Times New Roman"/>
+          <w:sz w:val="32"/>
+          <w:szCs w:val="32"/>
+        </w:rPr>
+        <w:t xml:space="preserve">Thực hiện các ca kiểm thử để xác định các lỗi (có thể có) của CT.  </w:t>
       </w:r>
     </w:p>
     <w:p>
@@ -2759,401 +573,13 @@
           <w:szCs w:val="32"/>
         </w:rPr>
       </w:pPr>
-      <w:proofErr w:type="spellStart"/>
-      <w:r>
-        <w:rPr>
-          <w:rFonts w:ascii="Times New Roman" w:hAnsi="Times New Roman" w:cs="Times New Roman"/>
-          <w:sz w:val="32"/>
-          <w:szCs w:val="32"/>
-        </w:rPr>
-        <w:t>Sửa</w:t>
-      </w:r>
-      <w:proofErr w:type="spellEnd"/>
-      <w:r>
-        <w:rPr>
-          <w:rFonts w:ascii="Times New Roman" w:hAnsi="Times New Roman" w:cs="Times New Roman"/>
-          <w:sz w:val="32"/>
-          <w:szCs w:val="32"/>
-        </w:rPr>
-        <w:t xml:space="preserve"> </w:t>
-      </w:r>
-      <w:proofErr w:type="spellStart"/>
-      <w:r>
-        <w:rPr>
-          <w:rFonts w:ascii="Times New Roman" w:hAnsi="Times New Roman" w:cs="Times New Roman"/>
-          <w:sz w:val="32"/>
-          <w:szCs w:val="32"/>
-        </w:rPr>
-        <w:t>các</w:t>
-      </w:r>
-      <w:proofErr w:type="spellEnd"/>
-      <w:r>
-        <w:rPr>
-          <w:rFonts w:ascii="Times New Roman" w:hAnsi="Times New Roman" w:cs="Times New Roman"/>
-          <w:sz w:val="32"/>
-          <w:szCs w:val="32"/>
-        </w:rPr>
-        <w:t xml:space="preserve"> </w:t>
-      </w:r>
-      <w:proofErr w:type="spellStart"/>
-      <w:r>
-        <w:rPr>
-          <w:rFonts w:ascii="Times New Roman" w:hAnsi="Times New Roman" w:cs="Times New Roman"/>
-          <w:sz w:val="32"/>
-          <w:szCs w:val="32"/>
-        </w:rPr>
-        <w:t>lỗi</w:t>
-      </w:r>
-      <w:proofErr w:type="spellEnd"/>
-      <w:r>
-        <w:rPr>
-          <w:rFonts w:ascii="Times New Roman" w:hAnsi="Times New Roman" w:cs="Times New Roman"/>
-          <w:sz w:val="32"/>
-          <w:szCs w:val="32"/>
-        </w:rPr>
-        <w:t xml:space="preserve"> (</w:t>
-      </w:r>
-      <w:proofErr w:type="spellStart"/>
-      <w:r>
-        <w:rPr>
-          <w:rFonts w:ascii="Times New Roman" w:hAnsi="Times New Roman" w:cs="Times New Roman"/>
-          <w:sz w:val="32"/>
-          <w:szCs w:val="32"/>
-        </w:rPr>
-        <w:t>nếu</w:t>
-      </w:r>
-      <w:proofErr w:type="spellEnd"/>
-      <w:r>
-        <w:rPr>
-          <w:rFonts w:ascii="Times New Roman" w:hAnsi="Times New Roman" w:cs="Times New Roman"/>
-          <w:sz w:val="32"/>
-          <w:szCs w:val="32"/>
-        </w:rPr>
-        <w:t xml:space="preserve"> </w:t>
-      </w:r>
-      <w:proofErr w:type="spellStart"/>
-      <w:r>
-        <w:rPr>
-          <w:rFonts w:ascii="Times New Roman" w:hAnsi="Times New Roman" w:cs="Times New Roman"/>
-          <w:sz w:val="32"/>
-          <w:szCs w:val="32"/>
-        </w:rPr>
-        <w:t>có</w:t>
-      </w:r>
-      <w:proofErr w:type="spellEnd"/>
-      <w:r>
-        <w:rPr>
-          <w:rFonts w:ascii="Times New Roman" w:hAnsi="Times New Roman" w:cs="Times New Roman"/>
-          <w:sz w:val="32"/>
-          <w:szCs w:val="32"/>
-        </w:rPr>
-        <w:t xml:space="preserve">) </w:t>
-      </w:r>
-      <w:proofErr w:type="spellStart"/>
-      <w:r>
-        <w:rPr>
-          <w:rFonts w:ascii="Times New Roman" w:hAnsi="Times New Roman" w:cs="Times New Roman"/>
-          <w:sz w:val="32"/>
-          <w:szCs w:val="32"/>
-        </w:rPr>
-        <w:t>và</w:t>
-      </w:r>
-      <w:proofErr w:type="spellEnd"/>
-      <w:r>
-        <w:rPr>
-          <w:rFonts w:ascii="Times New Roman" w:hAnsi="Times New Roman" w:cs="Times New Roman"/>
-          <w:sz w:val="32"/>
-          <w:szCs w:val="32"/>
-        </w:rPr>
-        <w:t xml:space="preserve"> </w:t>
-      </w:r>
-      <w:proofErr w:type="spellStart"/>
-      <w:r>
-        <w:rPr>
-          <w:rFonts w:ascii="Times New Roman" w:hAnsi="Times New Roman" w:cs="Times New Roman"/>
-          <w:sz w:val="32"/>
-          <w:szCs w:val="32"/>
-        </w:rPr>
-        <w:t>thực</w:t>
-      </w:r>
-      <w:proofErr w:type="spellEnd"/>
-      <w:r>
-        <w:rPr>
-          <w:rFonts w:ascii="Times New Roman" w:hAnsi="Times New Roman" w:cs="Times New Roman"/>
-          <w:sz w:val="32"/>
-          <w:szCs w:val="32"/>
-        </w:rPr>
-        <w:t xml:space="preserve"> </w:t>
-      </w:r>
-      <w:proofErr w:type="spellStart"/>
-      <w:r>
-        <w:rPr>
-          <w:rFonts w:ascii="Times New Roman" w:hAnsi="Times New Roman" w:cs="Times New Roman"/>
-          <w:sz w:val="32"/>
-          <w:szCs w:val="32"/>
-        </w:rPr>
-        <w:t>hiện</w:t>
-      </w:r>
-      <w:proofErr w:type="spellEnd"/>
-      <w:r>
-        <w:rPr>
-          <w:rFonts w:ascii="Times New Roman" w:hAnsi="Times New Roman" w:cs="Times New Roman"/>
-          <w:sz w:val="32"/>
-          <w:szCs w:val="32"/>
-        </w:rPr>
-        <w:t xml:space="preserve"> </w:t>
-      </w:r>
-      <w:proofErr w:type="spellStart"/>
-      <w:r>
-        <w:rPr>
-          <w:rFonts w:ascii="Times New Roman" w:hAnsi="Times New Roman" w:cs="Times New Roman"/>
-          <w:sz w:val="32"/>
-          <w:szCs w:val="32"/>
-        </w:rPr>
-        <w:t>lại</w:t>
-      </w:r>
-      <w:proofErr w:type="spellEnd"/>
-      <w:r>
-        <w:rPr>
-          <w:rFonts w:ascii="Times New Roman" w:hAnsi="Times New Roman" w:cs="Times New Roman"/>
-          <w:sz w:val="32"/>
-          <w:szCs w:val="32"/>
-        </w:rPr>
-        <w:t xml:space="preserve"> </w:t>
-      </w:r>
-      <w:proofErr w:type="spellStart"/>
-      <w:r>
-        <w:rPr>
-          <w:rFonts w:ascii="Times New Roman" w:hAnsi="Times New Roman" w:cs="Times New Roman"/>
-          <w:sz w:val="32"/>
-          <w:szCs w:val="32"/>
-        </w:rPr>
-        <w:t>tất</w:t>
-      </w:r>
-      <w:proofErr w:type="spellEnd"/>
-      <w:r>
-        <w:rPr>
-          <w:rFonts w:ascii="Times New Roman" w:hAnsi="Times New Roman" w:cs="Times New Roman"/>
-          <w:sz w:val="32"/>
-          <w:szCs w:val="32"/>
-        </w:rPr>
-        <w:t xml:space="preserve"> </w:t>
-      </w:r>
-      <w:proofErr w:type="spellStart"/>
-      <w:r>
-        <w:rPr>
-          <w:rFonts w:ascii="Times New Roman" w:hAnsi="Times New Roman" w:cs="Times New Roman"/>
-          <w:sz w:val="32"/>
-          <w:szCs w:val="32"/>
-        </w:rPr>
-        <w:t>cả</w:t>
-      </w:r>
-      <w:proofErr w:type="spellEnd"/>
-      <w:r>
-        <w:rPr>
-          <w:rFonts w:ascii="Times New Roman" w:hAnsi="Times New Roman" w:cs="Times New Roman"/>
-          <w:sz w:val="32"/>
-          <w:szCs w:val="32"/>
-        </w:rPr>
-        <w:t xml:space="preserve"> </w:t>
-      </w:r>
-      <w:proofErr w:type="spellStart"/>
-      <w:r>
-        <w:rPr>
-          <w:rFonts w:ascii="Times New Roman" w:hAnsi="Times New Roman" w:cs="Times New Roman"/>
-          <w:sz w:val="32"/>
-          <w:szCs w:val="32"/>
-        </w:rPr>
-        <w:t>các</w:t>
-      </w:r>
-      <w:proofErr w:type="spellEnd"/>
-      <w:r>
-        <w:rPr>
-          <w:rFonts w:ascii="Times New Roman" w:hAnsi="Times New Roman" w:cs="Times New Roman"/>
-          <w:sz w:val="32"/>
-          <w:szCs w:val="32"/>
-        </w:rPr>
-        <w:t xml:space="preserve"> ca </w:t>
-      </w:r>
-      <w:proofErr w:type="spellStart"/>
-      <w:r>
-        <w:rPr>
-          <w:rFonts w:ascii="Times New Roman" w:hAnsi="Times New Roman" w:cs="Times New Roman"/>
-          <w:sz w:val="32"/>
-          <w:szCs w:val="32"/>
-        </w:rPr>
-        <w:t>kiểm</w:t>
-      </w:r>
-      <w:proofErr w:type="spellEnd"/>
-      <w:r>
-        <w:rPr>
-          <w:rFonts w:ascii="Times New Roman" w:hAnsi="Times New Roman" w:cs="Times New Roman"/>
-          <w:sz w:val="32"/>
-          <w:szCs w:val="32"/>
-        </w:rPr>
-        <w:t xml:space="preserve"> </w:t>
-      </w:r>
-      <w:proofErr w:type="spellStart"/>
-      <w:r>
-        <w:rPr>
-          <w:rFonts w:ascii="Times New Roman" w:hAnsi="Times New Roman" w:cs="Times New Roman"/>
-          <w:sz w:val="32"/>
-          <w:szCs w:val="32"/>
-        </w:rPr>
-        <w:t>thử</w:t>
-      </w:r>
-      <w:proofErr w:type="spellEnd"/>
-      <w:r>
-        <w:rPr>
-          <w:rFonts w:ascii="Times New Roman" w:hAnsi="Times New Roman" w:cs="Times New Roman"/>
-          <w:sz w:val="32"/>
-          <w:szCs w:val="32"/>
-        </w:rPr>
-        <w:t xml:space="preserve"> </w:t>
-      </w:r>
-      <w:proofErr w:type="spellStart"/>
-      <w:r>
-        <w:rPr>
-          <w:rFonts w:ascii="Times New Roman" w:hAnsi="Times New Roman" w:cs="Times New Roman"/>
-          <w:sz w:val="32"/>
-          <w:szCs w:val="32"/>
-        </w:rPr>
-        <w:t>trong</w:t>
-      </w:r>
-      <w:proofErr w:type="spellEnd"/>
-      <w:r>
-        <w:rPr>
-          <w:rFonts w:ascii="Times New Roman" w:hAnsi="Times New Roman" w:cs="Times New Roman"/>
-          <w:sz w:val="32"/>
-          <w:szCs w:val="32"/>
-        </w:rPr>
-        <w:t xml:space="preserve"> </w:t>
-      </w:r>
-      <w:proofErr w:type="spellStart"/>
-      <w:r>
-        <w:rPr>
-          <w:rFonts w:ascii="Times New Roman" w:hAnsi="Times New Roman" w:cs="Times New Roman"/>
-          <w:sz w:val="32"/>
-          <w:szCs w:val="32"/>
-        </w:rPr>
-        <w:t>trườnghợp</w:t>
-      </w:r>
-      <w:proofErr w:type="spellEnd"/>
-      <w:r>
-        <w:rPr>
-          <w:rFonts w:ascii="Times New Roman" w:hAnsi="Times New Roman" w:cs="Times New Roman"/>
-          <w:sz w:val="32"/>
-          <w:szCs w:val="32"/>
-        </w:rPr>
-        <w:t xml:space="preserve"> </w:t>
-      </w:r>
-      <w:proofErr w:type="spellStart"/>
-      <w:r>
-        <w:rPr>
-          <w:rFonts w:ascii="Times New Roman" w:hAnsi="Times New Roman" w:cs="Times New Roman"/>
-          <w:sz w:val="32"/>
-          <w:szCs w:val="32"/>
-        </w:rPr>
-        <w:t>bước</w:t>
-      </w:r>
-      <w:proofErr w:type="spellEnd"/>
-      <w:r>
-        <w:rPr>
-          <w:rFonts w:ascii="Times New Roman" w:hAnsi="Times New Roman" w:cs="Times New Roman"/>
-          <w:sz w:val="32"/>
-          <w:szCs w:val="32"/>
-        </w:rPr>
-        <w:t xml:space="preserve"> </w:t>
-      </w:r>
-      <w:proofErr w:type="spellStart"/>
-      <w:r>
-        <w:rPr>
-          <w:rFonts w:ascii="Times New Roman" w:hAnsi="Times New Roman" w:cs="Times New Roman"/>
-          <w:sz w:val="32"/>
-          <w:szCs w:val="32"/>
-        </w:rPr>
-        <w:t>trên</w:t>
-      </w:r>
-      <w:proofErr w:type="spellEnd"/>
-      <w:r>
-        <w:rPr>
-          <w:rFonts w:ascii="Times New Roman" w:hAnsi="Times New Roman" w:cs="Times New Roman"/>
-          <w:sz w:val="32"/>
-          <w:szCs w:val="32"/>
-        </w:rPr>
-        <w:t xml:space="preserve"> </w:t>
-      </w:r>
-      <w:proofErr w:type="spellStart"/>
-      <w:r>
-        <w:rPr>
-          <w:rFonts w:ascii="Times New Roman" w:hAnsi="Times New Roman" w:cs="Times New Roman"/>
-          <w:sz w:val="32"/>
-          <w:szCs w:val="32"/>
-        </w:rPr>
-        <w:t>phát</w:t>
-      </w:r>
-      <w:proofErr w:type="spellEnd"/>
-      <w:r>
-        <w:rPr>
-          <w:rFonts w:ascii="Times New Roman" w:hAnsi="Times New Roman" w:cs="Times New Roman"/>
-          <w:sz w:val="32"/>
-          <w:szCs w:val="32"/>
-        </w:rPr>
-        <w:t xml:space="preserve"> </w:t>
-      </w:r>
-      <w:proofErr w:type="spellStart"/>
-      <w:r>
-        <w:rPr>
-          <w:rFonts w:ascii="Times New Roman" w:hAnsi="Times New Roman" w:cs="Times New Roman"/>
-          <w:sz w:val="32"/>
-          <w:szCs w:val="32"/>
-        </w:rPr>
-        <w:t>hiện</w:t>
-      </w:r>
-      <w:proofErr w:type="spellEnd"/>
-      <w:r>
-        <w:rPr>
-          <w:rFonts w:ascii="Times New Roman" w:hAnsi="Times New Roman" w:cs="Times New Roman"/>
-          <w:sz w:val="32"/>
-          <w:szCs w:val="32"/>
-        </w:rPr>
-        <w:t xml:space="preserve"> </w:t>
-      </w:r>
-      <w:proofErr w:type="spellStart"/>
-      <w:r>
-        <w:rPr>
-          <w:rFonts w:ascii="Times New Roman" w:hAnsi="Times New Roman" w:cs="Times New Roman"/>
-          <w:sz w:val="32"/>
-          <w:szCs w:val="32"/>
-        </w:rPr>
-        <w:t>ra</w:t>
-      </w:r>
-      <w:proofErr w:type="spellEnd"/>
-      <w:r>
-        <w:rPr>
-          <w:rFonts w:ascii="Times New Roman" w:hAnsi="Times New Roman" w:cs="Times New Roman"/>
-          <w:sz w:val="32"/>
-          <w:szCs w:val="32"/>
-        </w:rPr>
-        <w:t xml:space="preserve"> </w:t>
-      </w:r>
-      <w:proofErr w:type="spellStart"/>
-      <w:r>
-        <w:rPr>
-          <w:rFonts w:ascii="Times New Roman" w:hAnsi="Times New Roman" w:cs="Times New Roman"/>
-          <w:sz w:val="32"/>
-          <w:szCs w:val="32"/>
-        </w:rPr>
-        <w:t>lỗi</w:t>
-      </w:r>
-      <w:proofErr w:type="spellEnd"/>
-      <w:r>
-        <w:rPr>
-          <w:rFonts w:ascii="Times New Roman" w:hAnsi="Times New Roman" w:cs="Times New Roman"/>
-          <w:sz w:val="32"/>
-          <w:szCs w:val="32"/>
-        </w:rPr>
-        <w:t>.</w:t>
+      <w:r>
+        <w:rPr>
+          <w:rFonts w:ascii="Times New Roman" w:hAnsi="Times New Roman" w:cs="Times New Roman"/>
+          <w:sz w:val="32"/>
+          <w:szCs w:val="32"/>
+        </w:rPr>
+        <w:t>Sửa các lỗi (nếu có) và thực hiện lại tất cả các ca kiểm thử trong trườnghợp bước trên phát hiện ra lỗi.</w:t>
       </w:r>
     </w:p>
     <w:p>
@@ -3176,23 +602,13 @@
           <w:szCs w:val="32"/>
         </w:rPr>
       </w:pPr>
-      <w:proofErr w:type="spellStart"/>
-      <w:r>
-        <w:rPr>
-          <w:rFonts w:ascii="Times New Roman" w:hAnsi="Times New Roman" w:cs="Times New Roman"/>
-          <w:sz w:val="32"/>
-          <w:szCs w:val="32"/>
-        </w:rPr>
-        <w:t>Bài</w:t>
-      </w:r>
-      <w:proofErr w:type="spellEnd"/>
-      <w:r>
-        <w:rPr>
-          <w:rFonts w:ascii="Times New Roman" w:hAnsi="Times New Roman" w:cs="Times New Roman"/>
-          <w:sz w:val="32"/>
-          <w:szCs w:val="32"/>
-        </w:rPr>
-        <w:t xml:space="preserve"> 2:</w:t>
+      <w:r>
+        <w:rPr>
+          <w:rFonts w:ascii="Times New Roman" w:hAnsi="Times New Roman" w:cs="Times New Roman"/>
+          <w:sz w:val="32"/>
+          <w:szCs w:val="32"/>
+        </w:rPr>
+        <w:t>Bài 2:</w:t>
       </w:r>
       <w:r>
         <w:rPr>
@@ -3295,7 +711,6 @@
           <w:szCs w:val="32"/>
         </w:rPr>
       </w:pPr>
-      <w:proofErr w:type="spellStart"/>
       <w:r>
         <w:rPr>
           <w:rFonts w:ascii="Times New Roman" w:hAnsi="Times New Roman" w:cs="Times New Roman"/>
@@ -3303,16 +718,7 @@
           <w:szCs w:val="32"/>
         </w:rPr>
         <w:lastRenderedPageBreak/>
-        <w:t>Bài</w:t>
-      </w:r>
-      <w:proofErr w:type="spellEnd"/>
-      <w:r>
-        <w:rPr>
-          <w:rFonts w:ascii="Times New Roman" w:hAnsi="Times New Roman" w:cs="Times New Roman"/>
-          <w:sz w:val="32"/>
-          <w:szCs w:val="32"/>
-        </w:rPr>
-        <w:t xml:space="preserve"> 3:</w:t>
+        <w:t>Bài 3:</w:t>
       </w:r>
     </w:p>
     <w:p>
@@ -3444,7 +850,6 @@
           <w:szCs w:val="32"/>
         </w:rPr>
       </w:pPr>
-      <w:proofErr w:type="spellStart"/>
       <w:r>
         <w:rPr>
           <w:rFonts w:ascii="Times New Roman" w:hAnsi="Times New Roman" w:cs="Times New Roman"/>
@@ -3452,16 +857,7 @@
           <w:szCs w:val="32"/>
         </w:rPr>
         <w:lastRenderedPageBreak/>
-        <w:t>Bài</w:t>
-      </w:r>
-      <w:proofErr w:type="spellEnd"/>
-      <w:r>
-        <w:rPr>
-          <w:rFonts w:ascii="Times New Roman" w:hAnsi="Times New Roman" w:cs="Times New Roman"/>
-          <w:sz w:val="32"/>
-          <w:szCs w:val="32"/>
-        </w:rPr>
-        <w:t xml:space="preserve"> 4:</w:t>
+        <w:t>Bài 4:</w:t>
       </w:r>
     </w:p>
     <w:p>
@@ -3486,61 +882,7 @@
           <w:sz w:val="32"/>
           <w:szCs w:val="32"/>
         </w:rPr>
-        <w:t xml:space="preserve">Def-clear-path </w:t>
-      </w:r>
-      <w:proofErr w:type="spellStart"/>
-      <w:r>
-        <w:rPr>
-          <w:rFonts w:ascii="Times New Roman" w:hAnsi="Times New Roman" w:cs="Times New Roman"/>
-          <w:sz w:val="32"/>
-          <w:szCs w:val="32"/>
-        </w:rPr>
-        <w:t>của</w:t>
-      </w:r>
-      <w:proofErr w:type="spellEnd"/>
-      <w:r>
-        <w:rPr>
-          <w:rFonts w:ascii="Times New Roman" w:hAnsi="Times New Roman" w:cs="Times New Roman"/>
-          <w:sz w:val="32"/>
-          <w:szCs w:val="32"/>
-        </w:rPr>
-        <w:t xml:space="preserve"> 2 </w:t>
-      </w:r>
-      <w:proofErr w:type="spellStart"/>
-      <w:r>
-        <w:rPr>
-          <w:rFonts w:ascii="Times New Roman" w:hAnsi="Times New Roman" w:cs="Times New Roman"/>
-          <w:sz w:val="32"/>
-          <w:szCs w:val="32"/>
-        </w:rPr>
-        <w:t>biến</w:t>
-      </w:r>
-      <w:proofErr w:type="spellEnd"/>
-      <w:r>
-        <w:rPr>
-          <w:rFonts w:ascii="Times New Roman" w:hAnsi="Times New Roman" w:cs="Times New Roman"/>
-          <w:sz w:val="32"/>
-          <w:szCs w:val="32"/>
-        </w:rPr>
-        <w:t xml:space="preserve"> x </w:t>
-      </w:r>
-      <w:proofErr w:type="spellStart"/>
-      <w:r>
-        <w:rPr>
-          <w:rFonts w:ascii="Times New Roman" w:hAnsi="Times New Roman" w:cs="Times New Roman"/>
-          <w:sz w:val="32"/>
-          <w:szCs w:val="32"/>
-        </w:rPr>
-        <w:t>và</w:t>
-      </w:r>
-      <w:proofErr w:type="spellEnd"/>
-      <w:r>
-        <w:rPr>
-          <w:rFonts w:ascii="Times New Roman" w:hAnsi="Times New Roman" w:cs="Times New Roman"/>
-          <w:sz w:val="32"/>
-          <w:szCs w:val="32"/>
-        </w:rPr>
-        <w:t xml:space="preserve"> y:</w:t>
+        <w:t>Def-clear-path của 2 biến x và y:</w:t>
       </w:r>
     </w:p>
     <w:p>
@@ -3559,23 +901,13 @@
           <w:szCs w:val="32"/>
         </w:rPr>
       </w:pPr>
-      <w:proofErr w:type="spellStart"/>
-      <w:r>
-        <w:rPr>
-          <w:rFonts w:ascii="Times New Roman" w:hAnsi="Times New Roman" w:cs="Times New Roman"/>
-          <w:sz w:val="32"/>
-          <w:szCs w:val="32"/>
-        </w:rPr>
-        <w:t>Biến</w:t>
-      </w:r>
-      <w:proofErr w:type="spellEnd"/>
-      <w:r>
-        <w:rPr>
-          <w:rFonts w:ascii="Times New Roman" w:hAnsi="Times New Roman" w:cs="Times New Roman"/>
-          <w:sz w:val="32"/>
-          <w:szCs w:val="32"/>
-        </w:rPr>
-        <w:t xml:space="preserve"> x:</w:t>
+      <w:r>
+        <w:rPr>
+          <w:rFonts w:ascii="Times New Roman" w:hAnsi="Times New Roman" w:cs="Times New Roman"/>
+          <w:sz w:val="32"/>
+          <w:szCs w:val="32"/>
+        </w:rPr>
+        <w:t>Biến x:</w:t>
       </w:r>
     </w:p>
     <w:p>
@@ -3613,41 +945,13 @@
           <w:szCs w:val="32"/>
         </w:rPr>
       </w:pPr>
-      <w:proofErr w:type="spellStart"/>
-      <w:r>
-        <w:rPr>
-          <w:rFonts w:ascii="Times New Roman" w:hAnsi="Times New Roman" w:cs="Times New Roman"/>
-          <w:sz w:val="32"/>
-          <w:szCs w:val="32"/>
-        </w:rPr>
-        <w:t>Từ</w:t>
-      </w:r>
-      <w:proofErr w:type="spellEnd"/>
-      <w:r>
-        <w:rPr>
-          <w:rFonts w:ascii="Times New Roman" w:hAnsi="Times New Roman" w:cs="Times New Roman"/>
-          <w:sz w:val="32"/>
-          <w:szCs w:val="32"/>
-        </w:rPr>
-        <w:t xml:space="preserve"> def 0 (</w:t>
-      </w:r>
-      <w:proofErr w:type="spellStart"/>
-      <w:r>
-        <w:rPr>
-          <w:rFonts w:ascii="Times New Roman" w:hAnsi="Times New Roman" w:cs="Times New Roman"/>
-          <w:sz w:val="32"/>
-          <w:szCs w:val="32"/>
-        </w:rPr>
-        <w:t>không</w:t>
-      </w:r>
-      <w:proofErr w:type="spellEnd"/>
-      <w:r>
-        <w:rPr>
-          <w:rFonts w:ascii="Times New Roman" w:hAnsi="Times New Roman" w:cs="Times New Roman"/>
-          <w:sz w:val="32"/>
-          <w:szCs w:val="32"/>
-        </w:rPr>
-        <w:t xml:space="preserve"> qua node 3): 0,1,2,4,5</w:t>
+      <w:r>
+        <w:rPr>
+          <w:rFonts w:ascii="Times New Roman" w:hAnsi="Times New Roman" w:cs="Times New Roman"/>
+          <w:sz w:val="32"/>
+          <w:szCs w:val="32"/>
+        </w:rPr>
+        <w:t>Từ def 0 (không qua node 3): 0,1,2,4,5</w:t>
       </w:r>
     </w:p>
     <w:p>
@@ -3703,23 +1007,13 @@
           <w:szCs w:val="32"/>
         </w:rPr>
       </w:pPr>
-      <w:proofErr w:type="spellStart"/>
-      <w:r>
-        <w:rPr>
-          <w:rFonts w:ascii="Times New Roman" w:hAnsi="Times New Roman" w:cs="Times New Roman"/>
-          <w:sz w:val="32"/>
-          <w:szCs w:val="32"/>
-        </w:rPr>
-        <w:t>Từ</w:t>
-      </w:r>
-      <w:proofErr w:type="spellEnd"/>
-      <w:r>
-        <w:rPr>
-          <w:rFonts w:ascii="Times New Roman" w:hAnsi="Times New Roman" w:cs="Times New Roman"/>
-          <w:sz w:val="32"/>
-          <w:szCs w:val="32"/>
-        </w:rPr>
-        <w:t xml:space="preserve"> def 3: 3,4,5</w:t>
+      <w:r>
+        <w:rPr>
+          <w:rFonts w:ascii="Times New Roman" w:hAnsi="Times New Roman" w:cs="Times New Roman"/>
+          <w:sz w:val="32"/>
+          <w:szCs w:val="32"/>
+        </w:rPr>
+        <w:t>Từ def 3: 3,4,5</w:t>
       </w:r>
     </w:p>
     <w:p>
@@ -3760,23 +1054,13 @@
           <w:szCs w:val="32"/>
         </w:rPr>
       </w:pPr>
-      <w:proofErr w:type="spellStart"/>
-      <w:r>
-        <w:rPr>
-          <w:rFonts w:ascii="Times New Roman" w:hAnsi="Times New Roman" w:cs="Times New Roman"/>
-          <w:sz w:val="32"/>
-          <w:szCs w:val="32"/>
-        </w:rPr>
-        <w:t>Biến</w:t>
-      </w:r>
-      <w:proofErr w:type="spellEnd"/>
-      <w:r>
-        <w:rPr>
-          <w:rFonts w:ascii="Times New Roman" w:hAnsi="Times New Roman" w:cs="Times New Roman"/>
-          <w:sz w:val="32"/>
-          <w:szCs w:val="32"/>
-        </w:rPr>
-        <w:t xml:space="preserve"> y:</w:t>
+      <w:r>
+        <w:rPr>
+          <w:rFonts w:ascii="Times New Roman" w:hAnsi="Times New Roman" w:cs="Times New Roman"/>
+          <w:sz w:val="32"/>
+          <w:szCs w:val="32"/>
+        </w:rPr>
+        <w:t>Biến y:</w:t>
       </w:r>
     </w:p>
     <w:p>
@@ -3814,41 +1098,13 @@
           <w:szCs w:val="32"/>
         </w:rPr>
       </w:pPr>
-      <w:proofErr w:type="spellStart"/>
-      <w:r>
-        <w:rPr>
-          <w:rFonts w:ascii="Times New Roman" w:hAnsi="Times New Roman" w:cs="Times New Roman"/>
-          <w:sz w:val="32"/>
-          <w:szCs w:val="32"/>
-        </w:rPr>
-        <w:t>Từ</w:t>
-      </w:r>
-      <w:proofErr w:type="spellEnd"/>
-      <w:r>
-        <w:rPr>
-          <w:rFonts w:ascii="Times New Roman" w:hAnsi="Times New Roman" w:cs="Times New Roman"/>
-          <w:sz w:val="32"/>
-          <w:szCs w:val="32"/>
-        </w:rPr>
-        <w:t xml:space="preserve"> def 0 (</w:t>
-      </w:r>
-      <w:proofErr w:type="spellStart"/>
-      <w:r>
-        <w:rPr>
-          <w:rFonts w:ascii="Times New Roman" w:hAnsi="Times New Roman" w:cs="Times New Roman"/>
-          <w:sz w:val="32"/>
-          <w:szCs w:val="32"/>
-        </w:rPr>
-        <w:t>tránh</w:t>
-      </w:r>
-      <w:proofErr w:type="spellEnd"/>
-      <w:r>
-        <w:rPr>
-          <w:rFonts w:ascii="Times New Roman" w:hAnsi="Times New Roman" w:cs="Times New Roman"/>
-          <w:sz w:val="32"/>
-          <w:szCs w:val="32"/>
-        </w:rPr>
-        <w:t xml:space="preserve"> 2,5): 0,1,3,4,6</w:t>
+      <w:r>
+        <w:rPr>
+          <w:rFonts w:ascii="Times New Roman" w:hAnsi="Times New Roman" w:cs="Times New Roman"/>
+          <w:sz w:val="32"/>
+          <w:szCs w:val="32"/>
+        </w:rPr>
+        <w:t>Từ def 0 (tránh 2,5): 0,1,3,4,6</w:t>
       </w:r>
     </w:p>
     <w:p>
@@ -3864,23 +1120,13 @@
           <w:szCs w:val="32"/>
         </w:rPr>
       </w:pPr>
-      <w:proofErr w:type="spellStart"/>
-      <w:r>
-        <w:rPr>
-          <w:rFonts w:ascii="Times New Roman" w:hAnsi="Times New Roman" w:cs="Times New Roman"/>
-          <w:sz w:val="32"/>
-          <w:szCs w:val="32"/>
-        </w:rPr>
-        <w:t>Từ</w:t>
-      </w:r>
-      <w:proofErr w:type="spellEnd"/>
-      <w:r>
-        <w:rPr>
-          <w:rFonts w:ascii="Times New Roman" w:hAnsi="Times New Roman" w:cs="Times New Roman"/>
-          <w:sz w:val="32"/>
-          <w:szCs w:val="32"/>
-        </w:rPr>
-        <w:t xml:space="preserve"> def 2: 2,4,6</w:t>
+      <w:r>
+        <w:rPr>
+          <w:rFonts w:ascii="Times New Roman" w:hAnsi="Times New Roman" w:cs="Times New Roman"/>
+          <w:sz w:val="32"/>
+          <w:szCs w:val="32"/>
+        </w:rPr>
+        <w:t>Từ def 2: 2,4,6</w:t>
       </w:r>
     </w:p>
     <w:p>
@@ -3896,23 +1142,13 @@
           <w:szCs w:val="32"/>
         </w:rPr>
       </w:pPr>
-      <w:proofErr w:type="spellStart"/>
-      <w:r>
-        <w:rPr>
-          <w:rFonts w:ascii="Times New Roman" w:hAnsi="Times New Roman" w:cs="Times New Roman"/>
-          <w:sz w:val="32"/>
-          <w:szCs w:val="32"/>
-        </w:rPr>
-        <w:t>Từ</w:t>
-      </w:r>
-      <w:proofErr w:type="spellEnd"/>
-      <w:r>
-        <w:rPr>
-          <w:rFonts w:ascii="Times New Roman" w:hAnsi="Times New Roman" w:cs="Times New Roman"/>
-          <w:sz w:val="32"/>
-          <w:szCs w:val="32"/>
-        </w:rPr>
-        <w:t xml:space="preserve"> def 5: 5,6</w:t>
+      <w:r>
+        <w:rPr>
+          <w:rFonts w:ascii="Times New Roman" w:hAnsi="Times New Roman" w:cs="Times New Roman"/>
+          <w:sz w:val="32"/>
+          <w:szCs w:val="32"/>
+        </w:rPr>
+        <w:t>Từ def 5: 5,6</w:t>
       </w:r>
     </w:p>
     <w:p>
@@ -3937,63 +1173,7 @@
           <w:sz w:val="32"/>
           <w:szCs w:val="32"/>
         </w:rPr>
-        <w:t xml:space="preserve">du-path </w:t>
-      </w:r>
-      <w:proofErr w:type="spellStart"/>
-      <w:proofErr w:type="gramStart"/>
-      <w:r>
-        <w:rPr>
-          <w:rFonts w:ascii="Times New Roman" w:hAnsi="Times New Roman" w:cs="Times New Roman"/>
-          <w:sz w:val="32"/>
-          <w:szCs w:val="32"/>
-        </w:rPr>
-        <w:t>của</w:t>
-      </w:r>
-      <w:proofErr w:type="spellEnd"/>
-      <w:r>
-        <w:rPr>
-          <w:rFonts w:ascii="Times New Roman" w:hAnsi="Times New Roman" w:cs="Times New Roman"/>
-          <w:sz w:val="32"/>
-          <w:szCs w:val="32"/>
-        </w:rPr>
-        <w:t xml:space="preserve">  </w:t>
-      </w:r>
-      <w:proofErr w:type="spellStart"/>
-      <w:r>
-        <w:rPr>
-          <w:rFonts w:ascii="Times New Roman" w:hAnsi="Times New Roman" w:cs="Times New Roman"/>
-          <w:sz w:val="32"/>
-          <w:szCs w:val="32"/>
-        </w:rPr>
-        <w:t>biến</w:t>
-      </w:r>
-      <w:proofErr w:type="spellEnd"/>
-      <w:proofErr w:type="gramEnd"/>
-      <w:r>
-        <w:rPr>
-          <w:rFonts w:ascii="Times New Roman" w:hAnsi="Times New Roman" w:cs="Times New Roman"/>
-          <w:sz w:val="32"/>
-          <w:szCs w:val="32"/>
-        </w:rPr>
-        <w:t xml:space="preserve"> x </w:t>
-      </w:r>
-      <w:proofErr w:type="spellStart"/>
-      <w:r>
-        <w:rPr>
-          <w:rFonts w:ascii="Times New Roman" w:hAnsi="Times New Roman" w:cs="Times New Roman"/>
-          <w:sz w:val="32"/>
-          <w:szCs w:val="32"/>
-        </w:rPr>
-        <w:t>và</w:t>
-      </w:r>
-      <w:proofErr w:type="spellEnd"/>
-      <w:r>
-        <w:rPr>
-          <w:rFonts w:ascii="Times New Roman" w:hAnsi="Times New Roman" w:cs="Times New Roman"/>
-          <w:sz w:val="32"/>
-          <w:szCs w:val="32"/>
-        </w:rPr>
-        <w:t xml:space="preserve"> y:</w:t>
+        <w:t>du-path của  biến x và y:</w:t>
       </w:r>
     </w:p>
     <w:p>
@@ -4012,23 +1192,13 @@
           <w:szCs w:val="32"/>
         </w:rPr>
       </w:pPr>
-      <w:proofErr w:type="spellStart"/>
-      <w:r>
-        <w:rPr>
-          <w:rFonts w:ascii="Times New Roman" w:hAnsi="Times New Roman" w:cs="Times New Roman"/>
-          <w:sz w:val="32"/>
-          <w:szCs w:val="32"/>
-        </w:rPr>
-        <w:t>Biến</w:t>
-      </w:r>
-      <w:proofErr w:type="spellEnd"/>
-      <w:r>
-        <w:rPr>
-          <w:rFonts w:ascii="Times New Roman" w:hAnsi="Times New Roman" w:cs="Times New Roman"/>
-          <w:sz w:val="32"/>
-          <w:szCs w:val="32"/>
-        </w:rPr>
-        <w:t xml:space="preserve"> x:</w:t>
+      <w:r>
+        <w:rPr>
+          <w:rFonts w:ascii="Times New Roman" w:hAnsi="Times New Roman" w:cs="Times New Roman"/>
+          <w:sz w:val="32"/>
+          <w:szCs w:val="32"/>
+        </w:rPr>
+        <w:t>Biến x:</w:t>
       </w:r>
     </w:p>
     <w:p>
@@ -4179,23 +1349,13 @@
           <w:szCs w:val="32"/>
         </w:rPr>
       </w:pPr>
-      <w:proofErr w:type="spellStart"/>
-      <w:r>
-        <w:rPr>
-          <w:rFonts w:ascii="Times New Roman" w:hAnsi="Times New Roman" w:cs="Times New Roman"/>
-          <w:sz w:val="32"/>
-          <w:szCs w:val="32"/>
-        </w:rPr>
-        <w:t>Biến</w:t>
-      </w:r>
-      <w:proofErr w:type="spellEnd"/>
-      <w:r>
-        <w:rPr>
-          <w:rFonts w:ascii="Times New Roman" w:hAnsi="Times New Roman" w:cs="Times New Roman"/>
-          <w:sz w:val="32"/>
-          <w:szCs w:val="32"/>
-        </w:rPr>
-        <w:t xml:space="preserve"> y:</w:t>
+      <w:r>
+        <w:rPr>
+          <w:rFonts w:ascii="Times New Roman" w:hAnsi="Times New Roman" w:cs="Times New Roman"/>
+          <w:sz w:val="32"/>
+          <w:szCs w:val="32"/>
+        </w:rPr>
+        <w:t>Biến y:</w:t>
       </w:r>
     </w:p>
     <w:p>
@@ -4374,7 +1534,6 @@
           <w:szCs w:val="32"/>
         </w:rPr>
       </w:pPr>
-      <w:proofErr w:type="gramStart"/>
       <w:r>
         <w:rPr>
           <w:rFonts w:ascii="Times New Roman" w:hAnsi="Times New Roman" w:cs="Times New Roman"/>
@@ -4382,16 +1541,7 @@
           <w:szCs w:val="32"/>
         </w:rPr>
         <w:lastRenderedPageBreak/>
-        <w:t>All-p-use</w:t>
-      </w:r>
-      <w:proofErr w:type="gramEnd"/>
-      <w:r>
-        <w:rPr>
-          <w:rFonts w:ascii="Times New Roman" w:hAnsi="Times New Roman" w:cs="Times New Roman"/>
-          <w:sz w:val="32"/>
-          <w:szCs w:val="32"/>
-        </w:rPr>
-        <w:t xml:space="preserve">: </w:t>
+        <w:t xml:space="preserve">All-p-use: </w:t>
       </w:r>
     </w:p>
     <w:p>
@@ -4679,41 +1829,13 @@
           <w:szCs w:val="32"/>
         </w:rPr>
       </w:pPr>
-      <w:proofErr w:type="spellStart"/>
-      <w:r>
-        <w:rPr>
-          <w:rFonts w:ascii="Times New Roman" w:hAnsi="Times New Roman" w:cs="Times New Roman"/>
-          <w:sz w:val="32"/>
-          <w:szCs w:val="32"/>
-        </w:rPr>
-        <w:t>Đường</w:t>
-      </w:r>
-      <w:proofErr w:type="spellEnd"/>
-      <w:r>
-        <w:rPr>
-          <w:rFonts w:ascii="Times New Roman" w:hAnsi="Times New Roman" w:cs="Times New Roman"/>
-          <w:sz w:val="32"/>
-          <w:szCs w:val="32"/>
-        </w:rPr>
-        <w:t xml:space="preserve"> </w:t>
-      </w:r>
-      <w:proofErr w:type="spellStart"/>
-      <w:r>
-        <w:rPr>
-          <w:rFonts w:ascii="Times New Roman" w:hAnsi="Times New Roman" w:cs="Times New Roman"/>
-          <w:sz w:val="32"/>
-          <w:szCs w:val="32"/>
-        </w:rPr>
-        <w:t>đi</w:t>
-      </w:r>
-      <w:proofErr w:type="spellEnd"/>
-      <w:r>
-        <w:rPr>
-          <w:rFonts w:ascii="Times New Roman" w:hAnsi="Times New Roman" w:cs="Times New Roman"/>
-          <w:sz w:val="32"/>
-          <w:szCs w:val="32"/>
-        </w:rPr>
-        <w:t xml:space="preserve"> 0,1,3,4,5,6</w:t>
+      <w:r>
+        <w:rPr>
+          <w:rFonts w:ascii="Times New Roman" w:hAnsi="Times New Roman" w:cs="Times New Roman"/>
+          <w:sz w:val="32"/>
+          <w:szCs w:val="32"/>
+        </w:rPr>
+        <w:t>Đường đi 0,1,3,4,5,6</w:t>
       </w:r>
     </w:p>
     <w:p>
@@ -4728,41 +1850,13 @@
           <w:szCs w:val="32"/>
         </w:rPr>
       </w:pPr>
-      <w:proofErr w:type="spellStart"/>
-      <w:r>
-        <w:rPr>
-          <w:rFonts w:ascii="Times New Roman" w:hAnsi="Times New Roman" w:cs="Times New Roman"/>
-          <w:sz w:val="32"/>
-          <w:szCs w:val="32"/>
-        </w:rPr>
-        <w:t>Chọn</w:t>
-      </w:r>
-      <w:proofErr w:type="spellEnd"/>
-      <w:r>
-        <w:rPr>
-          <w:rFonts w:ascii="Times New Roman" w:hAnsi="Times New Roman" w:cs="Times New Roman"/>
-          <w:sz w:val="32"/>
-          <w:szCs w:val="32"/>
-        </w:rPr>
-        <w:t>: x = 5, y = 1 =&gt; x + y = 4 (</w:t>
-      </w:r>
-      <w:proofErr w:type="spellStart"/>
-      <w:r>
-        <w:rPr>
-          <w:rFonts w:ascii="Times New Roman" w:hAnsi="Times New Roman" w:cs="Times New Roman"/>
-          <w:sz w:val="32"/>
-          <w:szCs w:val="32"/>
-        </w:rPr>
-        <w:t>đúng</w:t>
-      </w:r>
-      <w:proofErr w:type="spellEnd"/>
-      <w:r>
-        <w:rPr>
-          <w:rFonts w:ascii="Times New Roman" w:hAnsi="Times New Roman" w:cs="Times New Roman"/>
-          <w:sz w:val="32"/>
-          <w:szCs w:val="32"/>
-        </w:rPr>
-        <w:t xml:space="preserve">) </w:t>
+      <w:r>
+        <w:rPr>
+          <w:rFonts w:ascii="Times New Roman" w:hAnsi="Times New Roman" w:cs="Times New Roman"/>
+          <w:sz w:val="32"/>
+          <w:szCs w:val="32"/>
+        </w:rPr>
+        <w:t xml:space="preserve">Chọn: x = 5, y = 1 =&gt; x + y = 4 (đúng) </w:t>
       </w:r>
     </w:p>
     <w:p>
@@ -4817,25 +1911,7 @@
           <w:sz w:val="32"/>
           <w:szCs w:val="32"/>
         </w:rPr>
-        <w:t xml:space="preserve"> = 26 &gt; 17 (</w:t>
-      </w:r>
-      <w:proofErr w:type="spellStart"/>
-      <w:r>
-        <w:rPr>
-          <w:rFonts w:ascii="Times New Roman" w:hAnsi="Times New Roman" w:cs="Times New Roman"/>
-          <w:sz w:val="32"/>
-          <w:szCs w:val="32"/>
-        </w:rPr>
-        <w:t>đúng</w:t>
-      </w:r>
-      <w:proofErr w:type="spellEnd"/>
-      <w:r>
-        <w:rPr>
-          <w:rFonts w:ascii="Times New Roman" w:hAnsi="Times New Roman" w:cs="Times New Roman"/>
-          <w:sz w:val="32"/>
-          <w:szCs w:val="32"/>
-        </w:rPr>
-        <w:t>)</w:t>
+        <w:t xml:space="preserve"> = 26 &gt; 17 (đúng)</w:t>
       </w:r>
     </w:p>
     <w:p>
@@ -4854,106 +1930,14 @@
           <w:szCs w:val="32"/>
         </w:rPr>
       </w:pPr>
-      <w:proofErr w:type="spellStart"/>
-      <w:r>
-        <w:rPr>
-          <w:rFonts w:ascii="Times New Roman" w:hAnsi="Times New Roman" w:cs="Times New Roman"/>
-          <w:sz w:val="32"/>
-          <w:szCs w:val="32"/>
-        </w:rPr>
-        <w:t>Đường</w:t>
-      </w:r>
-      <w:proofErr w:type="spellEnd"/>
-      <w:r>
-        <w:rPr>
-          <w:rFonts w:ascii="Times New Roman" w:hAnsi="Times New Roman" w:cs="Times New Roman"/>
-          <w:sz w:val="32"/>
-          <w:szCs w:val="32"/>
-        </w:rPr>
-        <w:t xml:space="preserve"> </w:t>
-      </w:r>
-      <w:proofErr w:type="spellStart"/>
-      <w:r>
-        <w:rPr>
-          <w:rFonts w:ascii="Times New Roman" w:hAnsi="Times New Roman" w:cs="Times New Roman"/>
-          <w:sz w:val="32"/>
-          <w:szCs w:val="32"/>
-        </w:rPr>
-        <w:t>đi</w:t>
-      </w:r>
-      <w:proofErr w:type="spellEnd"/>
-      <w:r>
-        <w:rPr>
-          <w:rFonts w:ascii="Times New Roman" w:hAnsi="Times New Roman" w:cs="Times New Roman"/>
-          <w:sz w:val="32"/>
-          <w:szCs w:val="32"/>
-        </w:rPr>
-        <w:t xml:space="preserve"> </w:t>
-      </w:r>
-      <w:proofErr w:type="spellStart"/>
-      <w:r>
-        <w:rPr>
-          <w:rFonts w:ascii="Times New Roman" w:hAnsi="Times New Roman" w:cs="Times New Roman"/>
-          <w:sz w:val="32"/>
-          <w:szCs w:val="32"/>
-        </w:rPr>
-        <w:t>có</w:t>
-      </w:r>
-      <w:proofErr w:type="spellEnd"/>
-      <w:r>
-        <w:rPr>
-          <w:rFonts w:ascii="Times New Roman" w:hAnsi="Times New Roman" w:cs="Times New Roman"/>
-          <w:sz w:val="32"/>
-          <w:szCs w:val="32"/>
-        </w:rPr>
-        <w:t xml:space="preserve"> </w:t>
-      </w:r>
-      <w:proofErr w:type="spellStart"/>
-      <w:r>
-        <w:rPr>
-          <w:rFonts w:ascii="Times New Roman" w:hAnsi="Times New Roman" w:cs="Times New Roman"/>
-          <w:sz w:val="32"/>
-          <w:szCs w:val="32"/>
-        </w:rPr>
-        <w:t>thể</w:t>
-      </w:r>
-      <w:proofErr w:type="spellEnd"/>
-      <w:r>
-        <w:rPr>
-          <w:rFonts w:ascii="Times New Roman" w:hAnsi="Times New Roman" w:cs="Times New Roman"/>
-          <w:sz w:val="32"/>
-          <w:szCs w:val="32"/>
-        </w:rPr>
-        <w:t xml:space="preserve"> </w:t>
-      </w:r>
-      <w:proofErr w:type="spellStart"/>
-      <w:r>
-        <w:rPr>
-          <w:rFonts w:ascii="Times New Roman" w:hAnsi="Times New Roman" w:cs="Times New Roman"/>
-          <w:sz w:val="32"/>
-          <w:szCs w:val="32"/>
-        </w:rPr>
-        <w:t>thực</w:t>
-      </w:r>
-      <w:proofErr w:type="spellEnd"/>
-      <w:r>
-        <w:rPr>
-          <w:rFonts w:ascii="Times New Roman" w:hAnsi="Times New Roman" w:cs="Times New Roman"/>
-          <w:sz w:val="32"/>
-          <w:szCs w:val="32"/>
-        </w:rPr>
-        <w:t xml:space="preserve"> </w:t>
-      </w:r>
-      <w:proofErr w:type="spellStart"/>
-      <w:r>
-        <w:rPr>
-          <w:rFonts w:ascii="Times New Roman" w:hAnsi="Times New Roman" w:cs="Times New Roman"/>
-          <w:sz w:val="32"/>
-          <w:szCs w:val="32"/>
-        </w:rPr>
-        <w:t>thi</w:t>
-      </w:r>
-      <w:proofErr w:type="spellEnd"/>
+      <w:r>
+        <w:rPr>
+          <w:rFonts w:ascii="Times New Roman" w:hAnsi="Times New Roman" w:cs="Times New Roman"/>
+          <w:sz w:val="32"/>
+          <w:szCs w:val="32"/>
+        </w:rPr>
+        <w:t>Đường đi có thể thực thi</w:t>
+      </w:r>
     </w:p>
     <w:p>
       <w:pPr>
@@ -4971,139 +1955,21 @@
           <w:szCs w:val="32"/>
         </w:rPr>
       </w:pPr>
-      <w:proofErr w:type="spellStart"/>
-      <w:r>
-        <w:rPr>
-          <w:rFonts w:ascii="Times New Roman" w:hAnsi="Times New Roman" w:cs="Times New Roman"/>
-          <w:sz w:val="32"/>
-          <w:szCs w:val="32"/>
-        </w:rPr>
-        <w:t>Tại</w:t>
-      </w:r>
-      <w:proofErr w:type="spellEnd"/>
-      <w:r>
-        <w:rPr>
-          <w:rFonts w:ascii="Times New Roman" w:hAnsi="Times New Roman" w:cs="Times New Roman"/>
-          <w:sz w:val="32"/>
-          <w:szCs w:val="32"/>
-        </w:rPr>
-        <w:t xml:space="preserve"> node 3, </w:t>
-      </w:r>
-      <w:r>
-        <w:rPr>
-          <w:rFonts w:ascii="Times New Roman" w:hAnsi="Times New Roman" w:cs="Times New Roman"/>
-          <w:sz w:val="32"/>
-          <w:szCs w:val="32"/>
-        </w:rPr>
-        <w:t xml:space="preserve">x </w:t>
-      </w:r>
-      <w:proofErr w:type="spellStart"/>
-      <w:r>
-        <w:rPr>
-          <w:rFonts w:ascii="Times New Roman" w:hAnsi="Times New Roman" w:cs="Times New Roman"/>
-          <w:sz w:val="32"/>
-          <w:szCs w:val="32"/>
-        </w:rPr>
-        <w:t>vừa</w:t>
-      </w:r>
-      <w:proofErr w:type="spellEnd"/>
-      <w:r>
-        <w:rPr>
-          <w:rFonts w:ascii="Times New Roman" w:hAnsi="Times New Roman" w:cs="Times New Roman"/>
-          <w:sz w:val="32"/>
-          <w:szCs w:val="32"/>
-        </w:rPr>
-        <w:t xml:space="preserve"> def </w:t>
-      </w:r>
-      <w:proofErr w:type="spellStart"/>
-      <w:r>
-        <w:rPr>
-          <w:rFonts w:ascii="Times New Roman" w:hAnsi="Times New Roman" w:cs="Times New Roman"/>
-          <w:sz w:val="32"/>
-          <w:szCs w:val="32"/>
-        </w:rPr>
-        <w:t>vừa</w:t>
-      </w:r>
-      <w:proofErr w:type="spellEnd"/>
-      <w:r>
-        <w:rPr>
-          <w:rFonts w:ascii="Times New Roman" w:hAnsi="Times New Roman" w:cs="Times New Roman"/>
-          <w:sz w:val="32"/>
-          <w:szCs w:val="32"/>
-        </w:rPr>
-        <w:t xml:space="preserve"> use </w:t>
-      </w:r>
-      <w:proofErr w:type="spellStart"/>
-      <w:r>
-        <w:rPr>
-          <w:rFonts w:ascii="Times New Roman" w:hAnsi="Times New Roman" w:cs="Times New Roman"/>
-          <w:sz w:val="32"/>
-          <w:szCs w:val="32"/>
-        </w:rPr>
-        <w:t>nhưng</w:t>
-      </w:r>
-      <w:proofErr w:type="spellEnd"/>
-      <w:r>
-        <w:rPr>
-          <w:rFonts w:ascii="Times New Roman" w:hAnsi="Times New Roman" w:cs="Times New Roman"/>
-          <w:sz w:val="32"/>
-          <w:szCs w:val="32"/>
-        </w:rPr>
-        <w:t xml:space="preserve"> </w:t>
-      </w:r>
-      <w:proofErr w:type="spellStart"/>
-      <w:r>
-        <w:rPr>
-          <w:rFonts w:ascii="Times New Roman" w:hAnsi="Times New Roman" w:cs="Times New Roman"/>
-          <w:sz w:val="32"/>
-          <w:szCs w:val="32"/>
-        </w:rPr>
-        <w:t>không</w:t>
-      </w:r>
-      <w:proofErr w:type="spellEnd"/>
-      <w:r>
-        <w:rPr>
-          <w:rFonts w:ascii="Times New Roman" w:hAnsi="Times New Roman" w:cs="Times New Roman"/>
-          <w:sz w:val="32"/>
-          <w:szCs w:val="32"/>
-        </w:rPr>
-        <w:t xml:space="preserve"> </w:t>
-      </w:r>
-      <w:proofErr w:type="spellStart"/>
-      <w:r>
-        <w:rPr>
-          <w:rFonts w:ascii="Times New Roman" w:hAnsi="Times New Roman" w:cs="Times New Roman"/>
-          <w:sz w:val="32"/>
-          <w:szCs w:val="32"/>
-        </w:rPr>
-        <w:t>có</w:t>
-      </w:r>
-      <w:proofErr w:type="spellEnd"/>
-      <w:r>
-        <w:rPr>
-          <w:rFonts w:ascii="Times New Roman" w:hAnsi="Times New Roman" w:cs="Times New Roman"/>
-          <w:sz w:val="32"/>
-          <w:szCs w:val="32"/>
-        </w:rPr>
-        <w:t xml:space="preserve"> DU </w:t>
-      </w:r>
-      <w:proofErr w:type="spellStart"/>
-      <w:r>
-        <w:rPr>
-          <w:rFonts w:ascii="Times New Roman" w:hAnsi="Times New Roman" w:cs="Times New Roman"/>
-          <w:sz w:val="32"/>
-          <w:szCs w:val="32"/>
-        </w:rPr>
-        <w:t>vì</w:t>
-      </w:r>
-      <w:proofErr w:type="spellEnd"/>
-      <w:r>
-        <w:rPr>
-          <w:rFonts w:ascii="Times New Roman" w:hAnsi="Times New Roman" w:cs="Times New Roman"/>
-          <w:sz w:val="32"/>
-          <w:szCs w:val="32"/>
-        </w:rPr>
-        <w:t>:</w:t>
+      <w:r>
+        <w:rPr>
+          <w:rFonts w:ascii="Times New Roman" w:hAnsi="Times New Roman" w:cs="Times New Roman"/>
+          <w:sz w:val="32"/>
+          <w:szCs w:val="32"/>
+        </w:rPr>
+        <w:t xml:space="preserve">Tại node 3, </w:t>
+      </w:r>
+      <w:r>
+        <w:rPr>
+          <w:rFonts w:ascii="Times New Roman" w:hAnsi="Times New Roman" w:cs="Times New Roman"/>
+          <w:sz w:val="32"/>
+          <w:szCs w:val="32"/>
+        </w:rPr>
+        <w:t>x vừa def vừa use nhưng không có DU vì:</w:t>
       </w:r>
     </w:p>
     <w:p>
@@ -5124,403 +1990,7 @@
           <w:sz w:val="32"/>
           <w:szCs w:val="32"/>
         </w:rPr>
-        <w:t xml:space="preserve">Du-path </w:t>
-      </w:r>
-      <w:proofErr w:type="spellStart"/>
-      <w:r>
-        <w:rPr>
-          <w:rFonts w:ascii="Times New Roman" w:hAnsi="Times New Roman" w:cs="Times New Roman"/>
-          <w:sz w:val="32"/>
-          <w:szCs w:val="32"/>
-        </w:rPr>
-        <w:t>yêu</w:t>
-      </w:r>
-      <w:proofErr w:type="spellEnd"/>
-      <w:r>
-        <w:rPr>
-          <w:rFonts w:ascii="Times New Roman" w:hAnsi="Times New Roman" w:cs="Times New Roman"/>
-          <w:sz w:val="32"/>
-          <w:szCs w:val="32"/>
-        </w:rPr>
-        <w:t xml:space="preserve"> </w:t>
-      </w:r>
-      <w:proofErr w:type="spellStart"/>
-      <w:r>
-        <w:rPr>
-          <w:rFonts w:ascii="Times New Roman" w:hAnsi="Times New Roman" w:cs="Times New Roman"/>
-          <w:sz w:val="32"/>
-          <w:szCs w:val="32"/>
-        </w:rPr>
-        <w:t>cầu</w:t>
-      </w:r>
-      <w:proofErr w:type="spellEnd"/>
-      <w:r>
-        <w:rPr>
-          <w:rFonts w:ascii="Times New Roman" w:hAnsi="Times New Roman" w:cs="Times New Roman"/>
-          <w:sz w:val="32"/>
-          <w:szCs w:val="32"/>
-        </w:rPr>
-        <w:t xml:space="preserve"> def-clear </w:t>
-      </w:r>
-      <w:proofErr w:type="spellStart"/>
-      <w:r>
-        <w:rPr>
-          <w:rFonts w:ascii="Times New Roman" w:hAnsi="Times New Roman" w:cs="Times New Roman"/>
-          <w:sz w:val="32"/>
-          <w:szCs w:val="32"/>
-        </w:rPr>
-        <w:t>nhưng</w:t>
-      </w:r>
-      <w:proofErr w:type="spellEnd"/>
-      <w:r>
-        <w:rPr>
-          <w:rFonts w:ascii="Times New Roman" w:hAnsi="Times New Roman" w:cs="Times New Roman"/>
-          <w:sz w:val="32"/>
-          <w:szCs w:val="32"/>
-        </w:rPr>
-        <w:t xml:space="preserve"> </w:t>
-      </w:r>
-      <w:proofErr w:type="spellStart"/>
-      <w:r>
-        <w:rPr>
-          <w:rFonts w:ascii="Times New Roman" w:hAnsi="Times New Roman" w:cs="Times New Roman"/>
-          <w:sz w:val="32"/>
-          <w:szCs w:val="32"/>
-        </w:rPr>
-        <w:t>tại</w:t>
-      </w:r>
-      <w:proofErr w:type="spellEnd"/>
-      <w:r>
-        <w:rPr>
-          <w:rFonts w:ascii="Times New Roman" w:hAnsi="Times New Roman" w:cs="Times New Roman"/>
-          <w:sz w:val="32"/>
-          <w:szCs w:val="32"/>
-        </w:rPr>
-        <w:t xml:space="preserve"> node 3, x </w:t>
-      </w:r>
-      <w:proofErr w:type="spellStart"/>
-      <w:r>
-        <w:rPr>
-          <w:rFonts w:ascii="Times New Roman" w:hAnsi="Times New Roman" w:cs="Times New Roman"/>
-          <w:sz w:val="32"/>
-          <w:szCs w:val="32"/>
-        </w:rPr>
-        <w:t>được</w:t>
-      </w:r>
-      <w:proofErr w:type="spellEnd"/>
-      <w:r>
-        <w:rPr>
-          <w:rFonts w:ascii="Times New Roman" w:hAnsi="Times New Roman" w:cs="Times New Roman"/>
-          <w:sz w:val="32"/>
-          <w:szCs w:val="32"/>
-        </w:rPr>
-        <w:t xml:space="preserve"> </w:t>
-      </w:r>
-      <w:proofErr w:type="spellStart"/>
-      <w:r>
-        <w:rPr>
-          <w:rFonts w:ascii="Times New Roman" w:hAnsi="Times New Roman" w:cs="Times New Roman"/>
-          <w:sz w:val="32"/>
-          <w:szCs w:val="32"/>
-        </w:rPr>
-        <w:t>định</w:t>
-      </w:r>
-      <w:proofErr w:type="spellEnd"/>
-      <w:r>
-        <w:rPr>
-          <w:rFonts w:ascii="Times New Roman" w:hAnsi="Times New Roman" w:cs="Times New Roman"/>
-          <w:sz w:val="32"/>
-          <w:szCs w:val="32"/>
-        </w:rPr>
-        <w:t xml:space="preserve"> </w:t>
-      </w:r>
-      <w:proofErr w:type="spellStart"/>
-      <w:r>
-        <w:rPr>
-          <w:rFonts w:ascii="Times New Roman" w:hAnsi="Times New Roman" w:cs="Times New Roman"/>
-          <w:sz w:val="32"/>
-          <w:szCs w:val="32"/>
-        </w:rPr>
-        <w:t>nghĩa</w:t>
-      </w:r>
-      <w:proofErr w:type="spellEnd"/>
-      <w:r>
-        <w:rPr>
-          <w:rFonts w:ascii="Times New Roman" w:hAnsi="Times New Roman" w:cs="Times New Roman"/>
-          <w:sz w:val="32"/>
-          <w:szCs w:val="32"/>
-        </w:rPr>
-        <w:t xml:space="preserve"> </w:t>
-      </w:r>
-      <w:proofErr w:type="spellStart"/>
-      <w:r>
-        <w:rPr>
-          <w:rFonts w:ascii="Times New Roman" w:hAnsi="Times New Roman" w:cs="Times New Roman"/>
-          <w:sz w:val="32"/>
-          <w:szCs w:val="32"/>
-        </w:rPr>
-        <w:t>lại</w:t>
-      </w:r>
-      <w:proofErr w:type="spellEnd"/>
-      <w:r>
-        <w:rPr>
-          <w:rFonts w:ascii="Times New Roman" w:hAnsi="Times New Roman" w:cs="Times New Roman"/>
-          <w:sz w:val="32"/>
-          <w:szCs w:val="32"/>
-        </w:rPr>
-        <w:t xml:space="preserve"> </w:t>
-      </w:r>
-      <w:proofErr w:type="spellStart"/>
-      <w:r>
-        <w:rPr>
-          <w:rFonts w:ascii="Times New Roman" w:hAnsi="Times New Roman" w:cs="Times New Roman"/>
-          <w:sz w:val="32"/>
-          <w:szCs w:val="32"/>
-        </w:rPr>
-        <w:t>ngay</w:t>
-      </w:r>
-      <w:proofErr w:type="spellEnd"/>
-      <w:r>
-        <w:rPr>
-          <w:rFonts w:ascii="Times New Roman" w:hAnsi="Times New Roman" w:cs="Times New Roman"/>
-          <w:sz w:val="32"/>
-          <w:szCs w:val="32"/>
-        </w:rPr>
-        <w:t xml:space="preserve"> </w:t>
-      </w:r>
-      <w:proofErr w:type="spellStart"/>
-      <w:r>
-        <w:rPr>
-          <w:rFonts w:ascii="Times New Roman" w:hAnsi="Times New Roman" w:cs="Times New Roman"/>
-          <w:sz w:val="32"/>
-          <w:szCs w:val="32"/>
-        </w:rPr>
-        <w:t>lập</w:t>
-      </w:r>
-      <w:proofErr w:type="spellEnd"/>
-      <w:r>
-        <w:rPr>
-          <w:rFonts w:ascii="Times New Roman" w:hAnsi="Times New Roman" w:cs="Times New Roman"/>
-          <w:sz w:val="32"/>
-          <w:szCs w:val="32"/>
-        </w:rPr>
-        <w:t xml:space="preserve"> </w:t>
-      </w:r>
-      <w:proofErr w:type="spellStart"/>
-      <w:r>
-        <w:rPr>
-          <w:rFonts w:ascii="Times New Roman" w:hAnsi="Times New Roman" w:cs="Times New Roman"/>
-          <w:sz w:val="32"/>
-          <w:szCs w:val="32"/>
-        </w:rPr>
-        <w:t>tức</w:t>
-      </w:r>
-      <w:proofErr w:type="spellEnd"/>
-      <w:r>
-        <w:rPr>
-          <w:rFonts w:ascii="Times New Roman" w:hAnsi="Times New Roman" w:cs="Times New Roman"/>
-          <w:sz w:val="32"/>
-          <w:szCs w:val="32"/>
-        </w:rPr>
-        <w:t xml:space="preserve">, use </w:t>
-      </w:r>
-      <w:proofErr w:type="spellStart"/>
-      <w:r>
-        <w:rPr>
-          <w:rFonts w:ascii="Times New Roman" w:hAnsi="Times New Roman" w:cs="Times New Roman"/>
-          <w:sz w:val="32"/>
-          <w:szCs w:val="32"/>
-        </w:rPr>
-        <w:t>của</w:t>
-      </w:r>
-      <w:proofErr w:type="spellEnd"/>
-      <w:r>
-        <w:rPr>
-          <w:rFonts w:ascii="Times New Roman" w:hAnsi="Times New Roman" w:cs="Times New Roman"/>
-          <w:sz w:val="32"/>
-          <w:szCs w:val="32"/>
-        </w:rPr>
-        <w:t xml:space="preserve"> x </w:t>
-      </w:r>
-      <w:proofErr w:type="spellStart"/>
-      <w:r>
-        <w:rPr>
-          <w:rFonts w:ascii="Times New Roman" w:hAnsi="Times New Roman" w:cs="Times New Roman"/>
-          <w:sz w:val="32"/>
-          <w:szCs w:val="32"/>
-        </w:rPr>
-        <w:t>sử</w:t>
-      </w:r>
-      <w:proofErr w:type="spellEnd"/>
-      <w:r>
-        <w:rPr>
-          <w:rFonts w:ascii="Times New Roman" w:hAnsi="Times New Roman" w:cs="Times New Roman"/>
-          <w:sz w:val="32"/>
-          <w:szCs w:val="32"/>
-        </w:rPr>
-        <w:t xml:space="preserve"> </w:t>
-      </w:r>
-      <w:proofErr w:type="spellStart"/>
-      <w:r>
-        <w:rPr>
-          <w:rFonts w:ascii="Times New Roman" w:hAnsi="Times New Roman" w:cs="Times New Roman"/>
-          <w:sz w:val="32"/>
-          <w:szCs w:val="32"/>
-        </w:rPr>
-        <w:t>dụng</w:t>
-      </w:r>
-      <w:proofErr w:type="spellEnd"/>
-      <w:r>
-        <w:rPr>
-          <w:rFonts w:ascii="Times New Roman" w:hAnsi="Times New Roman" w:cs="Times New Roman"/>
-          <w:sz w:val="32"/>
-          <w:szCs w:val="32"/>
-        </w:rPr>
-        <w:t xml:space="preserve"> </w:t>
-      </w:r>
-      <w:proofErr w:type="spellStart"/>
-      <w:r>
-        <w:rPr>
-          <w:rFonts w:ascii="Times New Roman" w:hAnsi="Times New Roman" w:cs="Times New Roman"/>
-          <w:sz w:val="32"/>
-          <w:szCs w:val="32"/>
-        </w:rPr>
-        <w:t>giá</w:t>
-      </w:r>
-      <w:proofErr w:type="spellEnd"/>
-      <w:r>
-        <w:rPr>
-          <w:rFonts w:ascii="Times New Roman" w:hAnsi="Times New Roman" w:cs="Times New Roman"/>
-          <w:sz w:val="32"/>
-          <w:szCs w:val="32"/>
-        </w:rPr>
-        <w:t xml:space="preserve"> </w:t>
-      </w:r>
-      <w:proofErr w:type="spellStart"/>
-      <w:r>
-        <w:rPr>
-          <w:rFonts w:ascii="Times New Roman" w:hAnsi="Times New Roman" w:cs="Times New Roman"/>
-          <w:sz w:val="32"/>
-          <w:szCs w:val="32"/>
-        </w:rPr>
-        <w:t>trị</w:t>
-      </w:r>
-      <w:proofErr w:type="spellEnd"/>
-      <w:r>
-        <w:rPr>
-          <w:rFonts w:ascii="Times New Roman" w:hAnsi="Times New Roman" w:cs="Times New Roman"/>
-          <w:sz w:val="32"/>
-          <w:szCs w:val="32"/>
-        </w:rPr>
-        <w:t xml:space="preserve"> </w:t>
-      </w:r>
-      <w:proofErr w:type="spellStart"/>
-      <w:r>
-        <w:rPr>
-          <w:rFonts w:ascii="Times New Roman" w:hAnsi="Times New Roman" w:cs="Times New Roman"/>
-          <w:sz w:val="32"/>
-          <w:szCs w:val="32"/>
-        </w:rPr>
-        <w:t>mới</w:t>
-      </w:r>
-      <w:proofErr w:type="spellEnd"/>
-      <w:r>
-        <w:rPr>
-          <w:rFonts w:ascii="Times New Roman" w:hAnsi="Times New Roman" w:cs="Times New Roman"/>
-          <w:sz w:val="32"/>
-          <w:szCs w:val="32"/>
-        </w:rPr>
-        <w:t xml:space="preserve">, </w:t>
-      </w:r>
-      <w:proofErr w:type="spellStart"/>
-      <w:r>
-        <w:rPr>
-          <w:rFonts w:ascii="Times New Roman" w:hAnsi="Times New Roman" w:cs="Times New Roman"/>
-          <w:sz w:val="32"/>
-          <w:szCs w:val="32"/>
-        </w:rPr>
-        <w:t>không</w:t>
-      </w:r>
-      <w:proofErr w:type="spellEnd"/>
-      <w:r>
-        <w:rPr>
-          <w:rFonts w:ascii="Times New Roman" w:hAnsi="Times New Roman" w:cs="Times New Roman"/>
-          <w:sz w:val="32"/>
-          <w:szCs w:val="32"/>
-        </w:rPr>
-        <w:t xml:space="preserve"> </w:t>
-      </w:r>
-      <w:proofErr w:type="spellStart"/>
-      <w:r>
-        <w:rPr>
-          <w:rFonts w:ascii="Times New Roman" w:hAnsi="Times New Roman" w:cs="Times New Roman"/>
-          <w:sz w:val="32"/>
-          <w:szCs w:val="32"/>
-        </w:rPr>
-        <w:t>phải</w:t>
-      </w:r>
-      <w:proofErr w:type="spellEnd"/>
-      <w:r>
-        <w:rPr>
-          <w:rFonts w:ascii="Times New Roman" w:hAnsi="Times New Roman" w:cs="Times New Roman"/>
-          <w:sz w:val="32"/>
-          <w:szCs w:val="32"/>
-        </w:rPr>
-        <w:t xml:space="preserve"> </w:t>
-      </w:r>
-      <w:proofErr w:type="spellStart"/>
-      <w:r>
-        <w:rPr>
-          <w:rFonts w:ascii="Times New Roman" w:hAnsi="Times New Roman" w:cs="Times New Roman"/>
-          <w:sz w:val="32"/>
-          <w:szCs w:val="32"/>
-        </w:rPr>
-        <w:t>của</w:t>
-      </w:r>
-      <w:proofErr w:type="spellEnd"/>
-      <w:r>
-        <w:rPr>
-          <w:rFonts w:ascii="Times New Roman" w:hAnsi="Times New Roman" w:cs="Times New Roman"/>
-          <w:sz w:val="32"/>
-          <w:szCs w:val="32"/>
-        </w:rPr>
-        <w:t xml:space="preserve"> def </w:t>
-      </w:r>
-      <w:proofErr w:type="spellStart"/>
-      <w:r>
-        <w:rPr>
-          <w:rFonts w:ascii="Times New Roman" w:hAnsi="Times New Roman" w:cs="Times New Roman"/>
-          <w:sz w:val="32"/>
-          <w:szCs w:val="32"/>
-        </w:rPr>
-        <w:t>truóc</w:t>
-      </w:r>
-      <w:proofErr w:type="spellEnd"/>
-      <w:r>
-        <w:rPr>
-          <w:rFonts w:ascii="Times New Roman" w:hAnsi="Times New Roman" w:cs="Times New Roman"/>
-          <w:sz w:val="32"/>
-          <w:szCs w:val="32"/>
-        </w:rPr>
-        <w:t xml:space="preserve"> </w:t>
-      </w:r>
-      <w:proofErr w:type="spellStart"/>
-      <w:r>
-        <w:rPr>
-          <w:rFonts w:ascii="Times New Roman" w:hAnsi="Times New Roman" w:cs="Times New Roman"/>
-          <w:sz w:val="32"/>
-          <w:szCs w:val="32"/>
-        </w:rPr>
-        <w:t>đó</w:t>
-      </w:r>
-      <w:proofErr w:type="spellEnd"/>
-      <w:r>
-        <w:rPr>
-          <w:rFonts w:ascii="Times New Roman" w:hAnsi="Times New Roman" w:cs="Times New Roman"/>
-          <w:sz w:val="32"/>
-          <w:szCs w:val="32"/>
-        </w:rPr>
-        <w:t xml:space="preserve"> </w:t>
+        <w:t xml:space="preserve">Du-path yêu cầu def-clear nhưng tại node 3, x được định nghĩa lại ngay lập tức, use của x sử dụng giá trị mới, không phải của def truóc đó </w:t>
       </w:r>
     </w:p>
     <w:p>
@@ -5539,77 +2009,13 @@
           <w:szCs w:val="32"/>
         </w:rPr>
       </w:pPr>
-      <w:proofErr w:type="spellStart"/>
-      <w:r>
-        <w:rPr>
-          <w:rFonts w:ascii="Times New Roman" w:hAnsi="Times New Roman" w:cs="Times New Roman"/>
-          <w:sz w:val="32"/>
-          <w:szCs w:val="32"/>
-        </w:rPr>
-        <w:t>Không</w:t>
-      </w:r>
-      <w:proofErr w:type="spellEnd"/>
-      <w:r>
-        <w:rPr>
-          <w:rFonts w:ascii="Times New Roman" w:hAnsi="Times New Roman" w:cs="Times New Roman"/>
-          <w:sz w:val="32"/>
-          <w:szCs w:val="32"/>
-        </w:rPr>
-        <w:t xml:space="preserve"> </w:t>
-      </w:r>
-      <w:proofErr w:type="spellStart"/>
-      <w:r>
-        <w:rPr>
-          <w:rFonts w:ascii="Times New Roman" w:hAnsi="Times New Roman" w:cs="Times New Roman"/>
-          <w:sz w:val="32"/>
-          <w:szCs w:val="32"/>
-        </w:rPr>
-        <w:t>tồn</w:t>
-      </w:r>
-      <w:proofErr w:type="spellEnd"/>
-      <w:r>
-        <w:rPr>
-          <w:rFonts w:ascii="Times New Roman" w:hAnsi="Times New Roman" w:cs="Times New Roman"/>
-          <w:sz w:val="32"/>
-          <w:szCs w:val="32"/>
-        </w:rPr>
-        <w:t xml:space="preserve"> </w:t>
-      </w:r>
-      <w:proofErr w:type="spellStart"/>
-      <w:r>
-        <w:rPr>
-          <w:rFonts w:ascii="Times New Roman" w:hAnsi="Times New Roman" w:cs="Times New Roman"/>
-          <w:sz w:val="32"/>
-          <w:szCs w:val="32"/>
-        </w:rPr>
-        <w:t>tại</w:t>
-      </w:r>
-      <w:proofErr w:type="spellEnd"/>
-      <w:r>
-        <w:rPr>
-          <w:rFonts w:ascii="Times New Roman" w:hAnsi="Times New Roman" w:cs="Times New Roman"/>
-          <w:sz w:val="32"/>
-          <w:szCs w:val="32"/>
-        </w:rPr>
-        <w:t xml:space="preserve"> def-use </w:t>
-      </w:r>
-      <w:proofErr w:type="spellStart"/>
-      <w:r>
-        <w:rPr>
-          <w:rFonts w:ascii="Times New Roman" w:hAnsi="Times New Roman" w:cs="Times New Roman"/>
-          <w:sz w:val="32"/>
-          <w:szCs w:val="32"/>
-        </w:rPr>
-        <w:t>tại</w:t>
-      </w:r>
-      <w:proofErr w:type="spellEnd"/>
-      <w:r>
-        <w:rPr>
-          <w:rFonts w:ascii="Times New Roman" w:hAnsi="Times New Roman" w:cs="Times New Roman"/>
-          <w:sz w:val="32"/>
-          <w:szCs w:val="32"/>
-        </w:rPr>
-        <w:t xml:space="preserve"> node 3.</w:t>
+      <w:r>
+        <w:rPr>
+          <w:rFonts w:ascii="Times New Roman" w:hAnsi="Times New Roman" w:cs="Times New Roman"/>
+          <w:sz w:val="32"/>
+          <w:szCs w:val="32"/>
+        </w:rPr>
+        <w:t>Không tồn tại def-use tại node 3.</w:t>
       </w:r>
     </w:p>
     <w:p>
@@ -5695,7 +2101,6 @@
           <w:szCs w:val="32"/>
         </w:rPr>
       </w:pPr>
-      <w:proofErr w:type="spellStart"/>
       <w:r>
         <w:rPr>
           <w:rFonts w:ascii="Times New Roman" w:hAnsi="Times New Roman" w:cs="Times New Roman"/>
@@ -5703,16 +2108,7 @@
           <w:szCs w:val="32"/>
         </w:rPr>
         <w:lastRenderedPageBreak/>
-        <w:t>Bài</w:t>
-      </w:r>
-      <w:proofErr w:type="spellEnd"/>
-      <w:r>
-        <w:rPr>
-          <w:rFonts w:ascii="Times New Roman" w:hAnsi="Times New Roman" w:cs="Times New Roman"/>
-          <w:sz w:val="32"/>
-          <w:szCs w:val="32"/>
-        </w:rPr>
-        <w:t xml:space="preserve"> 5:</w:t>
+        <w:t>Bài 5:</w:t>
       </w:r>
     </w:p>
     <w:p>
@@ -5781,185 +2177,13 @@
           <w:szCs w:val="32"/>
         </w:rPr>
       </w:pPr>
-      <w:proofErr w:type="spellStart"/>
-      <w:r>
-        <w:rPr>
-          <w:rFonts w:ascii="Times New Roman" w:hAnsi="Times New Roman" w:cs="Times New Roman"/>
-          <w:sz w:val="32"/>
-          <w:szCs w:val="32"/>
-        </w:rPr>
-        <w:t>Bài</w:t>
-      </w:r>
-      <w:proofErr w:type="spellEnd"/>
-      <w:r>
-        <w:rPr>
-          <w:rFonts w:ascii="Times New Roman" w:hAnsi="Times New Roman" w:cs="Times New Roman"/>
-          <w:sz w:val="32"/>
-          <w:szCs w:val="32"/>
-        </w:rPr>
-        <w:t xml:space="preserve"> 6: </w:t>
-      </w:r>
-      <w:proofErr w:type="spellStart"/>
-      <w:r>
-        <w:rPr>
-          <w:rFonts w:ascii="Times New Roman" w:hAnsi="Times New Roman" w:cs="Times New Roman"/>
-          <w:sz w:val="32"/>
-          <w:szCs w:val="32"/>
-        </w:rPr>
-        <w:t>kiểm</w:t>
-      </w:r>
-      <w:proofErr w:type="spellEnd"/>
-      <w:r>
-        <w:rPr>
-          <w:rFonts w:ascii="Times New Roman" w:hAnsi="Times New Roman" w:cs="Times New Roman"/>
-          <w:sz w:val="32"/>
-          <w:szCs w:val="32"/>
-        </w:rPr>
-        <w:t xml:space="preserve"> </w:t>
-      </w:r>
-      <w:proofErr w:type="spellStart"/>
-      <w:r>
-        <w:rPr>
-          <w:rFonts w:ascii="Times New Roman" w:hAnsi="Times New Roman" w:cs="Times New Roman"/>
-          <w:sz w:val="32"/>
-          <w:szCs w:val="32"/>
-        </w:rPr>
-        <w:t>thử</w:t>
-      </w:r>
-      <w:proofErr w:type="spellEnd"/>
-      <w:r>
-        <w:rPr>
-          <w:rFonts w:ascii="Times New Roman" w:hAnsi="Times New Roman" w:cs="Times New Roman"/>
-          <w:sz w:val="32"/>
-          <w:szCs w:val="32"/>
-        </w:rPr>
-        <w:t xml:space="preserve"> </w:t>
-      </w:r>
-      <w:proofErr w:type="spellStart"/>
-      <w:r>
-        <w:rPr>
-          <w:rFonts w:ascii="Times New Roman" w:hAnsi="Times New Roman" w:cs="Times New Roman"/>
-          <w:sz w:val="32"/>
-          <w:szCs w:val="32"/>
-        </w:rPr>
-        <w:t>chương</w:t>
-      </w:r>
-      <w:proofErr w:type="spellEnd"/>
-      <w:r>
-        <w:rPr>
-          <w:rFonts w:ascii="Times New Roman" w:hAnsi="Times New Roman" w:cs="Times New Roman"/>
-          <w:sz w:val="32"/>
-          <w:szCs w:val="32"/>
-        </w:rPr>
-        <w:t xml:space="preserve"> </w:t>
-      </w:r>
-      <w:proofErr w:type="spellStart"/>
-      <w:r>
-        <w:rPr>
-          <w:rFonts w:ascii="Times New Roman" w:hAnsi="Times New Roman" w:cs="Times New Roman"/>
-          <w:sz w:val="32"/>
-          <w:szCs w:val="32"/>
-        </w:rPr>
-        <w:t>trình</w:t>
-      </w:r>
-      <w:proofErr w:type="spellEnd"/>
-      <w:r>
-        <w:rPr>
-          <w:rFonts w:ascii="Times New Roman" w:hAnsi="Times New Roman" w:cs="Times New Roman"/>
-          <w:sz w:val="32"/>
-          <w:szCs w:val="32"/>
-        </w:rPr>
-        <w:t xml:space="preserve"> </w:t>
-      </w:r>
-      <w:proofErr w:type="spellStart"/>
-      <w:r>
-        <w:rPr>
-          <w:rFonts w:ascii="Times New Roman" w:hAnsi="Times New Roman" w:cs="Times New Roman"/>
-          <w:sz w:val="32"/>
-          <w:szCs w:val="32"/>
-        </w:rPr>
-        <w:t>của</w:t>
-      </w:r>
-      <w:proofErr w:type="spellEnd"/>
-      <w:r>
-        <w:rPr>
-          <w:rFonts w:ascii="Times New Roman" w:hAnsi="Times New Roman" w:cs="Times New Roman"/>
-          <w:sz w:val="32"/>
-          <w:szCs w:val="32"/>
-        </w:rPr>
-        <w:t xml:space="preserve"> </w:t>
-      </w:r>
-      <w:proofErr w:type="spellStart"/>
-      <w:r>
-        <w:rPr>
-          <w:rFonts w:ascii="Times New Roman" w:hAnsi="Times New Roman" w:cs="Times New Roman"/>
-          <w:sz w:val="32"/>
-          <w:szCs w:val="32"/>
-        </w:rPr>
-        <w:t>bạn</w:t>
-      </w:r>
-      <w:proofErr w:type="spellEnd"/>
-      <w:r>
-        <w:rPr>
-          <w:rFonts w:ascii="Times New Roman" w:hAnsi="Times New Roman" w:cs="Times New Roman"/>
-          <w:sz w:val="32"/>
-          <w:szCs w:val="32"/>
-        </w:rPr>
-        <w:t xml:space="preserve"> </w:t>
-      </w:r>
-      <w:proofErr w:type="spellStart"/>
-      <w:r>
-        <w:rPr>
-          <w:rFonts w:ascii="Times New Roman" w:hAnsi="Times New Roman" w:cs="Times New Roman"/>
-          <w:sz w:val="32"/>
-          <w:szCs w:val="32"/>
-        </w:rPr>
-        <w:t>với</w:t>
-      </w:r>
-      <w:proofErr w:type="spellEnd"/>
-      <w:r>
-        <w:rPr>
-          <w:rFonts w:ascii="Times New Roman" w:hAnsi="Times New Roman" w:cs="Times New Roman"/>
-          <w:sz w:val="32"/>
-          <w:szCs w:val="32"/>
-        </w:rPr>
-        <w:t xml:space="preserve"> </w:t>
-      </w:r>
-      <w:proofErr w:type="spellStart"/>
-      <w:r>
-        <w:rPr>
-          <w:rFonts w:ascii="Times New Roman" w:hAnsi="Times New Roman" w:cs="Times New Roman"/>
-          <w:sz w:val="32"/>
-          <w:szCs w:val="32"/>
-        </w:rPr>
-        <w:t>độ</w:t>
-      </w:r>
-      <w:proofErr w:type="spellEnd"/>
-      <w:r>
-        <w:rPr>
-          <w:rFonts w:ascii="Times New Roman" w:hAnsi="Times New Roman" w:cs="Times New Roman"/>
-          <w:sz w:val="32"/>
-          <w:szCs w:val="32"/>
-        </w:rPr>
-        <w:t xml:space="preserve"> </w:t>
-      </w:r>
-      <w:proofErr w:type="spellStart"/>
-      <w:r>
-        <w:rPr>
-          <w:rFonts w:ascii="Times New Roman" w:hAnsi="Times New Roman" w:cs="Times New Roman"/>
-          <w:sz w:val="32"/>
-          <w:szCs w:val="32"/>
-        </w:rPr>
-        <w:t>phủ</w:t>
-      </w:r>
-      <w:proofErr w:type="spellEnd"/>
-      <w:r>
-        <w:rPr>
-          <w:rFonts w:ascii="Times New Roman" w:hAnsi="Times New Roman" w:cs="Times New Roman"/>
-          <w:sz w:val="32"/>
-          <w:szCs w:val="32"/>
-        </w:rPr>
-        <w:t xml:space="preserve"> all-uses</w:t>
+      <w:r>
+        <w:rPr>
+          <w:rFonts w:ascii="Times New Roman" w:hAnsi="Times New Roman" w:cs="Times New Roman"/>
+          <w:sz w:val="32"/>
+          <w:szCs w:val="32"/>
+        </w:rPr>
+        <w:t>Bài 6: kiểm thử chương trình của bạn với độ phủ all-uses</w:t>
       </w:r>
     </w:p>
     <w:p>
@@ -6029,7 +2253,6 @@
                 <w:szCs w:val="32"/>
               </w:rPr>
             </w:pPr>
-            <w:proofErr w:type="spellStart"/>
             <w:r>
               <w:rPr>
                 <w:rFonts w:ascii="Times New Roman" w:hAnsi="Times New Roman" w:cs="Times New Roman"/>
@@ -6040,7 +2263,6 @@
               </w:rPr>
               <w:t>Biến</w:t>
             </w:r>
-            <w:proofErr w:type="spellEnd"/>
           </w:p>
         </w:tc>
         <w:tc>
@@ -6063,7 +2285,6 @@
                 <w:szCs w:val="32"/>
               </w:rPr>
             </w:pPr>
-            <w:proofErr w:type="spellStart"/>
             <w:r>
               <w:rPr>
                 <w:rFonts w:ascii="Times New Roman" w:hAnsi="Times New Roman" w:cs="Times New Roman"/>
@@ -6072,10 +2293,22 @@
                 <w:sz w:val="32"/>
                 <w:szCs w:val="32"/>
               </w:rPr>
-              <w:t>Ký</w:t>
-            </w:r>
-            <w:proofErr w:type="spellEnd"/>
-            <w:r>
+              <w:t>Ký hiệu</w:t>
+            </w:r>
+          </w:p>
+        </w:tc>
+        <w:tc>
+          <w:tcPr>
+            <w:tcW w:w="0" w:type="auto"/>
+            <w:vAlign w:val="center"/>
+            <w:hideMark/>
+          </w:tcPr>
+          <w:p>
+            <w:pPr>
+              <w:pStyle w:val="ListParagraph"/>
+              <w:tabs>
+                <w:tab w:val="left" w:pos="3825"/>
+              </w:tabs>
               <w:rPr>
                 <w:rFonts w:ascii="Times New Roman" w:hAnsi="Times New Roman" w:cs="Times New Roman"/>
                 <w:b/>
@@ -6083,9 +2316,7 @@
                 <w:sz w:val="32"/>
                 <w:szCs w:val="32"/>
               </w:rPr>
-              <w:t xml:space="preserve"> </w:t>
-            </w:r>
-            <w:proofErr w:type="spellStart"/>
+            </w:pPr>
             <w:r>
               <w:rPr>
                 <w:rFonts w:ascii="Times New Roman" w:hAnsi="Times New Roman" w:cs="Times New Roman"/>
@@ -6094,65 +2325,8 @@
                 <w:sz w:val="32"/>
                 <w:szCs w:val="32"/>
               </w:rPr>
-              <w:t>hiệu</w:t>
-            </w:r>
-            <w:proofErr w:type="spellEnd"/>
-          </w:p>
-        </w:tc>
-        <w:tc>
-          <w:tcPr>
-            <w:tcW w:w="0" w:type="auto"/>
-            <w:vAlign w:val="center"/>
-            <w:hideMark/>
-          </w:tcPr>
-          <w:p>
-            <w:pPr>
-              <w:pStyle w:val="ListParagraph"/>
-              <w:tabs>
-                <w:tab w:val="left" w:pos="3825"/>
-              </w:tabs>
-              <w:rPr>
-                <w:rFonts w:ascii="Times New Roman" w:hAnsi="Times New Roman" w:cs="Times New Roman"/>
-                <w:b/>
-                <w:bCs/>
-                <w:sz w:val="32"/>
-                <w:szCs w:val="32"/>
-              </w:rPr>
-            </w:pPr>
-            <w:proofErr w:type="spellStart"/>
-            <w:r>
-              <w:rPr>
-                <w:rFonts w:ascii="Times New Roman" w:hAnsi="Times New Roman" w:cs="Times New Roman"/>
-                <w:b/>
-                <w:bCs/>
-                <w:sz w:val="32"/>
-                <w:szCs w:val="32"/>
-              </w:rPr>
-              <w:t>Vị</w:t>
-            </w:r>
-            <w:proofErr w:type="spellEnd"/>
-            <w:r>
-              <w:rPr>
-                <w:rFonts w:ascii="Times New Roman" w:hAnsi="Times New Roman" w:cs="Times New Roman"/>
-                <w:b/>
-                <w:bCs/>
-                <w:sz w:val="32"/>
-                <w:szCs w:val="32"/>
-              </w:rPr>
-              <w:t xml:space="preserve"> </w:t>
-            </w:r>
-            <w:proofErr w:type="spellStart"/>
-            <w:r>
-              <w:rPr>
-                <w:rFonts w:ascii="Times New Roman" w:hAnsi="Times New Roman" w:cs="Times New Roman"/>
-                <w:b/>
-                <w:bCs/>
-                <w:sz w:val="32"/>
-                <w:szCs w:val="32"/>
-              </w:rPr>
-              <w:t>trí</w:t>
-            </w:r>
-            <w:proofErr w:type="spellEnd"/>
+              <w:t>Vị trí</w:t>
+            </w:r>
           </w:p>
         </w:tc>
       </w:tr>
@@ -6178,7 +2352,6 @@
                 <w:szCs w:val="32"/>
               </w:rPr>
             </w:pPr>
-            <w:proofErr w:type="spellStart"/>
             <w:r>
               <w:rPr>
                 <w:rFonts w:ascii="Times New Roman" w:hAnsi="Times New Roman" w:cs="Times New Roman"/>
@@ -6187,7 +2360,6 @@
               </w:rPr>
               <w:t>soGio</w:t>
             </w:r>
-            <w:proofErr w:type="spellEnd"/>
           </w:p>
         </w:tc>
         <w:tc>
@@ -6269,7 +2441,6 @@
                 <w:szCs w:val="32"/>
               </w:rPr>
             </w:pPr>
-            <w:proofErr w:type="spellStart"/>
             <w:r>
               <w:rPr>
                 <w:rFonts w:ascii="Times New Roman" w:hAnsi="Times New Roman" w:cs="Times New Roman"/>
@@ -6279,7 +2450,6 @@
               <w:lastRenderedPageBreak/>
               <w:t>loaiXe</w:t>
             </w:r>
-            <w:proofErr w:type="spellEnd"/>
           </w:p>
         </w:tc>
         <w:tc>
@@ -6430,7 +2600,6 @@
                 <w:szCs w:val="32"/>
               </w:rPr>
             </w:pPr>
-            <w:proofErr w:type="spellStart"/>
             <w:r>
               <w:rPr>
                 <w:rFonts w:ascii="Times New Roman" w:hAnsi="Times New Roman" w:cs="Times New Roman"/>
@@ -6441,7 +2610,6 @@
               </w:rPr>
               <w:t>Biến</w:t>
             </w:r>
-            <w:proofErr w:type="spellEnd"/>
           </w:p>
         </w:tc>
         <w:tc>
@@ -6465,7 +2633,6 @@
                 <w:szCs w:val="32"/>
               </w:rPr>
             </w:pPr>
-            <w:proofErr w:type="spellStart"/>
             <w:r>
               <w:rPr>
                 <w:rFonts w:ascii="Times New Roman" w:hAnsi="Times New Roman" w:cs="Times New Roman"/>
@@ -6474,10 +2641,23 @@
                 <w:sz w:val="32"/>
                 <w:szCs w:val="32"/>
               </w:rPr>
-              <w:t>Ký</w:t>
-            </w:r>
-            <w:proofErr w:type="spellEnd"/>
-            <w:r>
+              <w:t>Ký hiệu</w:t>
+            </w:r>
+          </w:p>
+        </w:tc>
+        <w:tc>
+          <w:tcPr>
+            <w:tcW w:w="0" w:type="auto"/>
+            <w:vAlign w:val="center"/>
+            <w:hideMark/>
+          </w:tcPr>
+          <w:p>
+            <w:pPr>
+              <w:pStyle w:val="ListParagraph"/>
+              <w:tabs>
+                <w:tab w:val="left" w:pos="3825"/>
+              </w:tabs>
+              <w:ind w:left="1080"/>
               <w:rPr>
                 <w:rFonts w:ascii="Times New Roman" w:hAnsi="Times New Roman" w:cs="Times New Roman"/>
                 <w:b/>
@@ -6485,9 +2665,7 @@
                 <w:sz w:val="32"/>
                 <w:szCs w:val="32"/>
               </w:rPr>
-              <w:t xml:space="preserve"> </w:t>
-            </w:r>
-            <w:proofErr w:type="spellStart"/>
+            </w:pPr>
             <w:r>
               <w:rPr>
                 <w:rFonts w:ascii="Times New Roman" w:hAnsi="Times New Roman" w:cs="Times New Roman"/>
@@ -6496,66 +2674,8 @@
                 <w:sz w:val="32"/>
                 <w:szCs w:val="32"/>
               </w:rPr>
-              <w:t>hiệu</w:t>
-            </w:r>
-            <w:proofErr w:type="spellEnd"/>
-          </w:p>
-        </w:tc>
-        <w:tc>
-          <w:tcPr>
-            <w:tcW w:w="0" w:type="auto"/>
-            <w:vAlign w:val="center"/>
-            <w:hideMark/>
-          </w:tcPr>
-          <w:p>
-            <w:pPr>
-              <w:pStyle w:val="ListParagraph"/>
-              <w:tabs>
-                <w:tab w:val="left" w:pos="3825"/>
-              </w:tabs>
-              <w:ind w:left="1080"/>
-              <w:rPr>
-                <w:rFonts w:ascii="Times New Roman" w:hAnsi="Times New Roman" w:cs="Times New Roman"/>
-                <w:b/>
-                <w:bCs/>
-                <w:sz w:val="32"/>
-                <w:szCs w:val="32"/>
-              </w:rPr>
-            </w:pPr>
-            <w:proofErr w:type="spellStart"/>
-            <w:r>
-              <w:rPr>
-                <w:rFonts w:ascii="Times New Roman" w:hAnsi="Times New Roman" w:cs="Times New Roman"/>
-                <w:b/>
-                <w:bCs/>
-                <w:sz w:val="32"/>
-                <w:szCs w:val="32"/>
-              </w:rPr>
-              <w:t>Biểu</w:t>
-            </w:r>
-            <w:proofErr w:type="spellEnd"/>
-            <w:r>
-              <w:rPr>
-                <w:rFonts w:ascii="Times New Roman" w:hAnsi="Times New Roman" w:cs="Times New Roman"/>
-                <w:b/>
-                <w:bCs/>
-                <w:sz w:val="32"/>
-                <w:szCs w:val="32"/>
-              </w:rPr>
-              <w:t xml:space="preserve"> </w:t>
-            </w:r>
-            <w:proofErr w:type="spellStart"/>
-            <w:r>
-              <w:rPr>
-                <w:rFonts w:ascii="Times New Roman" w:hAnsi="Times New Roman" w:cs="Times New Roman"/>
-                <w:b/>
-                <w:bCs/>
-                <w:sz w:val="32"/>
-                <w:szCs w:val="32"/>
-              </w:rPr>
-              <w:t>thức</w:t>
-            </w:r>
-            <w:proofErr w:type="spellEnd"/>
+              <w:t>Biểu thức</w:t>
+            </w:r>
           </w:p>
         </w:tc>
       </w:tr>
@@ -6582,7 +2702,6 @@
                 <w:szCs w:val="32"/>
               </w:rPr>
             </w:pPr>
-            <w:proofErr w:type="spellStart"/>
             <w:r>
               <w:rPr>
                 <w:rFonts w:ascii="Times New Roman" w:hAnsi="Times New Roman" w:cs="Times New Roman"/>
@@ -6591,7 +2710,6 @@
               </w:rPr>
               <w:t>soGio</w:t>
             </w:r>
-            <w:proofErr w:type="spellEnd"/>
           </w:p>
         </w:tc>
         <w:tc>
@@ -6642,23 +2760,13 @@
                 <w:szCs w:val="32"/>
               </w:rPr>
             </w:pPr>
-            <w:proofErr w:type="spellStart"/>
-            <w:r>
-              <w:rPr>
-                <w:rFonts w:ascii="Times New Roman" w:hAnsi="Times New Roman" w:cs="Times New Roman"/>
-                <w:sz w:val="32"/>
-                <w:szCs w:val="32"/>
-              </w:rPr>
-              <w:t>soGio</w:t>
-            </w:r>
-            <w:proofErr w:type="spellEnd"/>
-            <w:r>
-              <w:rPr>
-                <w:rFonts w:ascii="Times New Roman" w:hAnsi="Times New Roman" w:cs="Times New Roman"/>
-                <w:sz w:val="32"/>
-                <w:szCs w:val="32"/>
-              </w:rPr>
-              <w:t xml:space="preserve"> &lt;= 0</w:t>
+            <w:r>
+              <w:rPr>
+                <w:rFonts w:ascii="Times New Roman" w:hAnsi="Times New Roman" w:cs="Times New Roman"/>
+                <w:sz w:val="32"/>
+                <w:szCs w:val="32"/>
+              </w:rPr>
+              <w:t>soGio &lt;= 0</w:t>
             </w:r>
           </w:p>
         </w:tc>
@@ -6686,7 +2794,6 @@
                 <w:szCs w:val="32"/>
               </w:rPr>
             </w:pPr>
-            <w:proofErr w:type="spellStart"/>
             <w:r>
               <w:rPr>
                 <w:rFonts w:ascii="Times New Roman" w:hAnsi="Times New Roman" w:cs="Times New Roman"/>
@@ -6695,7 +2802,6 @@
               </w:rPr>
               <w:t>loaiXe</w:t>
             </w:r>
-            <w:proofErr w:type="spellEnd"/>
           </w:p>
         </w:tc>
         <w:tc>
@@ -6746,51 +2852,13 @@
                 <w:szCs w:val="32"/>
               </w:rPr>
             </w:pPr>
-            <w:proofErr w:type="gramStart"/>
-            <w:r>
-              <w:rPr>
-                <w:rFonts w:ascii="Times New Roman" w:hAnsi="Times New Roman" w:cs="Times New Roman"/>
-                <w:sz w:val="32"/>
-                <w:szCs w:val="32"/>
-              </w:rPr>
-              <w:t>!</w:t>
-            </w:r>
-            <w:proofErr w:type="spellStart"/>
-            <w:r>
-              <w:rPr>
-                <w:rFonts w:ascii="Times New Roman" w:hAnsi="Times New Roman" w:cs="Times New Roman"/>
-                <w:sz w:val="32"/>
-                <w:szCs w:val="32"/>
-              </w:rPr>
-              <w:t>loaiXe.equals</w:t>
-            </w:r>
-            <w:proofErr w:type="spellEnd"/>
-            <w:proofErr w:type="gramEnd"/>
-            <w:r>
-              <w:rPr>
-                <w:rFonts w:ascii="Times New Roman" w:hAnsi="Times New Roman" w:cs="Times New Roman"/>
-                <w:sz w:val="32"/>
-                <w:szCs w:val="32"/>
-              </w:rPr>
-              <w:t>("</w:t>
-            </w:r>
-            <w:proofErr w:type="spellStart"/>
-            <w:r>
-              <w:rPr>
-                <w:rFonts w:ascii="Times New Roman" w:hAnsi="Times New Roman" w:cs="Times New Roman"/>
-                <w:sz w:val="32"/>
-                <w:szCs w:val="32"/>
-              </w:rPr>
-              <w:t>xe_may</w:t>
-            </w:r>
-            <w:proofErr w:type="spellEnd"/>
-            <w:r>
-              <w:rPr>
-                <w:rFonts w:ascii="Times New Roman" w:hAnsi="Times New Roman" w:cs="Times New Roman"/>
-                <w:sz w:val="32"/>
-                <w:szCs w:val="32"/>
-              </w:rPr>
-              <w:t>")</w:t>
+            <w:r>
+              <w:rPr>
+                <w:rFonts w:ascii="Times New Roman" w:hAnsi="Times New Roman" w:cs="Times New Roman"/>
+                <w:sz w:val="32"/>
+                <w:szCs w:val="32"/>
+              </w:rPr>
+              <w:t>!loaiXe.equals("xe_may")</w:t>
             </w:r>
           </w:p>
         </w:tc>
@@ -6818,7 +2886,6 @@
                 <w:szCs w:val="32"/>
               </w:rPr>
             </w:pPr>
-            <w:proofErr w:type="spellStart"/>
             <w:r>
               <w:rPr>
                 <w:rFonts w:ascii="Times New Roman" w:hAnsi="Times New Roman" w:cs="Times New Roman"/>
@@ -6827,7 +2894,6 @@
               </w:rPr>
               <w:t>loaiXe</w:t>
             </w:r>
-            <w:proofErr w:type="spellEnd"/>
           </w:p>
         </w:tc>
         <w:tc>
@@ -6878,51 +2944,13 @@
                 <w:szCs w:val="32"/>
               </w:rPr>
             </w:pPr>
-            <w:proofErr w:type="gramStart"/>
-            <w:r>
-              <w:rPr>
-                <w:rFonts w:ascii="Times New Roman" w:hAnsi="Times New Roman" w:cs="Times New Roman"/>
-                <w:sz w:val="32"/>
-                <w:szCs w:val="32"/>
-              </w:rPr>
-              <w:t>!</w:t>
-            </w:r>
-            <w:proofErr w:type="spellStart"/>
-            <w:r>
-              <w:rPr>
-                <w:rFonts w:ascii="Times New Roman" w:hAnsi="Times New Roman" w:cs="Times New Roman"/>
-                <w:sz w:val="32"/>
-                <w:szCs w:val="32"/>
-              </w:rPr>
-              <w:t>loaiXe.equals</w:t>
-            </w:r>
-            <w:proofErr w:type="spellEnd"/>
-            <w:proofErr w:type="gramEnd"/>
-            <w:r>
-              <w:rPr>
-                <w:rFonts w:ascii="Times New Roman" w:hAnsi="Times New Roman" w:cs="Times New Roman"/>
-                <w:sz w:val="32"/>
-                <w:szCs w:val="32"/>
-              </w:rPr>
-              <w:t>("</w:t>
-            </w:r>
-            <w:proofErr w:type="spellStart"/>
-            <w:r>
-              <w:rPr>
-                <w:rFonts w:ascii="Times New Roman" w:hAnsi="Times New Roman" w:cs="Times New Roman"/>
-                <w:sz w:val="32"/>
-                <w:szCs w:val="32"/>
-              </w:rPr>
-              <w:t>o_to</w:t>
-            </w:r>
-            <w:proofErr w:type="spellEnd"/>
-            <w:r>
-              <w:rPr>
-                <w:rFonts w:ascii="Times New Roman" w:hAnsi="Times New Roman" w:cs="Times New Roman"/>
-                <w:sz w:val="32"/>
-                <w:szCs w:val="32"/>
-              </w:rPr>
-              <w:t>")</w:t>
+            <w:r>
+              <w:rPr>
+                <w:rFonts w:ascii="Times New Roman" w:hAnsi="Times New Roman" w:cs="Times New Roman"/>
+                <w:sz w:val="32"/>
+                <w:szCs w:val="32"/>
+              </w:rPr>
+              <w:t>!loaiXe.equals("o_to")</w:t>
             </w:r>
           </w:p>
         </w:tc>
@@ -6950,7 +2978,6 @@
                 <w:szCs w:val="32"/>
               </w:rPr>
             </w:pPr>
-            <w:proofErr w:type="spellStart"/>
             <w:r>
               <w:rPr>
                 <w:rFonts w:ascii="Times New Roman" w:hAnsi="Times New Roman" w:cs="Times New Roman"/>
@@ -6959,7 +2986,6 @@
               </w:rPr>
               <w:t>loaiXe</w:t>
             </w:r>
-            <w:proofErr w:type="spellEnd"/>
           </w:p>
         </w:tc>
         <w:tc>
@@ -7010,41 +3036,13 @@
                 <w:szCs w:val="32"/>
               </w:rPr>
             </w:pPr>
-            <w:proofErr w:type="spellStart"/>
-            <w:r>
-              <w:rPr>
-                <w:rFonts w:ascii="Times New Roman" w:hAnsi="Times New Roman" w:cs="Times New Roman"/>
-                <w:sz w:val="32"/>
-                <w:szCs w:val="32"/>
-              </w:rPr>
-              <w:t>loaiXe.equals</w:t>
-            </w:r>
-            <w:proofErr w:type="spellEnd"/>
-            <w:r>
-              <w:rPr>
-                <w:rFonts w:ascii="Times New Roman" w:hAnsi="Times New Roman" w:cs="Times New Roman"/>
-                <w:sz w:val="32"/>
-                <w:szCs w:val="32"/>
-              </w:rPr>
-              <w:t>("</w:t>
-            </w:r>
-            <w:proofErr w:type="spellStart"/>
-            <w:r>
-              <w:rPr>
-                <w:rFonts w:ascii="Times New Roman" w:hAnsi="Times New Roman" w:cs="Times New Roman"/>
-                <w:sz w:val="32"/>
-                <w:szCs w:val="32"/>
-              </w:rPr>
-              <w:t>xe_may</w:t>
-            </w:r>
-            <w:proofErr w:type="spellEnd"/>
-            <w:r>
-              <w:rPr>
-                <w:rFonts w:ascii="Times New Roman" w:hAnsi="Times New Roman" w:cs="Times New Roman"/>
-                <w:sz w:val="32"/>
-                <w:szCs w:val="32"/>
-              </w:rPr>
-              <w:t>")</w:t>
+            <w:r>
+              <w:rPr>
+                <w:rFonts w:ascii="Times New Roman" w:hAnsi="Times New Roman" w:cs="Times New Roman"/>
+                <w:sz w:val="32"/>
+                <w:szCs w:val="32"/>
+              </w:rPr>
+              <w:t>loaiXe.equals("xe_may")</w:t>
             </w:r>
           </w:p>
         </w:tc>
@@ -7072,7 +3070,6 @@
                 <w:szCs w:val="32"/>
               </w:rPr>
             </w:pPr>
-            <w:proofErr w:type="spellStart"/>
             <w:r>
               <w:rPr>
                 <w:rFonts w:ascii="Times New Roman" w:hAnsi="Times New Roman" w:cs="Times New Roman"/>
@@ -7081,7 +3078,6 @@
               </w:rPr>
               <w:t>soGio</w:t>
             </w:r>
-            <w:proofErr w:type="spellEnd"/>
           </w:p>
         </w:tc>
         <w:tc>
@@ -7132,23 +3128,13 @@
                 <w:szCs w:val="32"/>
               </w:rPr>
             </w:pPr>
-            <w:proofErr w:type="spellStart"/>
-            <w:r>
-              <w:rPr>
-                <w:rFonts w:ascii="Times New Roman" w:hAnsi="Times New Roman" w:cs="Times New Roman"/>
-                <w:sz w:val="32"/>
-                <w:szCs w:val="32"/>
-              </w:rPr>
-              <w:t>soGio</w:t>
-            </w:r>
-            <w:proofErr w:type="spellEnd"/>
-            <w:r>
-              <w:rPr>
-                <w:rFonts w:ascii="Times New Roman" w:hAnsi="Times New Roman" w:cs="Times New Roman"/>
-                <w:sz w:val="32"/>
-                <w:szCs w:val="32"/>
-              </w:rPr>
-              <w:t xml:space="preserve"> &lt;= 2</w:t>
+            <w:r>
+              <w:rPr>
+                <w:rFonts w:ascii="Times New Roman" w:hAnsi="Times New Roman" w:cs="Times New Roman"/>
+                <w:sz w:val="32"/>
+                <w:szCs w:val="32"/>
+              </w:rPr>
+              <w:t>soGio &lt;= 2</w:t>
             </w:r>
           </w:p>
         </w:tc>
@@ -7176,7 +3162,6 @@
                 <w:szCs w:val="32"/>
               </w:rPr>
             </w:pPr>
-            <w:proofErr w:type="spellStart"/>
             <w:r>
               <w:rPr>
                 <w:rFonts w:ascii="Times New Roman" w:hAnsi="Times New Roman" w:cs="Times New Roman"/>
@@ -7185,7 +3170,6 @@
               </w:rPr>
               <w:t>soGio</w:t>
             </w:r>
-            <w:proofErr w:type="spellEnd"/>
           </w:p>
         </w:tc>
         <w:tc>
@@ -7236,23 +3220,13 @@
                 <w:szCs w:val="32"/>
               </w:rPr>
             </w:pPr>
-            <w:proofErr w:type="spellStart"/>
-            <w:r>
-              <w:rPr>
-                <w:rFonts w:ascii="Times New Roman" w:hAnsi="Times New Roman" w:cs="Times New Roman"/>
-                <w:sz w:val="32"/>
-                <w:szCs w:val="32"/>
-              </w:rPr>
-              <w:t>soGio</w:t>
-            </w:r>
-            <w:proofErr w:type="spellEnd"/>
-            <w:r>
-              <w:rPr>
-                <w:rFonts w:ascii="Times New Roman" w:hAnsi="Times New Roman" w:cs="Times New Roman"/>
-                <w:sz w:val="32"/>
-                <w:szCs w:val="32"/>
-              </w:rPr>
-              <w:t xml:space="preserve"> &lt;= 5</w:t>
+            <w:r>
+              <w:rPr>
+                <w:rFonts w:ascii="Times New Roman" w:hAnsi="Times New Roman" w:cs="Times New Roman"/>
+                <w:sz w:val="32"/>
+                <w:szCs w:val="32"/>
+              </w:rPr>
+              <w:t>soGio &lt;= 5</w:t>
             </w:r>
           </w:p>
         </w:tc>
@@ -7280,7 +3254,6 @@
                 <w:szCs w:val="32"/>
               </w:rPr>
             </w:pPr>
-            <w:proofErr w:type="spellStart"/>
             <w:r>
               <w:rPr>
                 <w:rFonts w:ascii="Times New Roman" w:hAnsi="Times New Roman" w:cs="Times New Roman"/>
@@ -7289,7 +3262,6 @@
               </w:rPr>
               <w:t>loaiXe</w:t>
             </w:r>
-            <w:proofErr w:type="spellEnd"/>
           </w:p>
         </w:tc>
         <w:tc>
@@ -7340,41 +3312,13 @@
                 <w:szCs w:val="32"/>
               </w:rPr>
             </w:pPr>
-            <w:proofErr w:type="spellStart"/>
-            <w:r>
-              <w:rPr>
-                <w:rFonts w:ascii="Times New Roman" w:hAnsi="Times New Roman" w:cs="Times New Roman"/>
-                <w:sz w:val="32"/>
-                <w:szCs w:val="32"/>
-              </w:rPr>
-              <w:t>loaiXe.equals</w:t>
-            </w:r>
-            <w:proofErr w:type="spellEnd"/>
-            <w:r>
-              <w:rPr>
-                <w:rFonts w:ascii="Times New Roman" w:hAnsi="Times New Roman" w:cs="Times New Roman"/>
-                <w:sz w:val="32"/>
-                <w:szCs w:val="32"/>
-              </w:rPr>
-              <w:t>("</w:t>
-            </w:r>
-            <w:proofErr w:type="spellStart"/>
-            <w:r>
-              <w:rPr>
-                <w:rFonts w:ascii="Times New Roman" w:hAnsi="Times New Roman" w:cs="Times New Roman"/>
-                <w:sz w:val="32"/>
-                <w:szCs w:val="32"/>
-              </w:rPr>
-              <w:t>o_to</w:t>
-            </w:r>
-            <w:proofErr w:type="spellEnd"/>
-            <w:r>
-              <w:rPr>
-                <w:rFonts w:ascii="Times New Roman" w:hAnsi="Times New Roman" w:cs="Times New Roman"/>
-                <w:sz w:val="32"/>
-                <w:szCs w:val="32"/>
-              </w:rPr>
-              <w:t>")</w:t>
+            <w:r>
+              <w:rPr>
+                <w:rFonts w:ascii="Times New Roman" w:hAnsi="Times New Roman" w:cs="Times New Roman"/>
+                <w:sz w:val="32"/>
+                <w:szCs w:val="32"/>
+              </w:rPr>
+              <w:t>loaiXe.equals("o_to")</w:t>
             </w:r>
           </w:p>
         </w:tc>
@@ -7402,7 +3346,6 @@
                 <w:szCs w:val="32"/>
               </w:rPr>
             </w:pPr>
-            <w:proofErr w:type="spellStart"/>
             <w:r>
               <w:rPr>
                 <w:rFonts w:ascii="Times New Roman" w:hAnsi="Times New Roman" w:cs="Times New Roman"/>
@@ -7411,7 +3354,6 @@
               </w:rPr>
               <w:t>soGio</w:t>
             </w:r>
-            <w:proofErr w:type="spellEnd"/>
           </w:p>
         </w:tc>
         <w:tc>
@@ -7462,23 +3404,13 @@
                 <w:szCs w:val="32"/>
               </w:rPr>
             </w:pPr>
-            <w:proofErr w:type="spellStart"/>
-            <w:r>
-              <w:rPr>
-                <w:rFonts w:ascii="Times New Roman" w:hAnsi="Times New Roman" w:cs="Times New Roman"/>
-                <w:sz w:val="32"/>
-                <w:szCs w:val="32"/>
-              </w:rPr>
-              <w:t>soGio</w:t>
-            </w:r>
-            <w:proofErr w:type="spellEnd"/>
-            <w:r>
-              <w:rPr>
-                <w:rFonts w:ascii="Times New Roman" w:hAnsi="Times New Roman" w:cs="Times New Roman"/>
-                <w:sz w:val="32"/>
-                <w:szCs w:val="32"/>
-              </w:rPr>
-              <w:t xml:space="preserve"> &lt;= 2</w:t>
+            <w:r>
+              <w:rPr>
+                <w:rFonts w:ascii="Times New Roman" w:hAnsi="Times New Roman" w:cs="Times New Roman"/>
+                <w:sz w:val="32"/>
+                <w:szCs w:val="32"/>
+              </w:rPr>
+              <w:t>soGio &lt;= 2</w:t>
             </w:r>
           </w:p>
         </w:tc>
@@ -7506,7 +3438,6 @@
                 <w:szCs w:val="32"/>
               </w:rPr>
             </w:pPr>
-            <w:proofErr w:type="spellStart"/>
             <w:r>
               <w:rPr>
                 <w:rFonts w:ascii="Times New Roman" w:hAnsi="Times New Roman" w:cs="Times New Roman"/>
@@ -7515,7 +3446,6 @@
               </w:rPr>
               <w:t>soGio</w:t>
             </w:r>
-            <w:proofErr w:type="spellEnd"/>
           </w:p>
         </w:tc>
         <w:tc>
@@ -7566,23 +3496,13 @@
                 <w:szCs w:val="32"/>
               </w:rPr>
             </w:pPr>
-            <w:proofErr w:type="spellStart"/>
-            <w:r>
-              <w:rPr>
-                <w:rFonts w:ascii="Times New Roman" w:hAnsi="Times New Roman" w:cs="Times New Roman"/>
-                <w:sz w:val="32"/>
-                <w:szCs w:val="32"/>
-              </w:rPr>
-              <w:t>soGio</w:t>
-            </w:r>
-            <w:proofErr w:type="spellEnd"/>
-            <w:r>
-              <w:rPr>
-                <w:rFonts w:ascii="Times New Roman" w:hAnsi="Times New Roman" w:cs="Times New Roman"/>
-                <w:sz w:val="32"/>
-                <w:szCs w:val="32"/>
-              </w:rPr>
-              <w:t xml:space="preserve"> &lt;= 5</w:t>
+            <w:r>
+              <w:rPr>
+                <w:rFonts w:ascii="Times New Roman" w:hAnsi="Times New Roman" w:cs="Times New Roman"/>
+                <w:sz w:val="32"/>
+                <w:szCs w:val="32"/>
+              </w:rPr>
+              <w:t>soGio &lt;= 5</w:t>
             </w:r>
           </w:p>
         </w:tc>
@@ -7629,41 +3549,13 @@
           <w:szCs w:val="32"/>
         </w:rPr>
       </w:pPr>
-      <w:proofErr w:type="spellStart"/>
-      <w:r>
-        <w:rPr>
-          <w:rFonts w:ascii="Times New Roman" w:hAnsi="Times New Roman" w:cs="Times New Roman"/>
-          <w:sz w:val="32"/>
-          <w:szCs w:val="32"/>
-        </w:rPr>
-        <w:t>Với</w:t>
-      </w:r>
-      <w:proofErr w:type="spellEnd"/>
-      <w:r>
-        <w:rPr>
-          <w:rFonts w:ascii="Times New Roman" w:hAnsi="Times New Roman" w:cs="Times New Roman"/>
-          <w:sz w:val="32"/>
-          <w:szCs w:val="32"/>
-        </w:rPr>
-        <w:t xml:space="preserve"> </w:t>
-      </w:r>
-      <w:proofErr w:type="spellStart"/>
-      <w:r>
-        <w:rPr>
-          <w:rFonts w:ascii="Times New Roman" w:hAnsi="Times New Roman" w:cs="Times New Roman"/>
-          <w:sz w:val="32"/>
-          <w:szCs w:val="32"/>
-        </w:rPr>
-        <w:t>soGio</w:t>
-      </w:r>
-      <w:proofErr w:type="spellEnd"/>
-      <w:r>
-        <w:rPr>
-          <w:rFonts w:ascii="Times New Roman" w:hAnsi="Times New Roman" w:cs="Times New Roman"/>
-          <w:sz w:val="32"/>
-          <w:szCs w:val="32"/>
-        </w:rPr>
-        <w:t xml:space="preserve"> (d1):</w:t>
+      <w:r>
+        <w:rPr>
+          <w:rFonts w:ascii="Times New Roman" w:hAnsi="Times New Roman" w:cs="Times New Roman"/>
+          <w:sz w:val="32"/>
+          <w:szCs w:val="32"/>
+        </w:rPr>
+        <w:t>Với soGio (d1):</w:t>
       </w:r>
     </w:p>
     <w:tbl>
@@ -7830,41 +3722,13 @@
           <w:szCs w:val="32"/>
         </w:rPr>
       </w:pPr>
-      <w:proofErr w:type="spellStart"/>
-      <w:r>
-        <w:rPr>
-          <w:rFonts w:ascii="Times New Roman" w:hAnsi="Times New Roman" w:cs="Times New Roman"/>
-          <w:sz w:val="32"/>
-          <w:szCs w:val="32"/>
-        </w:rPr>
-        <w:t>Với</w:t>
-      </w:r>
-      <w:proofErr w:type="spellEnd"/>
-      <w:r>
-        <w:rPr>
-          <w:rFonts w:ascii="Times New Roman" w:hAnsi="Times New Roman" w:cs="Times New Roman"/>
-          <w:sz w:val="32"/>
-          <w:szCs w:val="32"/>
-        </w:rPr>
-        <w:t xml:space="preserve"> </w:t>
-      </w:r>
-      <w:proofErr w:type="spellStart"/>
-      <w:r>
-        <w:rPr>
-          <w:rFonts w:ascii="Times New Roman" w:hAnsi="Times New Roman" w:cs="Times New Roman"/>
-          <w:sz w:val="32"/>
-          <w:szCs w:val="32"/>
-        </w:rPr>
-        <w:t>loaiXe</w:t>
-      </w:r>
-      <w:proofErr w:type="spellEnd"/>
-      <w:r>
-        <w:rPr>
-          <w:rFonts w:ascii="Times New Roman" w:hAnsi="Times New Roman" w:cs="Times New Roman"/>
-          <w:sz w:val="32"/>
-          <w:szCs w:val="32"/>
-        </w:rPr>
-        <w:t xml:space="preserve"> (d2):</w:t>
+      <w:r>
+        <w:rPr>
+          <w:rFonts w:ascii="Times New Roman" w:hAnsi="Times New Roman" w:cs="Times New Roman"/>
+          <w:sz w:val="32"/>
+          <w:szCs w:val="32"/>
+        </w:rPr>
+        <w:t>Với loaiXe (d2):</w:t>
       </w:r>
     </w:p>
     <w:tbl>
@@ -8031,23 +3895,13 @@
           <w:szCs w:val="32"/>
         </w:rPr>
       </w:pPr>
-      <w:proofErr w:type="spellStart"/>
-      <w:r>
-        <w:rPr>
-          <w:rFonts w:ascii="Times New Roman" w:hAnsi="Times New Roman" w:cs="Times New Roman"/>
-          <w:sz w:val="32"/>
-          <w:szCs w:val="32"/>
-        </w:rPr>
-        <w:t>Bộ</w:t>
-      </w:r>
-      <w:proofErr w:type="spellEnd"/>
-      <w:r>
-        <w:rPr>
-          <w:rFonts w:ascii="Times New Roman" w:hAnsi="Times New Roman" w:cs="Times New Roman"/>
-          <w:sz w:val="32"/>
-          <w:szCs w:val="32"/>
-        </w:rPr>
-        <w:t xml:space="preserve"> test cases:</w:t>
+      <w:r>
+        <w:rPr>
+          <w:rFonts w:ascii="Times New Roman" w:hAnsi="Times New Roman" w:cs="Times New Roman"/>
+          <w:sz w:val="32"/>
+          <w:szCs w:val="32"/>
+        </w:rPr>
+        <w:t>Bộ test cases:</w:t>
       </w:r>
     </w:p>
     <w:tbl>
@@ -8126,7 +3980,6 @@
                 <w:szCs w:val="32"/>
               </w:rPr>
             </w:pPr>
-            <w:proofErr w:type="spellStart"/>
             <w:r>
               <w:rPr>
                 <w:rFonts w:ascii="Times New Roman" w:hAnsi="Times New Roman" w:cs="Times New Roman"/>
@@ -8137,7 +3990,6 @@
               </w:rPr>
               <w:t>soGio</w:t>
             </w:r>
-            <w:proofErr w:type="spellEnd"/>
           </w:p>
         </w:tc>
         <w:tc>
@@ -8160,7 +4012,6 @@
                 <w:szCs w:val="32"/>
               </w:rPr>
             </w:pPr>
-            <w:proofErr w:type="spellStart"/>
             <w:r>
               <w:rPr>
                 <w:rFonts w:ascii="Times New Roman" w:hAnsi="Times New Roman" w:cs="Times New Roman"/>
@@ -8171,7 +4022,6 @@
               </w:rPr>
               <w:t>loaiXe</w:t>
             </w:r>
-            <w:proofErr w:type="spellEnd"/>
           </w:p>
         </w:tc>
         <w:tc>
@@ -8285,7 +4135,6 @@
                 <w:szCs w:val="32"/>
               </w:rPr>
             </w:pPr>
-            <w:proofErr w:type="spellStart"/>
             <w:r>
               <w:rPr>
                 <w:rFonts w:ascii="Times New Roman" w:hAnsi="Times New Roman" w:cs="Times New Roman"/>
@@ -8294,7 +4143,6 @@
               </w:rPr>
               <w:t>xe_may</w:t>
             </w:r>
-            <w:proofErr w:type="spellEnd"/>
           </w:p>
         </w:tc>
         <w:tc>
@@ -8404,7 +4252,6 @@
                 <w:szCs w:val="32"/>
               </w:rPr>
             </w:pPr>
-            <w:proofErr w:type="spellStart"/>
             <w:r>
               <w:rPr>
                 <w:rFonts w:ascii="Times New Roman" w:hAnsi="Times New Roman" w:cs="Times New Roman"/>
@@ -8413,7 +4260,6 @@
               </w:rPr>
               <w:t>xe_dap</w:t>
             </w:r>
-            <w:proofErr w:type="spellEnd"/>
           </w:p>
         </w:tc>
         <w:tc>
@@ -8523,7 +4369,6 @@
                 <w:szCs w:val="32"/>
               </w:rPr>
             </w:pPr>
-            <w:proofErr w:type="spellStart"/>
             <w:r>
               <w:rPr>
                 <w:rFonts w:ascii="Times New Roman" w:hAnsi="Times New Roman" w:cs="Times New Roman"/>
@@ -8532,7 +4377,6 @@
               </w:rPr>
               <w:t>xe_may</w:t>
             </w:r>
-            <w:proofErr w:type="spellEnd"/>
           </w:p>
         </w:tc>
         <w:tc>
@@ -8642,7 +4486,6 @@
                 <w:szCs w:val="32"/>
               </w:rPr>
             </w:pPr>
-            <w:proofErr w:type="spellStart"/>
             <w:r>
               <w:rPr>
                 <w:rFonts w:ascii="Times New Roman" w:hAnsi="Times New Roman" w:cs="Times New Roman"/>
@@ -8651,7 +4494,6 @@
               </w:rPr>
               <w:t>xe_may</w:t>
             </w:r>
-            <w:proofErr w:type="spellEnd"/>
           </w:p>
         </w:tc>
         <w:tc>
@@ -8761,7 +4603,6 @@
                 <w:szCs w:val="32"/>
               </w:rPr>
             </w:pPr>
-            <w:proofErr w:type="spellStart"/>
             <w:r>
               <w:rPr>
                 <w:rFonts w:ascii="Times New Roman" w:hAnsi="Times New Roman" w:cs="Times New Roman"/>
@@ -8770,7 +4611,6 @@
               </w:rPr>
               <w:t>xe_may</w:t>
             </w:r>
-            <w:proofErr w:type="spellEnd"/>
           </w:p>
         </w:tc>
         <w:tc>
@@ -8880,7 +4720,6 @@
                 <w:szCs w:val="32"/>
               </w:rPr>
             </w:pPr>
-            <w:proofErr w:type="spellStart"/>
             <w:r>
               <w:rPr>
                 <w:rFonts w:ascii="Times New Roman" w:hAnsi="Times New Roman" w:cs="Times New Roman"/>
@@ -8889,7 +4728,6 @@
               </w:rPr>
               <w:t>o_to</w:t>
             </w:r>
-            <w:proofErr w:type="spellEnd"/>
           </w:p>
         </w:tc>
         <w:tc>
@@ -8999,7 +4837,6 @@
                 <w:szCs w:val="32"/>
               </w:rPr>
             </w:pPr>
-            <w:proofErr w:type="spellStart"/>
             <w:r>
               <w:rPr>
                 <w:rFonts w:ascii="Times New Roman" w:hAnsi="Times New Roman" w:cs="Times New Roman"/>
@@ -9008,7 +4845,6 @@
               </w:rPr>
               <w:t>o_to</w:t>
             </w:r>
-            <w:proofErr w:type="spellEnd"/>
           </w:p>
         </w:tc>
         <w:tc>
@@ -9118,7 +4954,6 @@
                 <w:szCs w:val="32"/>
               </w:rPr>
             </w:pPr>
-            <w:proofErr w:type="spellStart"/>
             <w:r>
               <w:rPr>
                 <w:rFonts w:ascii="Times New Roman" w:hAnsi="Times New Roman" w:cs="Times New Roman"/>
@@ -9127,7 +4962,6 @@
               </w:rPr>
               <w:t>o_to</w:t>
             </w:r>
-            <w:proofErr w:type="spellEnd"/>
           </w:p>
         </w:tc>
         <w:tc>
@@ -9204,43 +5038,7 @@
           <w:sz w:val="32"/>
           <w:szCs w:val="32"/>
         </w:rPr>
-        <w:t>*</w:t>
-      </w:r>
-      <w:proofErr w:type="gramStart"/>
-      <w:r>
-        <w:rPr>
-          <w:rFonts w:ascii="Times New Roman" w:hAnsi="Times New Roman" w:cs="Times New Roman"/>
-          <w:sz w:val="32"/>
-          <w:szCs w:val="32"/>
-        </w:rPr>
-        <w:t>link</w:t>
-      </w:r>
-      <w:proofErr w:type="gramEnd"/>
-      <w:r>
-        <w:rPr>
-          <w:rFonts w:ascii="Times New Roman" w:hAnsi="Times New Roman" w:cs="Times New Roman"/>
-          <w:sz w:val="32"/>
-          <w:szCs w:val="32"/>
-        </w:rPr>
-        <w:t xml:space="preserve"> </w:t>
-      </w:r>
-      <w:proofErr w:type="spellStart"/>
-      <w:r>
-        <w:rPr>
-          <w:rFonts w:ascii="Times New Roman" w:hAnsi="Times New Roman" w:cs="Times New Roman"/>
-          <w:sz w:val="32"/>
-          <w:szCs w:val="32"/>
-        </w:rPr>
-        <w:t>github</w:t>
-      </w:r>
-      <w:proofErr w:type="spellEnd"/>
-      <w:r>
-        <w:rPr>
-          <w:rFonts w:ascii="Times New Roman" w:hAnsi="Times New Roman" w:cs="Times New Roman"/>
-          <w:sz w:val="32"/>
-          <w:szCs w:val="32"/>
-        </w:rPr>
-        <w:t>:</w:t>
+        <w:t>*link github:</w:t>
       </w:r>
     </w:p>
     <w:p>
@@ -9255,6 +5053,14 @@
           <w:szCs w:val="32"/>
         </w:rPr>
       </w:pPr>
+      <w:r>
+        <w:rPr>
+          <w:rFonts w:ascii="Times New Roman" w:hAnsi="Times New Roman" w:cs="Times New Roman"/>
+          <w:sz w:val="32"/>
+          <w:szCs w:val="32"/>
+        </w:rPr>
+        <w:t>https://github.com/danhhao20042005/Bai-tap-kiem-thu-va-dam-bao-chat-luong-phan-mem/blob/main/DaoDanhHao23021544_kiemthudongdulieu.docx</w:t>
+      </w:r>
     </w:p>
     <w:sectPr>
       <w:pgSz w:w="12240" w:h="15840"/>
